--- a/doc/前端整体设计方案.docx
+++ b/doc/前端整体设计方案.docx
@@ -6191,7 +6191,7 @@
               <w:rPr>
                 <w:rFonts w:ascii="Consolas" w:eastAsia="宋体" w:hAnsi="Consolas" w:cs="Consolas"/>
               </w:rPr>
-              <w:t xml:space="preserve">#8E82C8</w:t>
+              <w:t xml:space="preserve">#479CA6</w:t>
             </w:r>
           </w:p>
         </w:tc>
@@ -6213,7 +6213,7 @@
               <w:rPr>
                 <w:rFonts w:ascii="Consolas" w:eastAsia="宋体" w:hAnsi="Consolas" w:cs="Consolas"/>
               </w:rPr>
-              <w:t xml:space="preserve">#EFECF8</w:t>
+              <w:t xml:space="preserve">#E5F1F2</w:t>
             </w:r>
             <w:r>
               <w:rPr>
@@ -6225,7 +6225,7 @@
               <w:rPr>
                 <w:rFonts w:ascii="Consolas" w:eastAsia="宋体" w:hAnsi="Consolas" w:cs="Consolas"/>
               </w:rPr>
-              <w:t xml:space="preserve">#4B3F87</w:t>
+              <w:t xml:space="preserve">#005A64</w:t>
             </w:r>
           </w:p>
         </w:tc>
@@ -6247,7 +6247,7 @@
               <w:rPr>
                 <w:rFonts w:ascii="宋体" w:eastAsia="宋体" w:hAnsi="宋体" w:cs="宋体"/>
               </w:rPr>
-              <w:t xml:space="preserve">7.6</w:t>
+              <w:t xml:space="preserve">6.9</w:t>
             </w:r>
           </w:p>
         </w:tc>
@@ -6269,7 +6269,7 @@
               <w:rPr>
                 <w:rFonts w:ascii="Consolas" w:eastAsia="宋体" w:hAnsi="Consolas" w:cs="Consolas"/>
               </w:rPr>
-              <w:t xml:space="preserve">#231F38</w:t>
+              <w:t xml:space="preserve">#08282C</w:t>
             </w:r>
             <w:r>
               <w:rPr>
@@ -6281,7 +6281,7 @@
               <w:rPr>
                 <w:rFonts w:ascii="Consolas" w:eastAsia="宋体" w:hAnsi="Consolas" w:cs="Consolas"/>
               </w:rPr>
-              <w:t xml:space="preserve">#BDB4E6</w:t>
+              <w:t xml:space="preserve">#91C7CD</w:t>
             </w:r>
           </w:p>
         </w:tc>
@@ -6303,7 +6303,7 @@
               <w:rPr>
                 <w:rFonts w:ascii="宋体" w:eastAsia="宋体" w:hAnsi="宋体" w:cs="宋体"/>
               </w:rPr>
-              <w:t xml:space="preserve">8.2</w:t>
+              <w:t xml:space="preserve">8.3</w:t>
             </w:r>
           </w:p>
         </w:tc>
@@ -27868,7 +27868,7 @@
               <w:rPr>
                 <w:rFonts w:ascii="宋体" w:eastAsia="宋体" w:hAnsi="宋体" w:cs="宋体"/>
               </w:rPr>
-              <w:t xml:space="preserve">待确认：ECharts 实现时可改为纯色 </w:t>
+              <w:t xml:space="preserve">已定：实现用纯色 </w:t>
             </w:r>
             <w:r>
               <w:rPr>
@@ -27876,6 +27876,12 @@
               </w:rPr>
               <w:t xml:space="preserve">#1570EF</w:t>
             </w:r>
+            <w:r>
+              <w:rPr>
+                <w:rFonts w:ascii="宋体" w:eastAsia="宋体" w:hAnsi="宋体" w:cs="宋体"/>
+              </w:rPr>
+              <w:t xml:space="preserve">；设计稿保留渐变仅作示意</w:t>
+            </w:r>
           </w:p>
         </w:tc>
       </w:tr>
@@ -27901,7 +27907,7 @@
               <w:rPr>
                 <w:rFonts w:ascii="宋体" w:eastAsia="宋体" w:hAnsi="宋体" w:cs="宋体"/>
               </w:rPr>
-              <w:t xml:space="preserve">c5 </w:t>
+              <w:t xml:space="preserve">c5 原 </w:t>
             </w:r>
             <w:r>
               <w:rPr>
@@ -27935,7 +27941,19 @@
               <w:rPr>
                 <w:rFonts w:ascii="宋体" w:eastAsia="宋体" w:hAnsi="宋体" w:cs="宋体"/>
               </w:rPr>
-              <w:t xml:space="preserve">只作分类色，不作主题色；待确认是否保留</w:t>
+              <w:t xml:space="preserve">已改为青色 </w:t>
+            </w:r>
+            <w:r>
+              <w:rPr>
+                <w:rFonts w:ascii="Consolas" w:eastAsia="宋体" w:hAnsi="Consolas" w:cs="Consolas"/>
+              </w:rPr>
+              <w:t xml:space="preserve">#479CA6</w:t>
+            </w:r>
+            <w:r>
+              <w:rPr>
+                <w:rFonts w:ascii="宋体" w:eastAsia="宋体" w:hAnsi="宋体" w:cs="宋体"/>
+              </w:rPr>
+              <w:t xml:space="preserve">，设计稿与实现同步</w:t>
             </w:r>
           </w:p>
         </w:tc>
@@ -29036,6 +29054,628 @@
                 <w:rFonts w:ascii="宋体" w:eastAsia="宋体" w:hAnsi="宋体" w:cs="宋体"/>
               </w:rPr>
               <w:t xml:space="preserve">不把失败显示成空结果；不把部分结果显示成总数</w:t>
+            </w:r>
+          </w:p>
+        </w:tc>
+      </w:tr>
+    </w:tbl>
+    <w:p>
+      <w:pPr>
+        <w:spacing w:before="0" w:after="0"/>
+      </w:pPr>
+    </w:p>
+    <w:p>
+      <w:pPr>
+        <w:pStyle w:val="Heading1"/>
+      </w:pPr>
+      <w:r>
+        <w:rPr>
+          <w:rFonts w:ascii="宋体" w:eastAsia="宋体" w:hAnsi="宋体" w:cs="宋体"/>
+        </w:rPr>
+        <w:t xml:space="preserve">十一 P2 实现记录（2026 年 10 月 27 日）</w:t>
+      </w:r>
+    </w:p>
+    <w:tbl>
+      <w:tblPr>
+        <w:tblW w:type="dxa" w:w="9026"/>
+        <w:tblBorders>
+          <w:top w:val="single" w:color="auto" w:sz="4"/>
+          <w:left w:val="single" w:color="auto" w:sz="4"/>
+          <w:bottom w:val="single" w:color="auto" w:sz="4"/>
+          <w:right w:val="single" w:color="auto" w:sz="4"/>
+          <w:insideH w:val="single" w:color="auto" w:sz="4"/>
+          <w:insideV w:val="single" w:color="auto" w:sz="4"/>
+        </w:tblBorders>
+      </w:tblPr>
+      <w:tblGrid>
+        <w:gridCol w:w="4513"/>
+        <w:gridCol w:w="4513"/>
+      </w:tblGrid>
+      <w:tr>
+        <w:trPr>
+          <w:tblHeader/>
+        </w:trPr>
+        <w:tc>
+          <w:tcPr>
+            <w:tcW w:type="dxa" w:w="4513"/>
+            <w:tcBorders>
+              <w:top w:val="single" w:color="000000" w:sz="4"/>
+              <w:left w:val="single" w:color="000000" w:sz="4"/>
+              <w:bottom w:val="single" w:color="000000" w:sz="4"/>
+              <w:right w:val="single" w:color="000000" w:sz="4"/>
+            </w:tcBorders>
+          </w:tcPr>
+          <w:p>
+            <w:pPr>
+              <w:spacing w:before="40" w:after="40"/>
+            </w:pPr>
+            <w:r>
+              <w:rPr>
+                <w:rFonts w:ascii="宋体" w:eastAsia="宋体" w:hAnsi="宋体" w:cs="宋体"/>
+                <w:b/>
+                <w:bCs/>
+              </w:rPr>
+              <w:t xml:space="preserve">项目</w:t>
+            </w:r>
+          </w:p>
+        </w:tc>
+        <w:tc>
+          <w:tcPr>
+            <w:tcW w:type="dxa" w:w="4513"/>
+            <w:tcBorders>
+              <w:top w:val="single" w:color="000000" w:sz="4"/>
+              <w:left w:val="single" w:color="000000" w:sz="4"/>
+              <w:bottom w:val="single" w:color="000000" w:sz="4"/>
+              <w:right w:val="single" w:color="000000" w:sz="4"/>
+            </w:tcBorders>
+          </w:tcPr>
+          <w:p>
+            <w:pPr>
+              <w:spacing w:before="40" w:after="40"/>
+            </w:pPr>
+            <w:r>
+              <w:rPr>
+                <w:rFonts w:ascii="宋体" w:eastAsia="宋体" w:hAnsi="宋体" w:cs="宋体"/>
+                <w:b/>
+                <w:bCs/>
+              </w:rPr>
+              <w:t xml:space="preserve">实现</w:t>
+            </w:r>
+          </w:p>
+        </w:tc>
+      </w:tr>
+      <w:tr>
+        <w:trPr>
+          <w:tblHeader w:val="false"/>
+        </w:trPr>
+        <w:tc>
+          <w:tcPr>
+            <w:tcW w:type="dxa" w:w="4513"/>
+            <w:tcBorders>
+              <w:top w:val="single" w:color="000000" w:sz="4"/>
+              <w:left w:val="single" w:color="000000" w:sz="4"/>
+              <w:bottom w:val="single" w:color="000000" w:sz="4"/>
+              <w:right w:val="single" w:color="000000" w:sz="4"/>
+            </w:tcBorders>
+          </w:tcPr>
+          <w:p>
+            <w:pPr>
+              <w:spacing w:before="40" w:after="40"/>
+            </w:pPr>
+            <w:r>
+              <w:rPr>
+                <w:rFonts w:ascii="宋体" w:eastAsia="宋体" w:hAnsi="宋体" w:cs="宋体"/>
+              </w:rPr>
+              <w:t xml:space="preserve">主题</w:t>
+            </w:r>
+          </w:p>
+        </w:tc>
+        <w:tc>
+          <w:tcPr>
+            <w:tcW w:type="dxa" w:w="4513"/>
+            <w:tcBorders>
+              <w:top w:val="single" w:color="000000" w:sz="4"/>
+              <w:left w:val="single" w:color="000000" w:sz="4"/>
+              <w:bottom w:val="single" w:color="000000" w:sz="4"/>
+              <w:right w:val="single" w:color="000000" w:sz="4"/>
+            </w:tcBorders>
+          </w:tcPr>
+          <w:p>
+            <w:pPr>
+              <w:spacing w:before="40" w:after="40"/>
+            </w:pPr>
+            <w:r>
+              <w:rPr>
+                <w:rFonts w:ascii="Consolas" w:eastAsia="宋体" w:hAnsi="Consolas" w:cs="Consolas"/>
+              </w:rPr>
+              <w:t xml:space="preserve">src/theme/</w:t>
+            </w:r>
+            <w:r>
+              <w:rPr>
+                <w:rFonts w:ascii="宋体" w:eastAsia="宋体" w:hAnsi="宋体" w:cs="宋体"/>
+              </w:rPr>
+              <w:t xml:space="preserve">：tokens.css 取自设计稿，AntD </w:t>
+            </w:r>
+            <w:r>
+              <w:rPr>
+                <w:rFonts w:ascii="Consolas" w:eastAsia="宋体" w:hAnsi="Consolas" w:cs="Consolas"/>
+              </w:rPr>
+              <w:t xml:space="preserve">theme.token</w:t>
+            </w:r>
+            <w:r>
+              <w:rPr>
+                <w:rFonts w:ascii="宋体" w:eastAsia="宋体" w:hAnsi="宋体" w:cs="宋体"/>
+              </w:rPr>
+              <w:t xml:space="preserve"> 映射，</w:t>
+            </w:r>
+            <w:r>
+              <w:rPr>
+                <w:rFonts w:ascii="Consolas" w:eastAsia="宋体" w:hAnsi="Consolas" w:cs="Consolas"/>
+              </w:rPr>
+              <w:t xml:space="preserve">data-theme</w:t>
+            </w:r>
+            <w:r>
+              <w:rPr>
+                <w:rFonts w:ascii="宋体" w:eastAsia="宋体" w:hAnsi="宋体" w:cs="宋体"/>
+              </w:rPr>
+              <w:t xml:space="preserve"> 深色，跟随系统并记忆；柱状图与进度线纯色</w:t>
+            </w:r>
+          </w:p>
+        </w:tc>
+      </w:tr>
+      <w:tr>
+        <w:trPr>
+          <w:tblHeader w:val="false"/>
+        </w:trPr>
+        <w:tc>
+          <w:tcPr>
+            <w:tcW w:type="dxa" w:w="4513"/>
+            <w:tcBorders>
+              <w:top w:val="single" w:color="000000" w:sz="4"/>
+              <w:left w:val="single" w:color="000000" w:sz="4"/>
+              <w:bottom w:val="single" w:color="000000" w:sz="4"/>
+              <w:right w:val="single" w:color="000000" w:sz="4"/>
+            </w:tcBorders>
+          </w:tcPr>
+          <w:p>
+            <w:pPr>
+              <w:spacing w:before="40" w:after="40"/>
+            </w:pPr>
+            <w:r>
+              <w:rPr>
+                <w:rFonts w:ascii="宋体" w:eastAsia="宋体" w:hAnsi="宋体" w:cs="宋体"/>
+              </w:rPr>
+              <w:t xml:space="preserve">外壳</w:t>
+            </w:r>
+          </w:p>
+        </w:tc>
+        <w:tc>
+          <w:tcPr>
+            <w:tcW w:type="dxa" w:w="4513"/>
+            <w:tcBorders>
+              <w:top w:val="single" w:color="000000" w:sz="4"/>
+              <w:left w:val="single" w:color="000000" w:sz="4"/>
+              <w:bottom w:val="single" w:color="000000" w:sz="4"/>
+              <w:right w:val="single" w:color="000000" w:sz="4"/>
+            </w:tcBorders>
+          </w:tcPr>
+          <w:p>
+            <w:pPr>
+              <w:spacing w:before="40" w:after="40"/>
+            </w:pPr>
+            <w:r>
+              <w:rPr>
+                <w:rFonts w:ascii="宋体" w:eastAsia="宋体" w:hAnsi="宋体" w:cs="宋体"/>
+              </w:rPr>
+              <w:t xml:space="preserve">232 导航（滑动指示条、项目徽标切换）、56 顶栏（面包屑范围条、命令面板 Ctrl+K、快捷键 </w:t>
+            </w:r>
+            <w:r>
+              <w:rPr>
+                <w:rFonts w:ascii="Consolas" w:eastAsia="宋体" w:hAnsi="Consolas" w:cs="Consolas"/>
+              </w:rPr>
+              <w:t xml:space="preserve">?</w:t>
+            </w:r>
+            <w:r>
+              <w:rPr>
+                <w:rFonts w:ascii="宋体" w:eastAsia="宋体" w:hAnsi="宋体" w:cs="宋体"/>
+              </w:rPr>
+              <w:t xml:space="preserve">、主题切换、助手）、右下角任务托盘与证据篮</w:t>
+            </w:r>
+          </w:p>
+        </w:tc>
+      </w:tr>
+      <w:tr>
+        <w:trPr>
+          <w:tblHeader w:val="false"/>
+        </w:trPr>
+        <w:tc>
+          <w:tcPr>
+            <w:tcW w:type="dxa" w:w="4513"/>
+            <w:tcBorders>
+              <w:top w:val="single" w:color="000000" w:sz="4"/>
+              <w:left w:val="single" w:color="000000" w:sz="4"/>
+              <w:bottom w:val="single" w:color="000000" w:sz="4"/>
+              <w:right w:val="single" w:color="000000" w:sz="4"/>
+            </w:tcBorders>
+          </w:tcPr>
+          <w:p>
+            <w:pPr>
+              <w:spacing w:before="40" w:after="40"/>
+            </w:pPr>
+            <w:r>
+              <w:rPr>
+                <w:rFonts w:ascii="宋体" w:eastAsia="宋体" w:hAnsi="宋体" w:cs="宋体"/>
+              </w:rPr>
+              <w:t xml:space="preserve">表格</w:t>
+            </w:r>
+          </w:p>
+        </w:tc>
+        <w:tc>
+          <w:tcPr>
+            <w:tcW w:type="dxa" w:w="4513"/>
+            <w:tcBorders>
+              <w:top w:val="single" w:color="000000" w:sz="4"/>
+              <w:left w:val="single" w:color="000000" w:sz="4"/>
+              <w:bottom w:val="single" w:color="000000" w:sz="4"/>
+              <w:right w:val="single" w:color="000000" w:sz="4"/>
+            </w:tcBorders>
+          </w:tcPr>
+          <w:p>
+            <w:pPr>
+              <w:spacing w:before="40" w:after="40"/>
+            </w:pPr>
+            <w:r>
+              <w:rPr>
+                <w:rFonts w:ascii="宋体" w:eastAsia="宋体" w:hAnsi="宋体" w:cs="宋体"/>
+              </w:rPr>
+              <w:t xml:space="preserve">KWIC 与统计结果表为自定义 </w:t>
+            </w:r>
+            <w:r>
+              <w:rPr>
+                <w:rFonts w:ascii="Consolas" w:eastAsia="宋体" w:hAnsi="Consolas" w:cs="Consolas"/>
+              </w:rPr>
+              <w:t xml:space="preserve">.tbl</w:t>
+            </w:r>
+            <w:r>
+              <w:rPr>
+                <w:rFonts w:ascii="宋体" w:eastAsia="宋体" w:hAnsi="宋体" w:cs="宋体"/>
+              </w:rPr>
+              <w:t xml:space="preserve">（对齐设计稿）；语料库、任务、成员用 AntD Table</w:t>
+            </w:r>
+          </w:p>
+        </w:tc>
+      </w:tr>
+      <w:tr>
+        <w:trPr>
+          <w:tblHeader w:val="false"/>
+        </w:trPr>
+        <w:tc>
+          <w:tcPr>
+            <w:tcW w:type="dxa" w:w="4513"/>
+            <w:tcBorders>
+              <w:top w:val="single" w:color="000000" w:sz="4"/>
+              <w:left w:val="single" w:color="000000" w:sz="4"/>
+              <w:bottom w:val="single" w:color="000000" w:sz="4"/>
+              <w:right w:val="single" w:color="000000" w:sz="4"/>
+            </w:tcBorders>
+          </w:tcPr>
+          <w:p>
+            <w:pPr>
+              <w:spacing w:before="40" w:after="40"/>
+            </w:pPr>
+            <w:r>
+              <w:rPr>
+                <w:rFonts w:ascii="宋体" w:eastAsia="宋体" w:hAnsi="宋体" w:cs="宋体"/>
+              </w:rPr>
+              <w:t xml:space="preserve">检索</w:t>
+            </w:r>
+          </w:p>
+        </w:tc>
+        <w:tc>
+          <w:tcPr>
+            <w:tcW w:type="dxa" w:w="4513"/>
+            <w:tcBorders>
+              <w:top w:val="single" w:color="000000" w:sz="4"/>
+              <w:left w:val="single" w:color="000000" w:sz="4"/>
+              <w:bottom w:val="single" w:color="000000" w:sz="4"/>
+              <w:right w:val="single" w:color="000000" w:sz="4"/>
+            </w:tcBorders>
+          </w:tcPr>
+          <w:p>
+            <w:pPr>
+              <w:spacing w:before="40" w:after="40"/>
+            </w:pPr>
+            <w:r>
+              <w:rPr>
+                <w:rFonts w:ascii="宋体" w:eastAsia="宋体" w:hAnsi="宋体" w:cs="宋体"/>
+              </w:rPr>
+              <w:t xml:space="preserve">360 检查器；双语对照先以对齐句文本展示，词级连线留待 P5；分布条用 </w:t>
+            </w:r>
+            <w:r>
+              <w:rPr>
+                <w:rFonts w:ascii="Consolas" w:eastAsia="宋体" w:hAnsi="Consolas" w:cs="Consolas"/>
+              </w:rPr>
+              <w:t xml:space="preserve">year</w:t>
+            </w:r>
+            <w:r>
+              <w:rPr>
+                <w:rFonts w:ascii="宋体" w:eastAsia="宋体" w:hAnsi="宋体" w:cs="宋体"/>
+              </w:rPr>
+              <w:t xml:space="preserve"> 字段，否则按位置；词性着色需 </w:t>
+            </w:r>
+            <w:r>
+              <w:rPr>
+                <w:rFonts w:ascii="Consolas" w:eastAsia="宋体" w:hAnsi="Consolas" w:cs="Consolas"/>
+              </w:rPr>
+              <w:t xml:space="preserve">include_tokens=true</w:t>
+            </w:r>
+            <w:r>
+              <w:rPr>
+                <w:rFonts w:ascii="宋体" w:eastAsia="宋体" w:hAnsi="宋体" w:cs="宋体"/>
+              </w:rPr>
+              <w:t xml:space="preserve"> 返回 </w:t>
+            </w:r>
+            <w:r>
+              <w:rPr>
+                <w:rFonts w:ascii="Consolas" w:eastAsia="宋体" w:hAnsi="Consolas" w:cs="Consolas"/>
+              </w:rPr>
+              <w:t xml:space="preserve">Hit.tokens</w:t>
+            </w:r>
+          </w:p>
+        </w:tc>
+      </w:tr>
+      <w:tr>
+        <w:trPr>
+          <w:tblHeader w:val="false"/>
+        </w:trPr>
+        <w:tc>
+          <w:tcPr>
+            <w:tcW w:type="dxa" w:w="4513"/>
+            <w:tcBorders>
+              <w:top w:val="single" w:color="000000" w:sz="4"/>
+              <w:left w:val="single" w:color="000000" w:sz="4"/>
+              <w:bottom w:val="single" w:color="000000" w:sz="4"/>
+              <w:right w:val="single" w:color="000000" w:sz="4"/>
+            </w:tcBorders>
+          </w:tcPr>
+          <w:p>
+            <w:pPr>
+              <w:spacing w:before="40" w:after="40"/>
+            </w:pPr>
+            <w:r>
+              <w:rPr>
+                <w:rFonts w:ascii="宋体" w:eastAsia="宋体" w:hAnsi="宋体" w:cs="宋体"/>
+              </w:rPr>
+              <w:t xml:space="preserve">统计</w:t>
+            </w:r>
+          </w:p>
+        </w:tc>
+        <w:tc>
+          <w:tcPr>
+            <w:tcW w:type="dxa" w:w="4513"/>
+            <w:tcBorders>
+              <w:top w:val="single" w:color="000000" w:sz="4"/>
+              <w:left w:val="single" w:color="000000" w:sz="4"/>
+              <w:bottom w:val="single" w:color="000000" w:sz="4"/>
+              <w:right w:val="single" w:color="000000" w:sz="4"/>
+            </w:tcBorders>
+          </w:tcPr>
+          <w:p>
+            <w:pPr>
+              <w:spacing w:before="40" w:after="40"/>
+            </w:pPr>
+            <w:r>
+              <w:rPr>
+                <w:rFonts w:ascii="宋体" w:eastAsia="宋体" w:hAnsi="宋体" w:cs="宋体"/>
+              </w:rPr>
+              <w:t xml:space="preserve">五方法、ECharts（按需加载、SVG 渲染）、SVG/PNG 导出、"统计结果"历史抽屉替代"保存结果"（后端已持久化每次结果）</w:t>
+            </w:r>
+          </w:p>
+        </w:tc>
+      </w:tr>
+      <w:tr>
+        <w:trPr>
+          <w:tblHeader w:val="false"/>
+        </w:trPr>
+        <w:tc>
+          <w:tcPr>
+            <w:tcW w:type="dxa" w:w="4513"/>
+            <w:tcBorders>
+              <w:top w:val="single" w:color="000000" w:sz="4"/>
+              <w:left w:val="single" w:color="000000" w:sz="4"/>
+              <w:bottom w:val="single" w:color="000000" w:sz="4"/>
+              <w:right w:val="single" w:color="000000" w:sz="4"/>
+            </w:tcBorders>
+          </w:tcPr>
+          <w:p>
+            <w:pPr>
+              <w:spacing w:before="40" w:after="40"/>
+            </w:pPr>
+            <w:r>
+              <w:rPr>
+                <w:rFonts w:ascii="宋体" w:eastAsia="宋体" w:hAnsi="宋体" w:cs="宋体"/>
+              </w:rPr>
+              <w:t xml:space="preserve">助手</w:t>
+            </w:r>
+          </w:p>
+        </w:tc>
+        <w:tc>
+          <w:tcPr>
+            <w:tcW w:type="dxa" w:w="4513"/>
+            <w:tcBorders>
+              <w:top w:val="single" w:color="000000" w:sz="4"/>
+              <w:left w:val="single" w:color="000000" w:sz="4"/>
+              <w:bottom w:val="single" w:color="000000" w:sz="4"/>
+              <w:right w:val="single" w:color="000000" w:sz="4"/>
+            </w:tcBorders>
+          </w:tcPr>
+          <w:p>
+            <w:pPr>
+              <w:spacing w:before="40" w:after="40"/>
+            </w:pPr>
+            <w:r>
+              <w:rPr>
+                <w:rFonts w:ascii="宋体" w:eastAsia="宋体" w:hAnsi="宋体" w:cs="宋体"/>
+              </w:rPr>
+              <w:t xml:space="preserve">页与抽屉共用组件；SSE 解析（含 </w:t>
+            </w:r>
+            <w:r>
+              <w:rPr>
+                <w:rFonts w:ascii="Consolas" w:eastAsia="宋体" w:hAnsi="Consolas" w:cs="Consolas"/>
+              </w:rPr>
+              <w:t xml:space="preserve">part</w:t>
+            </w:r>
+            <w:r>
+              <w:rPr>
+                <w:rFonts w:ascii="宋体" w:eastAsia="宋体" w:hAnsi="宋体" w:cs="宋体"/>
+              </w:rPr>
+              <w:t xml:space="preserve"> 下标与 </w:t>
+            </w:r>
+            <w:r>
+              <w:rPr>
+                <w:rFonts w:ascii="Consolas" w:eastAsia="宋体" w:hAnsi="Consolas" w:cs="Consolas"/>
+              </w:rPr>
+              <w:t xml:space="preserve">: ping</w:t>
+            </w:r>
+            <w:r>
+              <w:rPr>
+                <w:rFonts w:ascii="宋体" w:eastAsia="宋体" w:hAnsi="宋体" w:cs="宋体"/>
+              </w:rPr>
+              <w:t xml:space="preserve">）；</w:t>
+            </w:r>
+            <w:r>
+              <w:rPr>
+                <w:rFonts w:ascii="Consolas" w:eastAsia="宋体" w:hAnsi="Consolas" w:cs="Consolas"/>
+              </w:rPr>
+              <w:t xml:space="preserve">UiBlock</w:t>
+            </w:r>
+            <w:r>
+              <w:rPr>
+                <w:rFonts w:ascii="宋体" w:eastAsia="宋体" w:hAnsi="宋体" w:cs="宋体"/>
+              </w:rPr>
+              <w:t xml:space="preserve"> 单一切换点：JSON 优先、否则 </w:t>
+            </w:r>
+            <w:r>
+              <w:rPr>
+                <w:rFonts w:ascii="Consolas" w:eastAsia="宋体" w:hAnsi="Consolas" w:cs="Consolas"/>
+              </w:rPr>
+              <w:t xml:space="preserve">@openuidev/react-lang</w:t>
+            </w:r>
+            <w:r>
+              <w:rPr>
+                <w:rFonts w:ascii="宋体" w:eastAsia="宋体" w:hAnsi="宋体" w:cs="宋体"/>
+              </w:rPr>
+              <w:t xml:space="preserve"> 渲染；8 个组件与 </w:t>
+            </w:r>
+            <w:r>
+              <w:rPr>
+                <w:rFonts w:ascii="Consolas" w:eastAsia="宋体" w:hAnsi="Consolas" w:cs="Consolas"/>
+              </w:rPr>
+              <w:t xml:space="preserve">services/agent/src/components.ts</w:t>
+            </w:r>
+            <w:r>
+              <w:rPr>
+                <w:rFonts w:ascii="宋体" w:eastAsia="宋体" w:hAnsi="宋体" w:cs="宋体"/>
+              </w:rPr>
+              <w:t xml:space="preserve"> 同名同序</w:t>
+            </w:r>
+          </w:p>
+        </w:tc>
+      </w:tr>
+      <w:tr>
+        <w:trPr>
+          <w:tblHeader w:val="false"/>
+        </w:trPr>
+        <w:tc>
+          <w:tcPr>
+            <w:tcW w:type="dxa" w:w="4513"/>
+            <w:tcBorders>
+              <w:top w:val="single" w:color="000000" w:sz="4"/>
+              <w:left w:val="single" w:color="000000" w:sz="4"/>
+              <w:bottom w:val="single" w:color="000000" w:sz="4"/>
+              <w:right w:val="single" w:color="000000" w:sz="4"/>
+            </w:tcBorders>
+          </w:tcPr>
+          <w:p>
+            <w:pPr>
+              <w:spacing w:before="40" w:after="40"/>
+            </w:pPr>
+            <w:r>
+              <w:rPr>
+                <w:rFonts w:ascii="宋体" w:eastAsia="宋体" w:hAnsi="宋体" w:cs="宋体"/>
+              </w:rPr>
+              <w:t xml:space="preserve">引导页</w:t>
+            </w:r>
+          </w:p>
+        </w:tc>
+        <w:tc>
+          <w:tcPr>
+            <w:tcW w:type="dxa" w:w="4513"/>
+            <w:tcBorders>
+              <w:top w:val="single" w:color="000000" w:sz="4"/>
+              <w:left w:val="single" w:color="000000" w:sz="4"/>
+              <w:bottom w:val="single" w:color="000000" w:sz="4"/>
+              <w:right w:val="single" w:color="000000" w:sz="4"/>
+            </w:tcBorders>
+          </w:tcPr>
+          <w:p>
+            <w:pPr>
+              <w:spacing w:before="40" w:after="40"/>
+            </w:pPr>
+            <w:r>
+              <w:rPr>
+                <w:rFonts w:ascii="宋体" w:eastAsia="宋体" w:hAnsi="宋体" w:cs="宋体"/>
+              </w:rPr>
+              <w:t xml:space="preserve">创建项目 → 上传或选内置语料（真实任务进度）→ 第一次检索 → 试试助手（模型未配置时静态说明）→ 完成；可跳过</w:t>
+            </w:r>
+          </w:p>
+        </w:tc>
+      </w:tr>
+      <w:tr>
+        <w:trPr>
+          <w:tblHeader w:val="false"/>
+        </w:trPr>
+        <w:tc>
+          <w:tcPr>
+            <w:tcW w:type="dxa" w:w="4513"/>
+            <w:tcBorders>
+              <w:top w:val="single" w:color="000000" w:sz="4"/>
+              <w:left w:val="single" w:color="000000" w:sz="4"/>
+              <w:bottom w:val="single" w:color="000000" w:sz="4"/>
+              <w:right w:val="single" w:color="000000" w:sz="4"/>
+            </w:tcBorders>
+          </w:tcPr>
+          <w:p>
+            <w:pPr>
+              <w:spacing w:before="40" w:after="40"/>
+            </w:pPr>
+            <w:r>
+              <w:rPr>
+                <w:rFonts w:ascii="宋体" w:eastAsia="宋体" w:hAnsi="宋体" w:cs="宋体"/>
+              </w:rPr>
+              <w:t xml:space="preserve">暂未实现</w:t>
+            </w:r>
+          </w:p>
+        </w:tc>
+        <w:tc>
+          <w:tcPr>
+            <w:tcW w:type="dxa" w:w="4513"/>
+            <w:tcBorders>
+              <w:top w:val="single" w:color="000000" w:sz="4"/>
+              <w:left w:val="single" w:color="000000" w:sz="4"/>
+              <w:bottom w:val="single" w:color="000000" w:sz="4"/>
+              <w:right w:val="single" w:color="000000" w:sz="4"/>
+            </w:tcBorders>
+          </w:tcPr>
+          <w:p>
+            <w:pPr>
+              <w:spacing w:before="40" w:after="40"/>
+            </w:pPr>
+            <w:r>
+              <w:rPr>
+                <w:rFonts w:ascii="宋体" w:eastAsia="宋体" w:hAnsi="宋体" w:cs="宋体"/>
+              </w:rPr>
+              <w:t xml:space="preserve">加入笔记、保存为笔记、设置页模型 Tab（无接口）；标注与知识库入口（P3/P4）；引导页研究语言与可见范围字段</w:t>
             </w:r>
           </w:p>
         </w:tc>

--- a/doc/前端整体设计方案.docx
+++ b/doc/前端整体设计方案.docx
@@ -29676,6 +29676,569 @@
                 <w:rFonts w:ascii="宋体" w:eastAsia="宋体" w:hAnsi="宋体" w:cs="宋体"/>
               </w:rPr>
               <w:t xml:space="preserve">加入笔记、保存为笔记、设置页模型 Tab（无接口）；标注与知识库入口（P3/P4）；引导页研究语言与可见范围字段</w:t>
+            </w:r>
+          </w:p>
+        </w:tc>
+      </w:tr>
+    </w:tbl>
+    <w:p>
+      <w:pPr>
+        <w:spacing w:before="0" w:after="0"/>
+      </w:pPr>
+    </w:p>
+    <w:p>
+      <w:pPr>
+        <w:pStyle w:val="Heading1"/>
+      </w:pPr>
+      <w:r>
+        <w:rPr>
+          <w:rFonts w:ascii="宋体" w:eastAsia="宋体" w:hAnsi="宋体" w:cs="宋体"/>
+        </w:rPr>
+        <w:t xml:space="preserve">十二 P3 实现记录（2026 年 10 月 27 日）</w:t>
+      </w:r>
+    </w:p>
+    <w:tbl>
+      <w:tblPr>
+        <w:tblW w:type="dxa" w:w="9026"/>
+        <w:tblBorders>
+          <w:top w:val="single" w:color="auto" w:sz="4"/>
+          <w:left w:val="single" w:color="auto" w:sz="4"/>
+          <w:bottom w:val="single" w:color="auto" w:sz="4"/>
+          <w:right w:val="single" w:color="auto" w:sz="4"/>
+          <w:insideH w:val="single" w:color="auto" w:sz="4"/>
+          <w:insideV w:val="single" w:color="auto" w:sz="4"/>
+        </w:tblBorders>
+      </w:tblPr>
+      <w:tblGrid>
+        <w:gridCol w:w="4513"/>
+        <w:gridCol w:w="4513"/>
+      </w:tblGrid>
+      <w:tr>
+        <w:trPr>
+          <w:tblHeader/>
+        </w:trPr>
+        <w:tc>
+          <w:tcPr>
+            <w:tcW w:type="dxa" w:w="4513"/>
+            <w:tcBorders>
+              <w:top w:val="single" w:color="000000" w:sz="4"/>
+              <w:left w:val="single" w:color="000000" w:sz="4"/>
+              <w:bottom w:val="single" w:color="000000" w:sz="4"/>
+              <w:right w:val="single" w:color="000000" w:sz="4"/>
+            </w:tcBorders>
+          </w:tcPr>
+          <w:p>
+            <w:pPr>
+              <w:spacing w:before="40" w:after="40"/>
+            </w:pPr>
+            <w:r>
+              <w:rPr>
+                <w:rFonts w:ascii="宋体" w:eastAsia="宋体" w:hAnsi="宋体" w:cs="宋体"/>
+                <w:b/>
+                <w:bCs/>
+              </w:rPr>
+              <w:t xml:space="preserve">项目</w:t>
+            </w:r>
+          </w:p>
+        </w:tc>
+        <w:tc>
+          <w:tcPr>
+            <w:tcW w:type="dxa" w:w="4513"/>
+            <w:tcBorders>
+              <w:top w:val="single" w:color="000000" w:sz="4"/>
+              <w:left w:val="single" w:color="000000" w:sz="4"/>
+              <w:bottom w:val="single" w:color="000000" w:sz="4"/>
+              <w:right w:val="single" w:color="000000" w:sz="4"/>
+            </w:tcBorders>
+          </w:tcPr>
+          <w:p>
+            <w:pPr>
+              <w:spacing w:before="40" w:after="40"/>
+            </w:pPr>
+            <w:r>
+              <w:rPr>
+                <w:rFonts w:ascii="宋体" w:eastAsia="宋体" w:hAnsi="宋体" w:cs="宋体"/>
+                <w:b/>
+                <w:bCs/>
+              </w:rPr>
+              <w:t xml:space="preserve">实现</w:t>
+            </w:r>
+          </w:p>
+        </w:tc>
+      </w:tr>
+      <w:tr>
+        <w:trPr>
+          <w:tblHeader w:val="false"/>
+        </w:trPr>
+        <w:tc>
+          <w:tcPr>
+            <w:tcW w:type="dxa" w:w="4513"/>
+            <w:tcBorders>
+              <w:top w:val="single" w:color="000000" w:sz="4"/>
+              <w:left w:val="single" w:color="000000" w:sz="4"/>
+              <w:bottom w:val="single" w:color="000000" w:sz="4"/>
+              <w:right w:val="single" w:color="000000" w:sz="4"/>
+            </w:tcBorders>
+          </w:tcPr>
+          <w:p>
+            <w:pPr>
+              <w:spacing w:before="40" w:after="40"/>
+            </w:pPr>
+            <w:r>
+              <w:rPr>
+                <w:rFonts w:ascii="宋体" w:eastAsia="宋体" w:hAnsi="宋体" w:cs="宋体"/>
+              </w:rPr>
+              <w:t xml:space="preserve">标注页</w:t>
+            </w:r>
+          </w:p>
+        </w:tc>
+        <w:tc>
+          <w:tcPr>
+            <w:tcW w:type="dxa" w:w="4513"/>
+            <w:tcBorders>
+              <w:top w:val="single" w:color="000000" w:sz="4"/>
+              <w:left w:val="single" w:color="000000" w:sz="4"/>
+              <w:bottom w:val="single" w:color="000000" w:sz="4"/>
+              <w:right w:val="single" w:color="000000" w:sz="4"/>
+            </w:tcBorders>
+          </w:tcPr>
+          <w:p>
+            <w:pPr>
+              <w:spacing w:before="40" w:after="40"/>
+            </w:pPr>
+            <w:r>
+              <w:rPr>
+                <w:rFonts w:ascii="宋体" w:eastAsia="宋体" w:hAnsi="宋体" w:cs="宋体"/>
+              </w:rPr>
+              <w:t xml:space="preserve">层列表（进度环、类型、模型、状态、删除/重试）、新建层对话框（语料库、类型、标签集、文档范围）、预标注 / 导出 CoNLL-U</w:t>
+            </w:r>
+          </w:p>
+        </w:tc>
+      </w:tr>
+      <w:tr>
+        <w:trPr>
+          <w:tblHeader w:val="false"/>
+        </w:trPr>
+        <w:tc>
+          <w:tcPr>
+            <w:tcW w:type="dxa" w:w="4513"/>
+            <w:tcBorders>
+              <w:top w:val="single" w:color="000000" w:sz="4"/>
+              <w:left w:val="single" w:color="000000" w:sz="4"/>
+              <w:bottom w:val="single" w:color="000000" w:sz="4"/>
+              <w:right w:val="single" w:color="000000" w:sz="4"/>
+            </w:tcBorders>
+          </w:tcPr>
+          <w:p>
+            <w:pPr>
+              <w:spacing w:before="40" w:after="40"/>
+            </w:pPr>
+            <w:r>
+              <w:rPr>
+                <w:rFonts w:ascii="宋体" w:eastAsia="宋体" w:hAnsi="宋体" w:cs="宋体"/>
+              </w:rPr>
+              <w:t xml:space="preserve">校对工作区</w:t>
+            </w:r>
+          </w:p>
+        </w:tc>
+        <w:tc>
+          <w:tcPr>
+            <w:tcW w:type="dxa" w:w="4513"/>
+            <w:tcBorders>
+              <w:top w:val="single" w:color="000000" w:sz="4"/>
+              <w:left w:val="single" w:color="000000" w:sz="4"/>
+              <w:bottom w:val="single" w:color="000000" w:sz="4"/>
+              <w:right w:val="single" w:color="000000" w:sz="4"/>
+            </w:tcBorders>
+          </w:tcPr>
+          <w:p>
+            <w:pPr>
+              <w:spacing w:before="40" w:after="40"/>
+            </w:pPr>
+            <w:r>
+              <w:rPr>
+                <w:rFonts w:ascii="宋体" w:eastAsia="宋体" w:hAnsi="宋体" w:cs="宋体"/>
+              </w:rPr>
+              <w:t xml:space="preserve">三栏：文档与句子流（待办/全部切换、文档选择）、编辑器、标签面板（数字与字母键，E/J/K/P 保留给修改、上下句、词性着色）；标签页 编辑 / 预标差异 / 统计</w:t>
+            </w:r>
+          </w:p>
+        </w:tc>
+      </w:tr>
+      <w:tr>
+        <w:trPr>
+          <w:tblHeader w:val="false"/>
+        </w:trPr>
+        <w:tc>
+          <w:tcPr>
+            <w:tcW w:type="dxa" w:w="4513"/>
+            <w:tcBorders>
+              <w:top w:val="single" w:color="000000" w:sz="4"/>
+              <w:left w:val="single" w:color="000000" w:sz="4"/>
+              <w:bottom w:val="single" w:color="000000" w:sz="4"/>
+              <w:right w:val="single" w:color="000000" w:sz="4"/>
+            </w:tcBorders>
+          </w:tcPr>
+          <w:p>
+            <w:pPr>
+              <w:spacing w:before="40" w:after="40"/>
+            </w:pPr>
+            <w:r>
+              <w:rPr>
+                <w:rFonts w:ascii="宋体" w:eastAsia="宋体" w:hAnsi="宋体" w:cs="宋体"/>
+              </w:rPr>
+              <w:t xml:space="preserve">词性层</w:t>
+            </w:r>
+          </w:p>
+        </w:tc>
+        <w:tc>
+          <w:tcPr>
+            <w:tcW w:type="dxa" w:w="4513"/>
+            <w:tcBorders>
+              <w:top w:val="single" w:color="000000" w:sz="4"/>
+              <w:left w:val="single" w:color="000000" w:sz="4"/>
+              <w:bottom w:val="single" w:color="000000" w:sz="4"/>
+              <w:right w:val="single" w:color="000000" w:sz="4"/>
+            </w:tcBorders>
+          </w:tcPr>
+          <w:p>
+            <w:pPr>
+              <w:spacing w:before="40" w:after="40"/>
+            </w:pPr>
+            <w:r>
+              <w:rPr>
+                <w:rFonts w:ascii="宋体" w:eastAsia="宋体" w:hAnsi="宋体" w:cs="宋体"/>
+              </w:rPr>
+              <w:t xml:space="preserve">token 下方 chip：suggested 虚线、confirmed 实线、modified 实线加点、rejected 删除线；Enter 确认并跳到下一个待办，Del/Backspace 拒绝</w:t>
+            </w:r>
+          </w:p>
+        </w:tc>
+      </w:tr>
+      <w:tr>
+        <w:trPr>
+          <w:tblHeader w:val="false"/>
+        </w:trPr>
+        <w:tc>
+          <w:tcPr>
+            <w:tcW w:type="dxa" w:w="4513"/>
+            <w:tcBorders>
+              <w:top w:val="single" w:color="000000" w:sz="4"/>
+              <w:left w:val="single" w:color="000000" w:sz="4"/>
+              <w:bottom w:val="single" w:color="000000" w:sz="4"/>
+              <w:right w:val="single" w:color="000000" w:sz="4"/>
+            </w:tcBorders>
+          </w:tcPr>
+          <w:p>
+            <w:pPr>
+              <w:spacing w:before="40" w:after="40"/>
+            </w:pPr>
+            <w:r>
+              <w:rPr>
+                <w:rFonts w:ascii="宋体" w:eastAsia="宋体" w:hAnsi="宋体" w:cs="宋体"/>
+              </w:rPr>
+              <w:t xml:space="preserve">依存层</w:t>
+            </w:r>
+          </w:p>
+        </w:tc>
+        <w:tc>
+          <w:tcPr>
+            <w:tcW w:type="dxa" w:w="4513"/>
+            <w:tcBorders>
+              <w:top w:val="single" w:color="000000" w:sz="4"/>
+              <w:left w:val="single" w:color="000000" w:sz="4"/>
+              <w:bottom w:val="single" w:color="000000" w:sz="4"/>
+              <w:right w:val="single" w:color="000000" w:sz="4"/>
+            </w:tcBorders>
+          </w:tcPr>
+          <w:p>
+            <w:pPr>
+              <w:spacing w:before="40" w:after="40"/>
+            </w:pPr>
+            <w:r>
+              <w:rPr>
+                <w:rFonts w:ascii="宋体" w:eastAsia="宋体" w:hAnsi="宋体" w:cs="宋体"/>
+              </w:rPr>
+              <w:t xml:space="preserve">SVG 弧线在 token 上方，根有竖线标记，建议弧为虚线；拖动弧端点改中心词，点击弧标签改关系；另有"中心词"下拉作为键盘与无障碍替代；整句确认 / 重置</w:t>
+            </w:r>
+          </w:p>
+        </w:tc>
+      </w:tr>
+      <w:tr>
+        <w:trPr>
+          <w:tblHeader w:val="false"/>
+        </w:trPr>
+        <w:tc>
+          <w:tcPr>
+            <w:tcW w:type="dxa" w:w="4513"/>
+            <w:tcBorders>
+              <w:top w:val="single" w:color="000000" w:sz="4"/>
+              <w:left w:val="single" w:color="000000" w:sz="4"/>
+              <w:bottom w:val="single" w:color="000000" w:sz="4"/>
+              <w:right w:val="single" w:color="000000" w:sz="4"/>
+            </w:tcBorders>
+          </w:tcPr>
+          <w:p>
+            <w:pPr>
+              <w:spacing w:before="40" w:after="40"/>
+            </w:pPr>
+            <w:r>
+              <w:rPr>
+                <w:rFonts w:ascii="宋体" w:eastAsia="宋体" w:hAnsi="宋体" w:cs="宋体"/>
+              </w:rPr>
+              <w:t xml:space="preserve">差异与统计</w:t>
+            </w:r>
+          </w:p>
+        </w:tc>
+        <w:tc>
+          <w:tcPr>
+            <w:tcW w:type="dxa" w:w="4513"/>
+            <w:tcBorders>
+              <w:top w:val="single" w:color="000000" w:sz="4"/>
+              <w:left w:val="single" w:color="000000" w:sz="4"/>
+              <w:bottom w:val="single" w:color="000000" w:sz="4"/>
+              <w:right w:val="single" w:color="000000" w:sz="4"/>
+            </w:tcBorders>
+          </w:tcPr>
+          <w:p>
+            <w:pPr>
+              <w:spacing w:before="40" w:after="40"/>
+            </w:pPr>
+            <w:r>
+              <w:rPr>
+                <w:rFonts w:ascii="宋体" w:eastAsia="宋体" w:hAnsi="宋体" w:cs="宋体"/>
+              </w:rPr>
+              <w:t xml:space="preserve">两行模型/人工对比、改动高亮、计数条、仅看改动开关；标签频次表 + 条形图、按文档进度</w:t>
+            </w:r>
+          </w:p>
+        </w:tc>
+      </w:tr>
+      <w:tr>
+        <w:trPr>
+          <w:tblHeader w:val="false"/>
+        </w:trPr>
+        <w:tc>
+          <w:tcPr>
+            <w:tcW w:type="dxa" w:w="4513"/>
+            <w:tcBorders>
+              <w:top w:val="single" w:color="000000" w:sz="4"/>
+              <w:left w:val="single" w:color="000000" w:sz="4"/>
+              <w:bottom w:val="single" w:color="000000" w:sz="4"/>
+              <w:right w:val="single" w:color="000000" w:sz="4"/>
+            </w:tcBorders>
+          </w:tcPr>
+          <w:p>
+            <w:pPr>
+              <w:spacing w:before="40" w:after="40"/>
+            </w:pPr>
+            <w:r>
+              <w:rPr>
+                <w:rFonts w:ascii="宋体" w:eastAsia="宋体" w:hAnsi="宋体" w:cs="宋体"/>
+              </w:rPr>
+              <w:t xml:space="preserve">检索页</w:t>
+            </w:r>
+          </w:p>
+        </w:tc>
+        <w:tc>
+          <w:tcPr>
+            <w:tcW w:type="dxa" w:w="4513"/>
+            <w:tcBorders>
+              <w:top w:val="single" w:color="000000" w:sz="4"/>
+              <w:left w:val="single" w:color="000000" w:sz="4"/>
+              <w:bottom w:val="single" w:color="000000" w:sz="4"/>
+              <w:right w:val="single" w:color="000000" w:sz="4"/>
+            </w:tcBorders>
+          </w:tcPr>
+          <w:p>
+            <w:pPr>
+              <w:spacing w:before="40" w:after="40"/>
+            </w:pPr>
+            <w:r>
+              <w:rPr>
+                <w:rFonts w:ascii="Consolas" w:eastAsia="宋体" w:hAnsi="Consolas" w:cs="Consolas"/>
+              </w:rPr>
+              <w:t xml:space="preserve">{pos=}</w:t>
+            </w:r>
+            <w:r>
+              <w:rPr>
+                <w:rFonts w:ascii="宋体" w:eastAsia="宋体" w:hAnsi="宋体" w:cs="宋体"/>
+              </w:rPr>
+              <w:t xml:space="preserve"> </w:t>
+            </w:r>
+            <w:r>
+              <w:rPr>
+                <w:rFonts w:ascii="Consolas" w:eastAsia="宋体" w:hAnsi="Consolas" w:cs="Consolas"/>
+              </w:rPr>
+              <w:t xml:space="preserve">{dep=}</w:t>
+            </w:r>
+            <w:r>
+              <w:rPr>
+                <w:rFonts w:ascii="宋体" w:eastAsia="宋体" w:hAnsi="宋体" w:cs="宋体"/>
+              </w:rPr>
+              <w:t xml:space="preserve"> </w:t>
+            </w:r>
+            <w:r>
+              <w:rPr>
+                <w:rFonts w:ascii="Consolas" w:eastAsia="宋体" w:hAnsi="Consolas" w:cs="Consolas"/>
+              </w:rPr>
+              <w:t xml:space="preserve">{lemma=}</w:t>
+            </w:r>
+            <w:r>
+              <w:rPr>
+                <w:rFonts w:ascii="宋体" w:eastAsia="宋体" w:hAnsi="宋体" w:cs="宋体"/>
+              </w:rPr>
+              <w:t xml:space="preserve"> 插入项，词性层 / 依存层选择（默认最新就绪层），解析行显示属性约束，KWIC 行"依存树"展开</w:t>
+            </w:r>
+          </w:p>
+        </w:tc>
+      </w:tr>
+      <w:tr>
+        <w:trPr>
+          <w:tblHeader w:val="false"/>
+        </w:trPr>
+        <w:tc>
+          <w:tcPr>
+            <w:tcW w:type="dxa" w:w="4513"/>
+            <w:tcBorders>
+              <w:top w:val="single" w:color="000000" w:sz="4"/>
+              <w:left w:val="single" w:color="000000" w:sz="4"/>
+              <w:bottom w:val="single" w:color="000000" w:sz="4"/>
+              <w:right w:val="single" w:color="000000" w:sz="4"/>
+            </w:tcBorders>
+          </w:tcPr>
+          <w:p>
+            <w:pPr>
+              <w:spacing w:before="40" w:after="40"/>
+            </w:pPr>
+            <w:r>
+              <w:rPr>
+                <w:rFonts w:ascii="宋体" w:eastAsia="宋体" w:hAnsi="宋体" w:cs="宋体"/>
+              </w:rPr>
+              <w:t xml:space="preserve">OpenUI</w:t>
+            </w:r>
+          </w:p>
+        </w:tc>
+        <w:tc>
+          <w:tcPr>
+            <w:tcW w:type="dxa" w:w="4513"/>
+            <w:tcBorders>
+              <w:top w:val="single" w:color="000000" w:sz="4"/>
+              <w:left w:val="single" w:color="000000" w:sz="4"/>
+              <w:bottom w:val="single" w:color="000000" w:sz="4"/>
+              <w:right w:val="single" w:color="000000" w:sz="4"/>
+            </w:tcBorders>
+          </w:tcPr>
+          <w:p>
+            <w:pPr>
+              <w:spacing w:before="40" w:after="40"/>
+            </w:pPr>
+            <w:r>
+              <w:rPr>
+                <w:rFonts w:ascii="宋体" w:eastAsia="宋体" w:hAnsi="宋体" w:cs="宋体"/>
+              </w:rPr>
+              <w:t xml:space="preserve">DependencyTree、AnnotationDiff 卡片，"在标注中打开"路由到 </w:t>
+            </w:r>
+            <w:r>
+              <w:rPr>
+                <w:rFonts w:ascii="Consolas" w:eastAsia="宋体" w:hAnsi="Consolas" w:cs="Consolas"/>
+              </w:rPr>
+              <w:t xml:space="preserve">/annotate?layer=</w:t>
+            </w:r>
+          </w:p>
+        </w:tc>
+      </w:tr>
+      <w:tr>
+        <w:trPr>
+          <w:tblHeader w:val="false"/>
+        </w:trPr>
+        <w:tc>
+          <w:tcPr>
+            <w:tcW w:type="dxa" w:w="4513"/>
+            <w:tcBorders>
+              <w:top w:val="single" w:color="000000" w:sz="4"/>
+              <w:left w:val="single" w:color="000000" w:sz="4"/>
+              <w:bottom w:val="single" w:color="000000" w:sz="4"/>
+              <w:right w:val="single" w:color="000000" w:sz="4"/>
+            </w:tcBorders>
+          </w:tcPr>
+          <w:p>
+            <w:pPr>
+              <w:spacing w:before="40" w:after="40"/>
+            </w:pPr>
+            <w:r>
+              <w:rPr>
+                <w:rFonts w:ascii="宋体" w:eastAsia="宋体" w:hAnsi="宋体" w:cs="宋体"/>
+              </w:rPr>
+              <w:t xml:space="preserve">词性着色</w:t>
+            </w:r>
+          </w:p>
+        </w:tc>
+        <w:tc>
+          <w:tcPr>
+            <w:tcW w:type="dxa" w:w="4513"/>
+            <w:tcBorders>
+              <w:top w:val="single" w:color="000000" w:sz="4"/>
+              <w:left w:val="single" w:color="000000" w:sz="4"/>
+              <w:bottom w:val="single" w:color="000000" w:sz="4"/>
+              <w:right w:val="single" w:color="000000" w:sz="4"/>
+            </w:tcBorders>
+          </w:tcPr>
+          <w:p>
+            <w:pPr>
+              <w:spacing w:before="40" w:after="40"/>
+            </w:pPr>
+            <w:r>
+              <w:rPr>
+                <w:rFonts w:ascii="宋体" w:eastAsia="宋体" w:hAnsi="宋体" w:cs="宋体"/>
+              </w:rPr>
+              <w:t xml:space="preserve">jieba 字母组着色，与 UPOS 同一色板</w:t>
+            </w:r>
+          </w:p>
+        </w:tc>
+      </w:tr>
+      <w:tr>
+        <w:trPr>
+          <w:tblHeader w:val="false"/>
+        </w:trPr>
+        <w:tc>
+          <w:tcPr>
+            <w:tcW w:type="dxa" w:w="4513"/>
+            <w:tcBorders>
+              <w:top w:val="single" w:color="000000" w:sz="4"/>
+              <w:left w:val="single" w:color="000000" w:sz="4"/>
+              <w:bottom w:val="single" w:color="000000" w:sz="4"/>
+              <w:right w:val="single" w:color="000000" w:sz="4"/>
+            </w:tcBorders>
+          </w:tcPr>
+          <w:p>
+            <w:pPr>
+              <w:spacing w:before="40" w:after="40"/>
+            </w:pPr>
+            <w:r>
+              <w:rPr>
+                <w:rFonts w:ascii="宋体" w:eastAsia="宋体" w:hAnsi="宋体" w:cs="宋体"/>
+              </w:rPr>
+              <w:t xml:space="preserve">未实现</w:t>
+            </w:r>
+          </w:p>
+        </w:tc>
+        <w:tc>
+          <w:tcPr>
+            <w:tcW w:type="dxa" w:w="4513"/>
+            <w:tcBorders>
+              <w:top w:val="single" w:color="000000" w:sz="4"/>
+              <w:left w:val="single" w:color="000000" w:sz="4"/>
+              <w:bottom w:val="single" w:color="000000" w:sz="4"/>
+              <w:right w:val="single" w:color="000000" w:sz="4"/>
+            </w:tcBorders>
+          </w:tcPr>
+          <w:p>
+            <w:pPr>
+              <w:spacing w:before="40" w:after="40"/>
+            </w:pPr>
+            <w:r>
+              <w:rPr>
+                <w:rFonts w:ascii="宋体" w:eastAsia="宋体" w:hAnsi="宋体" w:cs="宋体"/>
+              </w:rPr>
+              <w:t xml:space="preserve">双语对照、κ 仪表、片段与对齐编辑（P5）；置信度行（无字段）</w:t>
             </w:r>
           </w:p>
         </w:tc>

--- a/doc/前端整体设计方案.docx
+++ b/doc/前端整体设计方案.docx
@@ -30239,6 +30239,337 @@
                 <w:rFonts w:ascii="宋体" w:eastAsia="宋体" w:hAnsi="宋体" w:cs="宋体"/>
               </w:rPr>
               <w:t xml:space="preserve">双语对照、κ 仪表、片段与对齐编辑（P5）；置信度行（无字段）</w:t>
+            </w:r>
+          </w:p>
+        </w:tc>
+      </w:tr>
+    </w:tbl>
+    <w:p>
+      <w:pPr>
+        <w:spacing w:before="0" w:after="0"/>
+      </w:pPr>
+    </w:p>
+    <w:p>
+      <w:pPr>
+        <w:pStyle w:val="Heading1"/>
+      </w:pPr>
+      <w:r>
+        <w:rPr>
+          <w:rFonts w:ascii="宋体" w:eastAsia="宋体" w:hAnsi="宋体" w:cs="宋体"/>
+        </w:rPr>
+        <w:t xml:space="preserve">十三 P4 实现记录（2026 年 10 月 27 日）</w:t>
+      </w:r>
+    </w:p>
+    <w:tbl>
+      <w:tblPr>
+        <w:tblW w:type="dxa" w:w="9026"/>
+        <w:tblBorders>
+          <w:top w:val="single" w:color="auto" w:sz="4"/>
+          <w:left w:val="single" w:color="auto" w:sz="4"/>
+          <w:bottom w:val="single" w:color="auto" w:sz="4"/>
+          <w:right w:val="single" w:color="auto" w:sz="4"/>
+          <w:insideH w:val="single" w:color="auto" w:sz="4"/>
+          <w:insideV w:val="single" w:color="auto" w:sz="4"/>
+        </w:tblBorders>
+      </w:tblPr>
+      <w:tblGrid>
+        <w:gridCol w:w="4513"/>
+        <w:gridCol w:w="4513"/>
+      </w:tblGrid>
+      <w:tr>
+        <w:trPr>
+          <w:tblHeader/>
+        </w:trPr>
+        <w:tc>
+          <w:tcPr>
+            <w:tcW w:type="dxa" w:w="4513"/>
+            <w:tcBorders>
+              <w:top w:val="single" w:color="000000" w:sz="4"/>
+              <w:left w:val="single" w:color="000000" w:sz="4"/>
+              <w:bottom w:val="single" w:color="000000" w:sz="4"/>
+              <w:right w:val="single" w:color="000000" w:sz="4"/>
+            </w:tcBorders>
+          </w:tcPr>
+          <w:p>
+            <w:pPr>
+              <w:spacing w:before="40" w:after="40"/>
+            </w:pPr>
+            <w:r>
+              <w:rPr>
+                <w:rFonts w:ascii="宋体" w:eastAsia="宋体" w:hAnsi="宋体" w:cs="宋体"/>
+                <w:b/>
+                <w:bCs/>
+              </w:rPr>
+              <w:t xml:space="preserve">项目</w:t>
+            </w:r>
+          </w:p>
+        </w:tc>
+        <w:tc>
+          <w:tcPr>
+            <w:tcW w:type="dxa" w:w="4513"/>
+            <w:tcBorders>
+              <w:top w:val="single" w:color="000000" w:sz="4"/>
+              <w:left w:val="single" w:color="000000" w:sz="4"/>
+              <w:bottom w:val="single" w:color="000000" w:sz="4"/>
+              <w:right w:val="single" w:color="000000" w:sz="4"/>
+            </w:tcBorders>
+          </w:tcPr>
+          <w:p>
+            <w:pPr>
+              <w:spacing w:before="40" w:after="40"/>
+            </w:pPr>
+            <w:r>
+              <w:rPr>
+                <w:rFonts w:ascii="宋体" w:eastAsia="宋体" w:hAnsi="宋体" w:cs="宋体"/>
+                <w:b/>
+                <w:bCs/>
+              </w:rPr>
+              <w:t xml:space="preserve">实现</w:t>
+            </w:r>
+          </w:p>
+        </w:tc>
+      </w:tr>
+      <w:tr>
+        <w:trPr>
+          <w:tblHeader w:val="false"/>
+        </w:trPr>
+        <w:tc>
+          <w:tcPr>
+            <w:tcW w:type="dxa" w:w="4513"/>
+            <w:tcBorders>
+              <w:top w:val="single" w:color="000000" w:sz="4"/>
+              <w:left w:val="single" w:color="000000" w:sz="4"/>
+              <w:bottom w:val="single" w:color="000000" w:sz="4"/>
+              <w:right w:val="single" w:color="000000" w:sz="4"/>
+            </w:tcBorders>
+          </w:tcPr>
+          <w:p>
+            <w:pPr>
+              <w:spacing w:before="40" w:after="40"/>
+            </w:pPr>
+            <w:r>
+              <w:rPr>
+                <w:rFonts w:ascii="宋体" w:eastAsia="宋体" w:hAnsi="宋体" w:cs="宋体"/>
+              </w:rPr>
+              <w:t xml:space="preserve">知识库页</w:t>
+            </w:r>
+          </w:p>
+        </w:tc>
+        <w:tc>
+          <w:tcPr>
+            <w:tcW w:type="dxa" w:w="4513"/>
+            <w:tcBorders>
+              <w:top w:val="single" w:color="000000" w:sz="4"/>
+              <w:left w:val="single" w:color="000000" w:sz="4"/>
+              <w:bottom w:val="single" w:color="000000" w:sz="4"/>
+              <w:right w:val="single" w:color="000000" w:sz="4"/>
+            </w:tcBorders>
+          </w:tcPr>
+          <w:p>
+            <w:pPr>
+              <w:spacing w:before="40" w:after="40"/>
+            </w:pPr>
+            <w:r>
+              <w:rPr>
+                <w:rFonts w:ascii="宋体" w:eastAsia="宋体" w:hAnsi="宋体" w:cs="宋体"/>
+              </w:rPr>
+              <w:t xml:space="preserve">顶部混合检索（混合 / 向量 / 关键词，片段高亮、出处、打开文档位置、钉住，术语行，向量未就绪提示）；四个标签：文献（拖拽上传、URL 导入、解析→分段→向量化进度、文档抽屉含元数据、模型摘要、片段列表、重导、删除）、术语（筛选、行内确认、术语抽屉编辑译名/定义/领域/例句、抽取对话框、CSV/XLSX/TBX 导出）、规范（Markdown 编辑预览、关联标签集）、笔记（左列表右编辑器、1 秒自动保存、引用面板、DOCX/MD 导出）</w:t>
+            </w:r>
+          </w:p>
+        </w:tc>
+      </w:tr>
+      <w:tr>
+        <w:trPr>
+          <w:tblHeader w:val="false"/>
+        </w:trPr>
+        <w:tc>
+          <w:tcPr>
+            <w:tcW w:type="dxa" w:w="4513"/>
+            <w:tcBorders>
+              <w:top w:val="single" w:color="000000" w:sz="4"/>
+              <w:left w:val="single" w:color="000000" w:sz="4"/>
+              <w:bottom w:val="single" w:color="000000" w:sz="4"/>
+              <w:right w:val="single" w:color="000000" w:sz="4"/>
+            </w:tcBorders>
+          </w:tcPr>
+          <w:p>
+            <w:pPr>
+              <w:spacing w:before="40" w:after="40"/>
+            </w:pPr>
+            <w:r>
+              <w:rPr>
+                <w:rFonts w:ascii="宋体" w:eastAsia="宋体" w:hAnsi="宋体" w:cs="宋体"/>
+              </w:rPr>
+              <w:t xml:space="preserve">联动</w:t>
+            </w:r>
+          </w:p>
+        </w:tc>
+        <w:tc>
+          <w:tcPr>
+            <w:tcW w:type="dxa" w:w="4513"/>
+            <w:tcBorders>
+              <w:top w:val="single" w:color="000000" w:sz="4"/>
+              <w:left w:val="single" w:color="000000" w:sz="4"/>
+              <w:bottom w:val="single" w:color="000000" w:sz="4"/>
+              <w:right w:val="single" w:color="000000" w:sz="4"/>
+            </w:tcBorders>
+          </w:tcPr>
+          <w:p>
+            <w:pPr>
+              <w:spacing w:before="40" w:after="40"/>
+            </w:pPr>
+            <w:r>
+              <w:rPr>
+                <w:rFonts w:ascii="宋体" w:eastAsia="宋体" w:hAnsi="宋体" w:cs="宋体"/>
+              </w:rPr>
+              <w:t xml:space="preserve">证据篮"加入笔记"；助手回答"保存为笔记 / 插入到笔记"（组件转为文字表格或链接）；KWIC"加入术语例句"（取命中所在整句）；命令面板文献 / 术语分组；引导页完成步知识库入口</w:t>
+            </w:r>
+          </w:p>
+        </w:tc>
+      </w:tr>
+      <w:tr>
+        <w:trPr>
+          <w:tblHeader w:val="false"/>
+        </w:trPr>
+        <w:tc>
+          <w:tcPr>
+            <w:tcW w:type="dxa" w:w="4513"/>
+            <w:tcBorders>
+              <w:top w:val="single" w:color="000000" w:sz="4"/>
+              <w:left w:val="single" w:color="000000" w:sz="4"/>
+              <w:bottom w:val="single" w:color="000000" w:sz="4"/>
+              <w:right w:val="single" w:color="000000" w:sz="4"/>
+            </w:tcBorders>
+          </w:tcPr>
+          <w:p>
+            <w:pPr>
+              <w:spacing w:before="40" w:after="40"/>
+            </w:pPr>
+            <w:r>
+              <w:rPr>
+                <w:rFonts w:ascii="宋体" w:eastAsia="宋体" w:hAnsi="宋体" w:cs="宋体"/>
+              </w:rPr>
+              <w:t xml:space="preserve">OpenUI</w:t>
+            </w:r>
+          </w:p>
+        </w:tc>
+        <w:tc>
+          <w:tcPr>
+            <w:tcW w:type="dxa" w:w="4513"/>
+            <w:tcBorders>
+              <w:top w:val="single" w:color="000000" w:sz="4"/>
+              <w:left w:val="single" w:color="000000" w:sz="4"/>
+              <w:bottom w:val="single" w:color="000000" w:sz="4"/>
+              <w:right w:val="single" w:color="000000" w:sz="4"/>
+            </w:tcBorders>
+          </w:tcPr>
+          <w:p>
+            <w:pPr>
+              <w:spacing w:before="40" w:after="40"/>
+            </w:pPr>
+            <w:r>
+              <w:rPr>
+                <w:rFonts w:ascii="宋体" w:eastAsia="宋体" w:hAnsi="宋体" w:cs="宋体"/>
+              </w:rPr>
+              <w:t xml:space="preserve">TermCard、KbCitation 卡片（出处为显示字符串）</w:t>
+            </w:r>
+          </w:p>
+        </w:tc>
+      </w:tr>
+      <w:tr>
+        <w:trPr>
+          <w:tblHeader w:val="false"/>
+        </w:trPr>
+        <w:tc>
+          <w:tcPr>
+            <w:tcW w:type="dxa" w:w="4513"/>
+            <w:tcBorders>
+              <w:top w:val="single" w:color="000000" w:sz="4"/>
+              <w:left w:val="single" w:color="000000" w:sz="4"/>
+              <w:bottom w:val="single" w:color="000000" w:sz="4"/>
+              <w:right w:val="single" w:color="000000" w:sz="4"/>
+            </w:tcBorders>
+          </w:tcPr>
+          <w:p>
+            <w:pPr>
+              <w:spacing w:before="40" w:after="40"/>
+            </w:pPr>
+            <w:r>
+              <w:rPr>
+                <w:rFonts w:ascii="宋体" w:eastAsia="宋体" w:hAnsi="宋体" w:cs="宋体"/>
+              </w:rPr>
+              <w:t xml:space="preserve">约定</w:t>
+            </w:r>
+          </w:p>
+        </w:tc>
+        <w:tc>
+          <w:tcPr>
+            <w:tcW w:type="dxa" w:w="4513"/>
+            <w:tcBorders>
+              <w:top w:val="single" w:color="000000" w:sz="4"/>
+              <w:left w:val="single" w:color="000000" w:sz="4"/>
+              <w:bottom w:val="single" w:color="000000" w:sz="4"/>
+              <w:right w:val="single" w:color="000000" w:sz="4"/>
+            </w:tcBorders>
+          </w:tcPr>
+          <w:p>
+            <w:pPr>
+              <w:spacing w:before="40" w:after="40"/>
+            </w:pPr>
+            <w:r>
+              <w:rPr>
+                <w:rFonts w:ascii="宋体" w:eastAsia="宋体" w:hAnsi="宋体" w:cs="宋体"/>
+              </w:rPr>
+              <w:t xml:space="preserve">界面句子编号从 1 起，URL 与接口仍 0 起；Markdown 经 marked + DOMPurify 渲染</w:t>
+            </w:r>
+          </w:p>
+        </w:tc>
+      </w:tr>
+      <w:tr>
+        <w:trPr>
+          <w:tblHeader w:val="false"/>
+        </w:trPr>
+        <w:tc>
+          <w:tcPr>
+            <w:tcW w:type="dxa" w:w="4513"/>
+            <w:tcBorders>
+              <w:top w:val="single" w:color="000000" w:sz="4"/>
+              <w:left w:val="single" w:color="000000" w:sz="4"/>
+              <w:bottom w:val="single" w:color="000000" w:sz="4"/>
+              <w:right w:val="single" w:color="000000" w:sz="4"/>
+            </w:tcBorders>
+          </w:tcPr>
+          <w:p>
+            <w:pPr>
+              <w:spacing w:before="40" w:after="40"/>
+            </w:pPr>
+            <w:r>
+              <w:rPr>
+                <w:rFonts w:ascii="宋体" w:eastAsia="宋体" w:hAnsi="宋体" w:cs="宋体"/>
+              </w:rPr>
+              <w:t xml:space="preserve">与设计稿差异</w:t>
+            </w:r>
+          </w:p>
+        </w:tc>
+        <w:tc>
+          <w:tcPr>
+            <w:tcW w:type="dxa" w:w="4513"/>
+            <w:tcBorders>
+              <w:top w:val="single" w:color="000000" w:sz="4"/>
+              <w:left w:val="single" w:color="000000" w:sz="4"/>
+              <w:bottom w:val="single" w:color="000000" w:sz="4"/>
+              <w:right w:val="single" w:color="000000" w:sz="4"/>
+            </w:tcBorders>
+          </w:tcPr>
+          <w:p>
+            <w:pPr>
+              <w:spacing w:before="40" w:after="40"/>
+            </w:pPr>
+            <w:r>
+              <w:rPr>
+                <w:rFonts w:ascii="宋体" w:eastAsia="宋体" w:hAnsi="宋体" w:cs="宋体"/>
+              </w:rPr>
+              <w:t xml:space="preserve">得分只有一个综合分；术语用表格 + 抽屉而非卡片列表；笔记为列表 + 编辑器；规范无版本标签</w:t>
             </w:r>
           </w:p>
         </w:tc>

--- a/doc/前端整体设计方案.docx
+++ b/doc/前端整体设计方案.docx
@@ -30570,6 +30570,490 @@
                 <w:rFonts w:ascii="宋体" w:eastAsia="宋体" w:hAnsi="宋体" w:cs="宋体"/>
               </w:rPr>
               <w:t xml:space="preserve">得分只有一个综合分；术语用表格 + 抽屉而非卡片列表；笔记为列表 + 编辑器；规范无版本标签</w:t>
+            </w:r>
+          </w:p>
+        </w:tc>
+      </w:tr>
+    </w:tbl>
+    <w:p>
+      <w:pPr>
+        <w:spacing w:before="0" w:after="0"/>
+      </w:pPr>
+    </w:p>
+    <w:p>
+      <w:pPr>
+        <w:pStyle w:val="Heading1"/>
+      </w:pPr>
+      <w:r>
+        <w:rPr>
+          <w:rFonts w:ascii="宋体" w:eastAsia="宋体" w:hAnsi="宋体" w:cs="宋体"/>
+        </w:rPr>
+        <w:t xml:space="preserve">十四 P5 实现记录（2026 年 10 月 27 日）</w:t>
+      </w:r>
+    </w:p>
+    <w:tbl>
+      <w:tblPr>
+        <w:tblW w:type="dxa" w:w="9026"/>
+        <w:tblBorders>
+          <w:top w:val="single" w:color="auto" w:sz="4"/>
+          <w:left w:val="single" w:color="auto" w:sz="4"/>
+          <w:bottom w:val="single" w:color="auto" w:sz="4"/>
+          <w:right w:val="single" w:color="auto" w:sz="4"/>
+          <w:insideH w:val="single" w:color="auto" w:sz="4"/>
+          <w:insideV w:val="single" w:color="auto" w:sz="4"/>
+        </w:tblBorders>
+      </w:tblPr>
+      <w:tblGrid>
+        <w:gridCol w:w="4513"/>
+        <w:gridCol w:w="4513"/>
+      </w:tblGrid>
+      <w:tr>
+        <w:trPr>
+          <w:tblHeader/>
+        </w:trPr>
+        <w:tc>
+          <w:tcPr>
+            <w:tcW w:type="dxa" w:w="4513"/>
+            <w:tcBorders>
+              <w:top w:val="single" w:color="000000" w:sz="4"/>
+              <w:left w:val="single" w:color="000000" w:sz="4"/>
+              <w:bottom w:val="single" w:color="000000" w:sz="4"/>
+              <w:right w:val="single" w:color="000000" w:sz="4"/>
+            </w:tcBorders>
+          </w:tcPr>
+          <w:p>
+            <w:pPr>
+              <w:spacing w:before="40" w:after="40"/>
+            </w:pPr>
+            <w:r>
+              <w:rPr>
+                <w:rFonts w:ascii="宋体" w:eastAsia="宋体" w:hAnsi="宋体" w:cs="宋体"/>
+                <w:b/>
+                <w:bCs/>
+              </w:rPr>
+              <w:t xml:space="preserve">项目</w:t>
+            </w:r>
+          </w:p>
+        </w:tc>
+        <w:tc>
+          <w:tcPr>
+            <w:tcW w:type="dxa" w:w="4513"/>
+            <w:tcBorders>
+              <w:top w:val="single" w:color="000000" w:sz="4"/>
+              <w:left w:val="single" w:color="000000" w:sz="4"/>
+              <w:bottom w:val="single" w:color="000000" w:sz="4"/>
+              <w:right w:val="single" w:color="000000" w:sz="4"/>
+            </w:tcBorders>
+          </w:tcPr>
+          <w:p>
+            <w:pPr>
+              <w:spacing w:before="40" w:after="40"/>
+            </w:pPr>
+            <w:r>
+              <w:rPr>
+                <w:rFonts w:ascii="宋体" w:eastAsia="宋体" w:hAnsi="宋体" w:cs="宋体"/>
+                <w:b/>
+                <w:bCs/>
+              </w:rPr>
+              <w:t xml:space="preserve">实现</w:t>
+            </w:r>
+          </w:p>
+        </w:tc>
+      </w:tr>
+      <w:tr>
+        <w:trPr>
+          <w:tblHeader w:val="false"/>
+        </w:trPr>
+        <w:tc>
+          <w:tcPr>
+            <w:tcW w:type="dxa" w:w="4513"/>
+            <w:tcBorders>
+              <w:top w:val="single" w:color="000000" w:sz="4"/>
+              <w:left w:val="single" w:color="000000" w:sz="4"/>
+              <w:bottom w:val="single" w:color="000000" w:sz="4"/>
+              <w:right w:val="single" w:color="000000" w:sz="4"/>
+            </w:tcBorders>
+          </w:tcPr>
+          <w:p>
+            <w:pPr>
+              <w:spacing w:before="40" w:after="40"/>
+            </w:pPr>
+            <w:r>
+              <w:rPr>
+                <w:rFonts w:ascii="宋体" w:eastAsia="宋体" w:hAnsi="宋体" w:cs="宋体"/>
+              </w:rPr>
+              <w:t xml:space="preserve">新建层</w:t>
+            </w:r>
+          </w:p>
+        </w:tc>
+        <w:tc>
+          <w:tcPr>
+            <w:tcW w:type="dxa" w:w="4513"/>
+            <w:tcBorders>
+              <w:top w:val="single" w:color="000000" w:sz="4"/>
+              <w:left w:val="single" w:color="000000" w:sz="4"/>
+              <w:bottom w:val="single" w:color="000000" w:sz="4"/>
+              <w:right w:val="single" w:color="000000" w:sz="4"/>
+            </w:tcBorders>
+          </w:tcPr>
+          <w:p>
+            <w:pPr>
+              <w:spacing w:before="40" w:after="40"/>
+            </w:pPr>
+            <w:r>
+              <w:rPr>
+                <w:rFonts w:ascii="宋体" w:eastAsia="宋体" w:hAnsi="宋体" w:cs="宋体"/>
+              </w:rPr>
+              <w:t xml:space="preserve">五类（词性、依存、片段、关系、对齐）各自字段；关系选基础片段层；对齐选目标语料与句级/词级；片段/关系可关联规范；单人/多人与标注者；标签集模板一键复制</w:t>
+            </w:r>
+          </w:p>
+        </w:tc>
+      </w:tr>
+      <w:tr>
+        <w:trPr>
+          <w:tblHeader w:val="false"/>
+        </w:trPr>
+        <w:tc>
+          <w:tcPr>
+            <w:tcW w:type="dxa" w:w="4513"/>
+            <w:tcBorders>
+              <w:top w:val="single" w:color="000000" w:sz="4"/>
+              <w:left w:val="single" w:color="000000" w:sz="4"/>
+              <w:bottom w:val="single" w:color="000000" w:sz="4"/>
+              <w:right w:val="single" w:color="000000" w:sz="4"/>
+            </w:tcBorders>
+          </w:tcPr>
+          <w:p>
+            <w:pPr>
+              <w:spacing w:before="40" w:after="40"/>
+            </w:pPr>
+            <w:r>
+              <w:rPr>
+                <w:rFonts w:ascii="宋体" w:eastAsia="宋体" w:hAnsi="宋体" w:cs="宋体"/>
+              </w:rPr>
+              <w:t xml:space="preserve">片段工作区</w:t>
+            </w:r>
+          </w:p>
+        </w:tc>
+        <w:tc>
+          <w:tcPr>
+            <w:tcW w:type="dxa" w:w="4513"/>
+            <w:tcBorders>
+              <w:top w:val="single" w:color="000000" w:sz="4"/>
+              <w:left w:val="single" w:color="000000" w:sz="4"/>
+              <w:bottom w:val="single" w:color="000000" w:sz="4"/>
+              <w:right w:val="single" w:color="000000" w:sz="4"/>
+            </w:tcBorders>
+          </w:tcPr>
+          <w:p>
+            <w:pPr>
+              <w:spacing w:before="40" w:after="40"/>
+            </w:pPr>
+            <w:r>
+              <w:rPr>
+                <w:rFonts w:ascii="宋体" w:eastAsia="宋体" w:hAnsi="宋体" w:cs="宋体"/>
+              </w:rPr>
+              <w:t xml:space="preserve">句/段视图；拖选文本 → 标签建片段；片段下划线（建议虚线、确认实线、拒绝删除线）、嵌套堆叠、标签内联；确认/修改/拒绝/删除、边界拖柄或 ±1、属性弹层；关系以 R 或 Shift+点击两片段 + 标签，弧线复用依存图堆叠；键盘：数字字母选标签、Enter、Del、←/→、J/K、Esc</w:t>
+            </w:r>
+          </w:p>
+        </w:tc>
+      </w:tr>
+      <w:tr>
+        <w:trPr>
+          <w:tblHeader w:val="false"/>
+        </w:trPr>
+        <w:tc>
+          <w:tcPr>
+            <w:tcW w:type="dxa" w:w="4513"/>
+            <w:tcBorders>
+              <w:top w:val="single" w:color="000000" w:sz="4"/>
+              <w:left w:val="single" w:color="000000" w:sz="4"/>
+              <w:bottom w:val="single" w:color="000000" w:sz="4"/>
+              <w:right w:val="single" w:color="000000" w:sz="4"/>
+            </w:tcBorders>
+          </w:tcPr>
+          <w:p>
+            <w:pPr>
+              <w:spacing w:before="40" w:after="40"/>
+            </w:pPr>
+            <w:r>
+              <w:rPr>
+                <w:rFonts w:ascii="宋体" w:eastAsia="宋体" w:hAnsi="宋体" w:cs="宋体"/>
+              </w:rPr>
+              <w:t xml:space="preserve">对齐工作区</w:t>
+            </w:r>
+          </w:p>
+        </w:tc>
+        <w:tc>
+          <w:tcPr>
+            <w:tcW w:type="dxa" w:w="4513"/>
+            <w:tcBorders>
+              <w:top w:val="single" w:color="000000" w:sz="4"/>
+              <w:left w:val="single" w:color="000000" w:sz="4"/>
+              <w:bottom w:val="single" w:color="000000" w:sz="4"/>
+              <w:right w:val="single" w:color="000000" w:sz="4"/>
+            </w:tcBorders>
+          </w:tcPr>
+          <w:p>
+            <w:pPr>
+              <w:spacing w:before="40" w:after="40"/>
+            </w:pPr>
+            <w:r>
+              <w:rPr>
+                <w:rFonts w:ascii="宋体" w:eastAsia="宋体" w:hAnsi="宋体" w:cs="宋体"/>
+              </w:rPr>
+              <w:t xml:space="preserve">左右 token 列与曲线连线，悬停高亮；点源词再点目标词切换连线；目标句下拉与候选分数；Enter/Del、J/K</w:t>
+            </w:r>
+          </w:p>
+        </w:tc>
+      </w:tr>
+      <w:tr>
+        <w:trPr>
+          <w:tblHeader w:val="false"/>
+        </w:trPr>
+        <w:tc>
+          <w:tcPr>
+            <w:tcW w:type="dxa" w:w="4513"/>
+            <w:tcBorders>
+              <w:top w:val="single" w:color="000000" w:sz="4"/>
+              <w:left w:val="single" w:color="000000" w:sz="4"/>
+              <w:bottom w:val="single" w:color="000000" w:sz="4"/>
+              <w:right w:val="single" w:color="000000" w:sz="4"/>
+            </w:tcBorders>
+          </w:tcPr>
+          <w:p>
+            <w:pPr>
+              <w:spacing w:before="40" w:after="40"/>
+            </w:pPr>
+            <w:r>
+              <w:rPr>
+                <w:rFonts w:ascii="宋体" w:eastAsia="宋体" w:hAnsi="宋体" w:cs="宋体"/>
+              </w:rPr>
+              <w:t xml:space="preserve">一致性</w:t>
+            </w:r>
+          </w:p>
+        </w:tc>
+        <w:tc>
+          <w:tcPr>
+            <w:tcW w:type="dxa" w:w="4513"/>
+            <w:tcBorders>
+              <w:top w:val="single" w:color="000000" w:sz="4"/>
+              <w:left w:val="single" w:color="000000" w:sz="4"/>
+              <w:bottom w:val="single" w:color="000000" w:sz="4"/>
+              <w:right w:val="single" w:color="000000" w:sz="4"/>
+            </w:tcBorders>
+          </w:tcPr>
+          <w:p>
+            <w:pPr>
+              <w:spacing w:before="40" w:after="40"/>
+            </w:pPr>
+            <w:r>
+              <w:rPr>
+                <w:rFonts w:ascii="宋体" w:eastAsia="宋体" w:hAnsi="宋体" w:cs="宋体"/>
+              </w:rPr>
+              <w:t xml:space="preserve">标注者进度、κ 矩阵、α、按标签 κ、片段层宽松版；分歧列表与采用/自定义仲裁；层列表 κ 仪表</w:t>
+            </w:r>
+          </w:p>
+        </w:tc>
+      </w:tr>
+      <w:tr>
+        <w:trPr>
+          <w:tblHeader w:val="false"/>
+        </w:trPr>
+        <w:tc>
+          <w:tcPr>
+            <w:tcW w:type="dxa" w:w="4513"/>
+            <w:tcBorders>
+              <w:top w:val="single" w:color="000000" w:sz="4"/>
+              <w:left w:val="single" w:color="000000" w:sz="4"/>
+              <w:bottom w:val="single" w:color="000000" w:sz="4"/>
+              <w:right w:val="single" w:color="000000" w:sz="4"/>
+            </w:tcBorders>
+          </w:tcPr>
+          <w:p>
+            <w:pPr>
+              <w:spacing w:before="40" w:after="40"/>
+            </w:pPr>
+            <w:r>
+              <w:rPr>
+                <w:rFonts w:ascii="宋体" w:eastAsia="宋体" w:hAnsi="宋体" w:cs="宋体"/>
+              </w:rPr>
+              <w:t xml:space="preserve">检索与统计</w:t>
+            </w:r>
+          </w:p>
+        </w:tc>
+        <w:tc>
+          <w:tcPr>
+            <w:tcW w:type="dxa" w:w="4513"/>
+            <w:tcBorders>
+              <w:top w:val="single" w:color="000000" w:sz="4"/>
+              <w:left w:val="single" w:color="000000" w:sz="4"/>
+              <w:bottom w:val="single" w:color="000000" w:sz="4"/>
+              <w:right w:val="single" w:color="000000" w:sz="4"/>
+            </w:tcBorders>
+          </w:tcPr>
+          <w:p>
+            <w:pPr>
+              <w:spacing w:before="40" w:after="40"/>
+            </w:pPr>
+            <w:r>
+              <w:rPr>
+                <w:rFonts w:ascii="Consolas" w:eastAsia="宋体" w:hAnsi="Consolas" w:cs="Consolas"/>
+              </w:rPr>
+              <w:t xml:space="preserve">[标签]</w:t>
+            </w:r>
+            <w:r>
+              <w:rPr>
+                <w:rFonts w:ascii="宋体" w:eastAsia="宋体" w:hAnsi="宋体" w:cs="宋体"/>
+              </w:rPr>
+              <w:t xml:space="preserve"> 插入项与片段层选择，KWIC 行按可见懒加载片段高亮；统计 span_label / relation_label 单位与对齐统计卡；统计行"回到例句"携带 layers</w:t>
+            </w:r>
+          </w:p>
+        </w:tc>
+      </w:tr>
+      <w:tr>
+        <w:trPr>
+          <w:tblHeader w:val="false"/>
+        </w:trPr>
+        <w:tc>
+          <w:tcPr>
+            <w:tcW w:type="dxa" w:w="4513"/>
+            <w:tcBorders>
+              <w:top w:val="single" w:color="000000" w:sz="4"/>
+              <w:left w:val="single" w:color="000000" w:sz="4"/>
+              <w:bottom w:val="single" w:color="000000" w:sz="4"/>
+              <w:right w:val="single" w:color="000000" w:sz="4"/>
+            </w:tcBorders>
+          </w:tcPr>
+          <w:p>
+            <w:pPr>
+              <w:spacing w:before="40" w:after="40"/>
+            </w:pPr>
+            <w:r>
+              <w:rPr>
+                <w:rFonts w:ascii="宋体" w:eastAsia="宋体" w:hAnsi="宋体" w:cs="宋体"/>
+              </w:rPr>
+              <w:t xml:space="preserve">OpenUI</w:t>
+            </w:r>
+          </w:p>
+        </w:tc>
+        <w:tc>
+          <w:tcPr>
+            <w:tcW w:type="dxa" w:w="4513"/>
+            <w:tcBorders>
+              <w:top w:val="single" w:color="000000" w:sz="4"/>
+              <w:left w:val="single" w:color="000000" w:sz="4"/>
+              <w:bottom w:val="single" w:color="000000" w:sz="4"/>
+              <w:right w:val="single" w:color="000000" w:sz="4"/>
+            </w:tcBorders>
+          </w:tcPr>
+          <w:p>
+            <w:pPr>
+              <w:spacing w:before="40" w:after="40"/>
+            </w:pPr>
+            <w:r>
+              <w:rPr>
+                <w:rFonts w:ascii="宋体" w:eastAsia="宋体" w:hAnsi="宋体" w:cs="宋体"/>
+              </w:rPr>
+              <w:t xml:space="preserve">SpanView、AlignmentGraph 卡片</w:t>
+            </w:r>
+          </w:p>
+        </w:tc>
+      </w:tr>
+      <w:tr>
+        <w:trPr>
+          <w:tblHeader w:val="false"/>
+        </w:trPr>
+        <w:tc>
+          <w:tcPr>
+            <w:tcW w:type="dxa" w:w="4513"/>
+            <w:tcBorders>
+              <w:top w:val="single" w:color="000000" w:sz="4"/>
+              <w:left w:val="single" w:color="000000" w:sz="4"/>
+              <w:bottom w:val="single" w:color="000000" w:sz="4"/>
+              <w:right w:val="single" w:color="000000" w:sz="4"/>
+            </w:tcBorders>
+          </w:tcPr>
+          <w:p>
+            <w:pPr>
+              <w:spacing w:before="40" w:after="40"/>
+            </w:pPr>
+            <w:r>
+              <w:rPr>
+                <w:rFonts w:ascii="宋体" w:eastAsia="宋体" w:hAnsi="宋体" w:cs="宋体"/>
+              </w:rPr>
+              <w:t xml:space="preserve">导出</w:t>
+            </w:r>
+          </w:p>
+        </w:tc>
+        <w:tc>
+          <w:tcPr>
+            <w:tcW w:type="dxa" w:w="4513"/>
+            <w:tcBorders>
+              <w:top w:val="single" w:color="000000" w:sz="4"/>
+              <w:left w:val="single" w:color="000000" w:sz="4"/>
+              <w:bottom w:val="single" w:color="000000" w:sz="4"/>
+              <w:right w:val="single" w:color="000000" w:sz="4"/>
+            </w:tcBorders>
+          </w:tcPr>
+          <w:p>
+            <w:pPr>
+              <w:spacing w:before="40" w:after="40"/>
+            </w:pPr>
+            <w:r>
+              <w:rPr>
+                <w:rFonts w:ascii="宋体" w:eastAsia="宋体" w:hAnsi="宋体" w:cs="宋体"/>
+              </w:rPr>
+              <w:t xml:space="preserve">按层类型给格式菜单（brat / JSON / XLSX；TMX / JSON）</w:t>
+            </w:r>
+          </w:p>
+        </w:tc>
+      </w:tr>
+      <w:tr>
+        <w:trPr>
+          <w:tblHeader w:val="false"/>
+        </w:trPr>
+        <w:tc>
+          <w:tcPr>
+            <w:tcW w:type="dxa" w:w="4513"/>
+            <w:tcBorders>
+              <w:top w:val="single" w:color="000000" w:sz="4"/>
+              <w:left w:val="single" w:color="000000" w:sz="4"/>
+              <w:bottom w:val="single" w:color="000000" w:sz="4"/>
+              <w:right w:val="single" w:color="000000" w:sz="4"/>
+            </w:tcBorders>
+          </w:tcPr>
+          <w:p>
+            <w:pPr>
+              <w:spacing w:before="40" w:after="40"/>
+            </w:pPr>
+            <w:r>
+              <w:rPr>
+                <w:rFonts w:ascii="宋体" w:eastAsia="宋体" w:hAnsi="宋体" w:cs="宋体"/>
+              </w:rPr>
+              <w:t xml:space="preserve">遗留（P6 审查处理）</w:t>
+            </w:r>
+          </w:p>
+        </w:tc>
+        <w:tc>
+          <w:tcPr>
+            <w:tcW w:type="dxa" w:w="4513"/>
+            <w:tcBorders>
+              <w:top w:val="single" w:color="000000" w:sz="4"/>
+              <w:left w:val="single" w:color="000000" w:sz="4"/>
+              <w:bottom w:val="single" w:color="000000" w:sz="4"/>
+              <w:right w:val="single" w:color="000000" w:sz="4"/>
+            </w:tcBorders>
+          </w:tcPr>
+          <w:p>
+            <w:pPr>
+              <w:spacing w:before="40" w:after="40"/>
+            </w:pPr>
+            <w:r>
+              <w:rPr>
+                <w:rFonts w:ascii="宋体" w:eastAsia="宋体" w:hAnsi="宋体" w:cs="宋体"/>
+              </w:rPr>
+              <w:t xml:space="preserve">AlignmentGraph 卡片缺层与句 id 无法精确打开；关系只能在关系层工作区建；深色模式确认片段标签对比度 3.0；无变化的"修改"记为 modified；带 scope 无 q 的检索 URL 忽略 scope；跨句片段在差异列表重复；单人模式非创建者可写；检索面板双语对照词级连线</w:t>
             </w:r>
           </w:p>
         </w:tc>

--- a/doc/前端整体设计方案.docx
+++ b/doc/前端整体设计方案.docx
@@ -11398,7 +11398,7 @@
               <w:rPr>
                 <w:rFonts w:ascii="宋体" w:eastAsia="宋体" w:hAnsi="宋体" w:cs="宋体"/>
               </w:rPr>
-              <w:t xml:space="preserve">运行中：思考链（第六节）；停止：“已停止 · N 次工具调用”；工具失败：步骤红色节点 + 错误；长任务超时返回任务编号并渲染 JobStatus；空：新对话无消息时显示输入框与范围</w:t>
+              <w:t xml:space="preserve">思考中：单行指示“思考中 · 秒数 · 字数 · 当前工具”，下方两行窥视与当前工具行，对话不增高；点击展开全文（最高 40vh，内部滚动）；回答开始：折叠为痕迹行“已思考 N 秒 · N 次工具调用 · N 字”，手动展开过的保持展开；历史消息：痕迹行；停止：“已停止 · N 次工具调用”；工具失败：工具行红色状态点 + 错误；长任务超时返回任务编号并渲染 JobStatus；离开底部：“回到底部”胶囊；空：新对话无消息时显示输入框与范围（第六节 6.2）</w:t>
             </w:r>
           </w:p>
         </w:tc>
@@ -17679,6 +17679,1036 @@
     </w:p>
     <w:p>
       <w:pPr>
+        <w:pStyle w:val="Heading2"/>
+      </w:pPr>
+      <w:r>
+        <w:rPr>
+          <w:rFonts w:ascii="宋体" w:eastAsia="宋体" w:hAnsi="宋体" w:cs="宋体"/>
+        </w:rPr>
+        <w:t xml:space="preserve">5.4 图标</w:t>
+      </w:r>
+    </w:p>
+    <w:tbl>
+      <w:tblPr>
+        <w:tblW w:type="dxa" w:w="9026"/>
+        <w:tblBorders>
+          <w:top w:val="single" w:color="auto" w:sz="4"/>
+          <w:left w:val="single" w:color="auto" w:sz="4"/>
+          <w:bottom w:val="single" w:color="auto" w:sz="4"/>
+          <w:right w:val="single" w:color="auto" w:sz="4"/>
+          <w:insideH w:val="single" w:color="auto" w:sz="4"/>
+          <w:insideV w:val="single" w:color="auto" w:sz="4"/>
+        </w:tblBorders>
+      </w:tblPr>
+      <w:tblGrid>
+        <w:gridCol w:w="4513"/>
+        <w:gridCol w:w="4513"/>
+      </w:tblGrid>
+      <w:tr>
+        <w:trPr>
+          <w:tblHeader/>
+        </w:trPr>
+        <w:tc>
+          <w:tcPr>
+            <w:tcW w:type="dxa" w:w="4513"/>
+            <w:tcBorders>
+              <w:top w:val="single" w:color="000000" w:sz="4"/>
+              <w:left w:val="single" w:color="000000" w:sz="4"/>
+              <w:bottom w:val="single" w:color="000000" w:sz="4"/>
+              <w:right w:val="single" w:color="000000" w:sz="4"/>
+            </w:tcBorders>
+          </w:tcPr>
+          <w:p>
+            <w:pPr>
+              <w:spacing w:before="40" w:after="40"/>
+            </w:pPr>
+            <w:r>
+              <w:rPr>
+                <w:rFonts w:ascii="宋体" w:eastAsia="宋体" w:hAnsi="宋体" w:cs="宋体"/>
+                <w:b/>
+                <w:bCs/>
+              </w:rPr>
+              <w:t xml:space="preserve">项</w:t>
+            </w:r>
+          </w:p>
+        </w:tc>
+        <w:tc>
+          <w:tcPr>
+            <w:tcW w:type="dxa" w:w="4513"/>
+            <w:tcBorders>
+              <w:top w:val="single" w:color="000000" w:sz="4"/>
+              <w:left w:val="single" w:color="000000" w:sz="4"/>
+              <w:bottom w:val="single" w:color="000000" w:sz="4"/>
+              <w:right w:val="single" w:color="000000" w:sz="4"/>
+            </w:tcBorders>
+          </w:tcPr>
+          <w:p>
+            <w:pPr>
+              <w:spacing w:before="40" w:after="40"/>
+            </w:pPr>
+            <w:r>
+              <w:rPr>
+                <w:rFonts w:ascii="宋体" w:eastAsia="宋体" w:hAnsi="宋体" w:cs="宋体"/>
+                <w:b/>
+                <w:bCs/>
+              </w:rPr>
+              <w:t xml:space="preserve">约定</w:t>
+            </w:r>
+          </w:p>
+        </w:tc>
+      </w:tr>
+      <w:tr>
+        <w:trPr>
+          <w:tblHeader w:val="false"/>
+        </w:trPr>
+        <w:tc>
+          <w:tcPr>
+            <w:tcW w:type="dxa" w:w="4513"/>
+            <w:tcBorders>
+              <w:top w:val="single" w:color="000000" w:sz="4"/>
+              <w:left w:val="single" w:color="000000" w:sz="4"/>
+              <w:bottom w:val="single" w:color="000000" w:sz="4"/>
+              <w:right w:val="single" w:color="000000" w:sz="4"/>
+            </w:tcBorders>
+          </w:tcPr>
+          <w:p>
+            <w:pPr>
+              <w:spacing w:before="40" w:after="40"/>
+            </w:pPr>
+            <w:r>
+              <w:rPr>
+                <w:rFonts w:ascii="宋体" w:eastAsia="宋体" w:hAnsi="宋体" w:cs="宋体"/>
+              </w:rPr>
+              <w:t xml:space="preserve">来源</w:t>
+            </w:r>
+          </w:p>
+        </w:tc>
+        <w:tc>
+          <w:tcPr>
+            <w:tcW w:type="dxa" w:w="4513"/>
+            <w:tcBorders>
+              <w:top w:val="single" w:color="000000" w:sz="4"/>
+              <w:left w:val="single" w:color="000000" w:sz="4"/>
+              <w:bottom w:val="single" w:color="000000" w:sz="4"/>
+              <w:right w:val="single" w:color="000000" w:sz="4"/>
+            </w:tcBorders>
+          </w:tcPr>
+          <w:p>
+            <w:pPr>
+              <w:spacing w:before="40" w:after="40"/>
+            </w:pPr>
+            <w:r>
+              <w:rPr>
+                <w:rFonts w:ascii="Consolas" w:eastAsia="宋体" w:hAnsi="Consolas" w:cs="Consolas"/>
+              </w:rPr>
+              <w:t xml:space="preserve">Icon</w:t>
+            </w:r>
+            <w:r>
+              <w:rPr>
+                <w:rFonts w:ascii="宋体" w:eastAsia="宋体" w:hAnsi="宋体" w:cs="宋体"/>
+              </w:rPr>
+              <w:t xml:space="preserve"> 组件先查设计稿图标（</w:t>
+            </w:r>
+            <w:r>
+              <w:rPr>
+                <w:rFonts w:ascii="Consolas" w:eastAsia="宋体" w:hAnsi="Consolas" w:cs="Consolas"/>
+              </w:rPr>
+              <w:t xml:space="preserve">iconPaths.ts</w:t>
+            </w:r>
+            <w:r>
+              <w:rPr>
+                <w:rFonts w:ascii="宋体" w:eastAsia="宋体" w:hAnsi="宋体" w:cs="宋体"/>
+              </w:rPr>
+              <w:t xml:space="preserve">，约 75 个，取自 </w:t>
+            </w:r>
+            <w:r>
+              <w:rPr>
+                <w:rFonts w:ascii="Consolas" w:eastAsia="宋体" w:hAnsi="Consolas" w:cs="Consolas"/>
+              </w:rPr>
+              <w:t xml:space="preserve">doc/ui-design/app.js</w:t>
+            </w:r>
+            <w:r>
+              <w:rPr>
+                <w:rFonts w:ascii="宋体" w:eastAsia="宋体" w:hAnsi="宋体" w:cs="宋体"/>
+              </w:rPr>
+              <w:t xml:space="preserve">），没有再查 lucide 精选表（</w:t>
+            </w:r>
+            <w:r>
+              <w:rPr>
+                <w:rFonts w:ascii="Consolas" w:eastAsia="宋体" w:hAnsi="Consolas" w:cs="Consolas"/>
+              </w:rPr>
+              <w:t xml:space="preserve">iconLucide.ts</w:t>
+            </w:r>
+            <w:r>
+              <w:rPr>
+                <w:rFonts w:ascii="宋体" w:eastAsia="宋体" w:hAnsi="宋体" w:cs="宋体"/>
+              </w:rPr>
+              <w:t xml:space="preserve">，lucide-react 1.63.0，MIT）；调用方式不变（</w:t>
+            </w:r>
+            <w:r>
+              <w:rPr>
+                <w:rFonts w:ascii="Consolas" w:eastAsia="宋体" w:hAnsi="Consolas" w:cs="Consolas"/>
+              </w:rPr>
+              <w:t xml:space="preserve">name</w:t>
+            </w:r>
+            <w:r>
+              <w:rPr>
+                <w:rFonts w:ascii="宋体" w:eastAsia="宋体" w:hAnsi="宋体" w:cs="宋体"/>
+              </w:rPr>
+              <w:t xml:space="preserve">、</w:t>
+            </w:r>
+            <w:r>
+              <w:rPr>
+                <w:rFonts w:ascii="Consolas" w:eastAsia="宋体" w:hAnsi="Consolas" w:cs="Consolas"/>
+              </w:rPr>
+              <w:t xml:space="preserve">size</w:t>
+            </w:r>
+            <w:r>
+              <w:rPr>
+                <w:rFonts w:ascii="宋体" w:eastAsia="宋体" w:hAnsi="宋体" w:cs="宋体"/>
+              </w:rPr>
+              <w:t xml:space="preserve">、</w:t>
+            </w:r>
+            <w:r>
+              <w:rPr>
+                <w:rFonts w:ascii="Consolas" w:eastAsia="宋体" w:hAnsi="Consolas" w:cs="Consolas"/>
+              </w:rPr>
+              <w:t xml:space="preserve">className</w:t>
+            </w:r>
+            <w:r>
+              <w:rPr>
+                <w:rFonts w:ascii="宋体" w:eastAsia="宋体" w:hAnsi="宋体" w:cs="宋体"/>
+              </w:rPr>
+              <w:t xml:space="preserve">、</w:t>
+            </w:r>
+            <w:r>
+              <w:rPr>
+                <w:rFonts w:ascii="Consolas" w:eastAsia="宋体" w:hAnsi="Consolas" w:cs="Consolas"/>
+              </w:rPr>
+              <w:t xml:space="preserve">label</w:t>
+            </w:r>
+            <w:r>
+              <w:rPr>
+                <w:rFonts w:ascii="宋体" w:eastAsia="宋体" w:hAnsi="宋体" w:cs="宋体"/>
+              </w:rPr>
+              <w:t xml:space="preserve">）</w:t>
+            </w:r>
+          </w:p>
+        </w:tc>
+      </w:tr>
+      <w:tr>
+        <w:trPr>
+          <w:tblHeader w:val="false"/>
+        </w:trPr>
+        <w:tc>
+          <w:tcPr>
+            <w:tcW w:type="dxa" w:w="4513"/>
+            <w:tcBorders>
+              <w:top w:val="single" w:color="000000" w:sz="4"/>
+              <w:left w:val="single" w:color="000000" w:sz="4"/>
+              <w:bottom w:val="single" w:color="000000" w:sz="4"/>
+              <w:right w:val="single" w:color="000000" w:sz="4"/>
+            </w:tcBorders>
+          </w:tcPr>
+          <w:p>
+            <w:pPr>
+              <w:spacing w:before="40" w:after="40"/>
+            </w:pPr>
+            <w:r>
+              <w:rPr>
+                <w:rFonts w:ascii="宋体" w:eastAsia="宋体" w:hAnsi="宋体" w:cs="宋体"/>
+              </w:rPr>
+              <w:t xml:space="preserve">尺寸与描边</w:t>
+            </w:r>
+          </w:p>
+        </w:tc>
+        <w:tc>
+          <w:tcPr>
+            <w:tcW w:type="dxa" w:w="4513"/>
+            <w:tcBorders>
+              <w:top w:val="single" w:color="000000" w:sz="4"/>
+              <w:left w:val="single" w:color="000000" w:sz="4"/>
+              <w:bottom w:val="single" w:color="000000" w:sz="4"/>
+              <w:right w:val="single" w:color="000000" w:sz="4"/>
+            </w:tcBorders>
+          </w:tcPr>
+          <w:p>
+            <w:pPr>
+              <w:spacing w:before="40" w:after="40"/>
+            </w:pPr>
+            <w:r>
+              <w:rPr>
+                <w:rFonts w:ascii="宋体" w:eastAsia="宋体" w:hAnsi="宋体" w:cs="宋体"/>
+              </w:rPr>
+              <w:t xml:space="preserve">12 / 14 / 16 / 18 / 20 px，描边 2，颜色 </w:t>
+            </w:r>
+            <w:r>
+              <w:rPr>
+                <w:rFonts w:ascii="Consolas" w:eastAsia="宋体" w:hAnsi="Consolas" w:cs="Consolas"/>
+              </w:rPr>
+              <w:t xml:space="preserve">currentColor</w:t>
+            </w:r>
+            <w:r>
+              <w:rPr>
+                <w:rFonts w:ascii="宋体" w:eastAsia="宋体" w:hAnsi="宋体" w:cs="宋体"/>
+              </w:rPr>
+              <w:t xml:space="preserve">；空状态图标 20 px 放在 40 px 浅蓝圆底中</w:t>
+            </w:r>
+          </w:p>
+        </w:tc>
+      </w:tr>
+      <w:tr>
+        <w:trPr>
+          <w:tblHeader w:val="false"/>
+        </w:trPr>
+        <w:tc>
+          <w:tcPr>
+            <w:tcW w:type="dxa" w:w="4513"/>
+            <w:tcBorders>
+              <w:top w:val="single" w:color="000000" w:sz="4"/>
+              <w:left w:val="single" w:color="000000" w:sz="4"/>
+              <w:bottom w:val="single" w:color="000000" w:sz="4"/>
+              <w:right w:val="single" w:color="000000" w:sz="4"/>
+            </w:tcBorders>
+          </w:tcPr>
+          <w:p>
+            <w:pPr>
+              <w:spacing w:before="40" w:after="40"/>
+            </w:pPr>
+            <w:r>
+              <w:rPr>
+                <w:rFonts w:ascii="宋体" w:eastAsia="宋体" w:hAnsi="宋体" w:cs="宋体"/>
+              </w:rPr>
+              <w:t xml:space="preserve">无障碍</w:t>
+            </w:r>
+          </w:p>
+        </w:tc>
+        <w:tc>
+          <w:tcPr>
+            <w:tcW w:type="dxa" w:w="4513"/>
+            <w:tcBorders>
+              <w:top w:val="single" w:color="000000" w:sz="4"/>
+              <w:left w:val="single" w:color="000000" w:sz="4"/>
+              <w:bottom w:val="single" w:color="000000" w:sz="4"/>
+              <w:right w:val="single" w:color="000000" w:sz="4"/>
+            </w:tcBorders>
+          </w:tcPr>
+          <w:p>
+            <w:pPr>
+              <w:spacing w:before="40" w:after="40"/>
+            </w:pPr>
+            <w:r>
+              <w:rPr>
+                <w:rFonts w:ascii="宋体" w:eastAsia="宋体" w:hAnsi="宋体" w:cs="宋体"/>
+              </w:rPr>
+              <w:t xml:space="preserve">默认 </w:t>
+            </w:r>
+            <w:r>
+              <w:rPr>
+                <w:rFonts w:ascii="Consolas" w:eastAsia="宋体" w:hAnsi="Consolas" w:cs="Consolas"/>
+              </w:rPr>
+              <w:t xml:space="preserve">aria-hidden</w:t>
+            </w:r>
+            <w:r>
+              <w:rPr>
+                <w:rFonts w:ascii="宋体" w:eastAsia="宋体" w:hAnsi="宋体" w:cs="宋体"/>
+              </w:rPr>
+              <w:t xml:space="preserve">；传 </w:t>
+            </w:r>
+            <w:r>
+              <w:rPr>
+                <w:rFonts w:ascii="Consolas" w:eastAsia="宋体" w:hAnsi="Consolas" w:cs="Consolas"/>
+              </w:rPr>
+              <w:t xml:space="preserve">label</w:t>
+            </w:r>
+            <w:r>
+              <w:rPr>
+                <w:rFonts w:ascii="宋体" w:eastAsia="宋体" w:hAnsi="宋体" w:cs="宋体"/>
+              </w:rPr>
+              <w:t xml:space="preserve"> 时为 </w:t>
+            </w:r>
+            <w:r>
+              <w:rPr>
+                <w:rFonts w:ascii="Consolas" w:eastAsia="宋体" w:hAnsi="Consolas" w:cs="Consolas"/>
+              </w:rPr>
+              <w:t xml:space="preserve">role="img"</w:t>
+            </w:r>
+            <w:r>
+              <w:rPr>
+                <w:rFonts w:ascii="宋体" w:eastAsia="宋体" w:hAnsi="宋体" w:cs="宋体"/>
+              </w:rPr>
+              <w:t xml:space="preserve">；只有图标的按钮必须有 </w:t>
+            </w:r>
+            <w:r>
+              <w:rPr>
+                <w:rFonts w:ascii="Consolas" w:eastAsia="宋体" w:hAnsi="Consolas" w:cs="Consolas"/>
+              </w:rPr>
+              <w:t xml:space="preserve">aria-label</w:t>
+            </w:r>
+            <w:r>
+              <w:rPr>
+                <w:rFonts w:ascii="宋体" w:eastAsia="宋体" w:hAnsi="宋体" w:cs="宋体"/>
+              </w:rPr>
+              <w:t xml:space="preserve"> 和工具提示（B16）</w:t>
+            </w:r>
+          </w:p>
+        </w:tc>
+      </w:tr>
+      <w:tr>
+        <w:trPr>
+          <w:tblHeader w:val="false"/>
+        </w:trPr>
+        <w:tc>
+          <w:tcPr>
+            <w:tcW w:type="dxa" w:w="4513"/>
+            <w:tcBorders>
+              <w:top w:val="single" w:color="000000" w:sz="4"/>
+              <w:left w:val="single" w:color="000000" w:sz="4"/>
+              <w:bottom w:val="single" w:color="000000" w:sz="4"/>
+              <w:right w:val="single" w:color="000000" w:sz="4"/>
+            </w:tcBorders>
+          </w:tcPr>
+          <w:p>
+            <w:pPr>
+              <w:spacing w:before="40" w:after="40"/>
+            </w:pPr>
+            <w:r>
+              <w:rPr>
+                <w:rFonts w:ascii="宋体" w:eastAsia="宋体" w:hAnsi="宋体" w:cs="宋体"/>
+              </w:rPr>
+              <w:t xml:space="preserve">领域映射</w:t>
+            </w:r>
+          </w:p>
+        </w:tc>
+        <w:tc>
+          <w:tcPr>
+            <w:tcW w:type="dxa" w:w="4513"/>
+            <w:tcBorders>
+              <w:top w:val="single" w:color="000000" w:sz="4"/>
+              <w:left w:val="single" w:color="000000" w:sz="4"/>
+              <w:bottom w:val="single" w:color="000000" w:sz="4"/>
+              <w:right w:val="single" w:color="000000" w:sz="4"/>
+            </w:tcBorders>
+          </w:tcPr>
+          <w:p>
+            <w:pPr>
+              <w:spacing w:before="40" w:after="40"/>
+            </w:pPr>
+            <w:r>
+              <w:rPr>
+                <w:rFonts w:ascii="Consolas" w:eastAsia="宋体" w:hAnsi="Consolas" w:cs="Consolas"/>
+              </w:rPr>
+              <w:t xml:space="preserve">components/iconSets.tsx</w:t>
+            </w:r>
+            <w:r>
+              <w:rPr>
+                <w:rFonts w:ascii="宋体" w:eastAsia="宋体" w:hAnsi="宋体" w:cs="宋体"/>
+              </w:rPr>
+              <w:t xml:space="preserve">：</w:t>
+            </w:r>
+            <w:r>
+              <w:rPr>
+                <w:rFonts w:ascii="Consolas" w:eastAsia="宋体" w:hAnsi="Consolas" w:cs="Consolas"/>
+              </w:rPr>
+              <w:t xml:space="preserve">pageIcon</w:t>
+            </w:r>
+            <w:r>
+              <w:rPr>
+                <w:rFonts w:ascii="宋体" w:eastAsia="宋体" w:hAnsi="宋体" w:cs="宋体"/>
+              </w:rPr>
+              <w:t xml:space="preserve">、</w:t>
+            </w:r>
+            <w:r>
+              <w:rPr>
+                <w:rFonts w:ascii="Consolas" w:eastAsia="宋体" w:hAnsi="Consolas" w:cs="Consolas"/>
+              </w:rPr>
+              <w:t xml:space="preserve">jobKindIcon</w:t>
+            </w:r>
+            <w:r>
+              <w:rPr>
+                <w:rFonts w:ascii="宋体" w:eastAsia="宋体" w:hAnsi="宋体" w:cs="宋体"/>
+              </w:rPr>
+              <w:t xml:space="preserve">、</w:t>
+            </w:r>
+            <w:r>
+              <w:rPr>
+                <w:rFonts w:ascii="Consolas" w:eastAsia="宋体" w:hAnsi="Consolas" w:cs="Consolas"/>
+              </w:rPr>
+              <w:t xml:space="preserve">jobStateIcon</w:t>
+            </w:r>
+            <w:r>
+              <w:rPr>
+                <w:rFonts w:ascii="宋体" w:eastAsia="宋体" w:hAnsi="宋体" w:cs="宋体"/>
+              </w:rPr>
+              <w:t xml:space="preserve">、</w:t>
+            </w:r>
+            <w:r>
+              <w:rPr>
+                <w:rFonts w:ascii="Consolas" w:eastAsia="宋体" w:hAnsi="Consolas" w:cs="Consolas"/>
+              </w:rPr>
+              <w:t xml:space="preserve">statIcon</w:t>
+            </w:r>
+            <w:r>
+              <w:rPr>
+                <w:rFonts w:ascii="宋体" w:eastAsia="宋体" w:hAnsi="宋体" w:cs="宋体"/>
+              </w:rPr>
+              <w:t xml:space="preserve">、</w:t>
+            </w:r>
+            <w:r>
+              <w:rPr>
+                <w:rFonts w:ascii="Consolas" w:eastAsia="宋体" w:hAnsi="Consolas" w:cs="Consolas"/>
+              </w:rPr>
+              <w:t xml:space="preserve">layerIcon</w:t>
+            </w:r>
+            <w:r>
+              <w:rPr>
+                <w:rFonts w:ascii="宋体" w:eastAsia="宋体" w:hAnsi="宋体" w:cs="宋体"/>
+              </w:rPr>
+              <w:t xml:space="preserve">、</w:t>
+            </w:r>
+            <w:r>
+              <w:rPr>
+                <w:rFonts w:ascii="Consolas" w:eastAsia="宋体" w:hAnsi="Consolas" w:cs="Consolas"/>
+              </w:rPr>
+              <w:t xml:space="preserve">kbIcon</w:t>
+            </w:r>
+            <w:r>
+              <w:rPr>
+                <w:rFonts w:ascii="宋体" w:eastAsia="宋体" w:hAnsi="宋体" w:cs="宋体"/>
+              </w:rPr>
+              <w:t xml:space="preserve"> / </w:t>
+            </w:r>
+            <w:r>
+              <w:rPr>
+                <w:rFonts w:ascii="Consolas" w:eastAsia="宋体" w:hAnsi="Consolas" w:cs="Consolas"/>
+              </w:rPr>
+              <w:t xml:space="preserve">kbDocIcon</w:t>
+            </w:r>
+            <w:r>
+              <w:rPr>
+                <w:rFonts w:ascii="宋体" w:eastAsia="宋体" w:hAnsi="宋体" w:cs="宋体"/>
+              </w:rPr>
+              <w:t xml:space="preserve">、</w:t>
+            </w:r>
+            <w:r>
+              <w:rPr>
+                <w:rFonts w:ascii="Consolas" w:eastAsia="宋体" w:hAnsi="Consolas" w:cs="Consolas"/>
+              </w:rPr>
+              <w:t xml:space="preserve">evidenceIcon</w:t>
+            </w:r>
+            <w:r>
+              <w:rPr>
+                <w:rFonts w:ascii="宋体" w:eastAsia="宋体" w:hAnsi="宋体" w:cs="宋体"/>
+              </w:rPr>
+              <w:t xml:space="preserve">、</w:t>
+            </w:r>
+            <w:r>
+              <w:rPr>
+                <w:rFonts w:ascii="Consolas" w:eastAsia="宋体" w:hAnsi="Consolas" w:cs="Consolas"/>
+              </w:rPr>
+              <w:t xml:space="preserve">iconForFormat</w:t>
+            </w:r>
+            <w:r>
+              <w:rPr>
+                <w:rFonts w:ascii="宋体" w:eastAsia="宋体" w:hAnsi="宋体" w:cs="宋体"/>
+              </w:rPr>
+              <w:t xml:space="preserve"> / </w:t>
+            </w:r>
+            <w:r>
+              <w:rPr>
+                <w:rFonts w:ascii="Consolas" w:eastAsia="宋体" w:hAnsi="Consolas" w:cs="Consolas"/>
+              </w:rPr>
+              <w:t xml:space="preserve">FileTypeIcon</w:t>
+            </w:r>
+          </w:p>
+        </w:tc>
+      </w:tr>
+    </w:tbl>
+    <w:p>
+      <w:pPr>
+        <w:spacing w:before="0" w:after="0"/>
+      </w:pPr>
+    </w:p>
+    <w:tbl>
+      <w:tblPr>
+        <w:tblW w:type="dxa" w:w="9026"/>
+        <w:tblBorders>
+          <w:top w:val="single" w:color="auto" w:sz="4"/>
+          <w:left w:val="single" w:color="auto" w:sz="4"/>
+          <w:bottom w:val="single" w:color="auto" w:sz="4"/>
+          <w:right w:val="single" w:color="auto" w:sz="4"/>
+          <w:insideH w:val="single" w:color="auto" w:sz="4"/>
+          <w:insideV w:val="single" w:color="auto" w:sz="4"/>
+        </w:tblBorders>
+      </w:tblPr>
+      <w:tblGrid>
+        <w:gridCol w:w="4513"/>
+        <w:gridCol w:w="4513"/>
+      </w:tblGrid>
+      <w:tr>
+        <w:trPr>
+          <w:tblHeader/>
+        </w:trPr>
+        <w:tc>
+          <w:tcPr>
+            <w:tcW w:type="dxa" w:w="4513"/>
+            <w:tcBorders>
+              <w:top w:val="single" w:color="000000" w:sz="4"/>
+              <w:left w:val="single" w:color="000000" w:sz="4"/>
+              <w:bottom w:val="single" w:color="000000" w:sz="4"/>
+              <w:right w:val="single" w:color="000000" w:sz="4"/>
+            </w:tcBorders>
+          </w:tcPr>
+          <w:p>
+            <w:pPr>
+              <w:spacing w:before="40" w:after="40"/>
+            </w:pPr>
+            <w:r>
+              <w:rPr>
+                <w:rFonts w:ascii="宋体" w:eastAsia="宋体" w:hAnsi="宋体" w:cs="宋体"/>
+                <w:b/>
+                <w:bCs/>
+              </w:rPr>
+              <w:t xml:space="preserve">位置</w:t>
+            </w:r>
+          </w:p>
+        </w:tc>
+        <w:tc>
+          <w:tcPr>
+            <w:tcW w:type="dxa" w:w="4513"/>
+            <w:tcBorders>
+              <w:top w:val="single" w:color="000000" w:sz="4"/>
+              <w:left w:val="single" w:color="000000" w:sz="4"/>
+              <w:bottom w:val="single" w:color="000000" w:sz="4"/>
+              <w:right w:val="single" w:color="000000" w:sz="4"/>
+            </w:tcBorders>
+          </w:tcPr>
+          <w:p>
+            <w:pPr>
+              <w:spacing w:before="40" w:after="40"/>
+            </w:pPr>
+            <w:r>
+              <w:rPr>
+                <w:rFonts w:ascii="宋体" w:eastAsia="宋体" w:hAnsi="宋体" w:cs="宋体"/>
+                <w:b/>
+                <w:bCs/>
+              </w:rPr>
+              <w:t xml:space="preserve">图标</w:t>
+            </w:r>
+          </w:p>
+        </w:tc>
+      </w:tr>
+      <w:tr>
+        <w:trPr>
+          <w:tblHeader w:val="false"/>
+        </w:trPr>
+        <w:tc>
+          <w:tcPr>
+            <w:tcW w:type="dxa" w:w="4513"/>
+            <w:tcBorders>
+              <w:top w:val="single" w:color="000000" w:sz="4"/>
+              <w:left w:val="single" w:color="000000" w:sz="4"/>
+              <w:bottom w:val="single" w:color="000000" w:sz="4"/>
+              <w:right w:val="single" w:color="000000" w:sz="4"/>
+            </w:tcBorders>
+          </w:tcPr>
+          <w:p>
+            <w:pPr>
+              <w:spacing w:before="40" w:after="40"/>
+            </w:pPr>
+            <w:r>
+              <w:rPr>
+                <w:rFonts w:ascii="宋体" w:eastAsia="宋体" w:hAnsi="宋体" w:cs="宋体"/>
+              </w:rPr>
+              <w:t xml:space="preserve">导航（当前页图标用 </w:t>
+            </w:r>
+            <w:r>
+              <w:rPr>
+                <w:rFonts w:ascii="Consolas" w:eastAsia="宋体" w:hAnsi="Consolas" w:cs="Consolas"/>
+              </w:rPr>
+              <w:t xml:space="preserve">--accent</w:t>
+            </w:r>
+            <w:r>
+              <w:rPr>
+                <w:rFonts w:ascii="宋体" w:eastAsia="宋体" w:hAnsi="宋体" w:cs="宋体"/>
+              </w:rPr>
+              <w:t xml:space="preserve">）</w:t>
+            </w:r>
+          </w:p>
+        </w:tc>
+        <w:tc>
+          <w:tcPr>
+            <w:tcW w:type="dxa" w:w="4513"/>
+            <w:tcBorders>
+              <w:top w:val="single" w:color="000000" w:sz="4"/>
+              <w:left w:val="single" w:color="000000" w:sz="4"/>
+              <w:bottom w:val="single" w:color="000000" w:sz="4"/>
+              <w:right w:val="single" w:color="000000" w:sz="4"/>
+            </w:tcBorders>
+          </w:tcPr>
+          <w:p>
+            <w:pPr>
+              <w:spacing w:before="40" w:after="40"/>
+            </w:pPr>
+            <w:r>
+              <w:rPr>
+                <w:rFonts w:ascii="宋体" w:eastAsia="宋体" w:hAnsi="宋体" w:cs="宋体"/>
+              </w:rPr>
+              <w:t xml:space="preserve">语料库 library、检索 textsearch、统计 barchart、标注 highlighter、知识库 bookopen、助手 sparkles、任务 listchecks、项目设置 settings</w:t>
+            </w:r>
+          </w:p>
+        </w:tc>
+      </w:tr>
+      <w:tr>
+        <w:trPr>
+          <w:tblHeader w:val="false"/>
+        </w:trPr>
+        <w:tc>
+          <w:tcPr>
+            <w:tcW w:type="dxa" w:w="4513"/>
+            <w:tcBorders>
+              <w:top w:val="single" w:color="000000" w:sz="4"/>
+              <w:left w:val="single" w:color="000000" w:sz="4"/>
+              <w:bottom w:val="single" w:color="000000" w:sz="4"/>
+              <w:right w:val="single" w:color="000000" w:sz="4"/>
+            </w:tcBorders>
+          </w:tcPr>
+          <w:p>
+            <w:pPr>
+              <w:spacing w:before="40" w:after="40"/>
+            </w:pPr>
+            <w:r>
+              <w:rPr>
+                <w:rFonts w:ascii="宋体" w:eastAsia="宋体" w:hAnsi="宋体" w:cs="宋体"/>
+              </w:rPr>
+              <w:t xml:space="preserve">思考链工具行（</w:t>
+            </w:r>
+            <w:r>
+              <w:rPr>
+                <w:rFonts w:ascii="Consolas" w:eastAsia="宋体" w:hAnsi="Consolas" w:cs="Consolas"/>
+              </w:rPr>
+              <w:t xml:space="preserve">components/global/tools.ts</w:t>
+            </w:r>
+            <w:r>
+              <w:rPr>
+                <w:rFonts w:ascii="宋体" w:eastAsia="宋体" w:hAnsi="宋体" w:cs="宋体"/>
+              </w:rPr>
+              <w:t xml:space="preserve">）</w:t>
+            </w:r>
+          </w:p>
+        </w:tc>
+        <w:tc>
+          <w:tcPr>
+            <w:tcW w:type="dxa" w:w="4513"/>
+            <w:tcBorders>
+              <w:top w:val="single" w:color="000000" w:sz="4"/>
+              <w:left w:val="single" w:color="000000" w:sz="4"/>
+              <w:bottom w:val="single" w:color="000000" w:sz="4"/>
+              <w:right w:val="single" w:color="000000" w:sz="4"/>
+            </w:tcBorders>
+          </w:tcPr>
+          <w:p>
+            <w:pPr>
+              <w:spacing w:before="40" w:after="40"/>
+            </w:pPr>
+            <w:r>
+              <w:rPr>
+                <w:rFonts w:ascii="宋体" w:eastAsia="宋体" w:hAnsi="宋体" w:cs="宋体"/>
+              </w:rPr>
+              <w:t xml:space="preserve">语料 library / filter / textsearch / brackets / textquote；统计 chartbar（频次）、listordered（n-gram）、chartnetwork（搭配）、chartscatter（关键词）、barchart（分布）；标注 tags / listtree / compare / chartpie / wand / squaredashed / languages；知识库 bookopen / bookopentext / booka / notebookpen / sparkles；成果 pin / basket / bookmark / filedown；任务 listchecks / ban</w:t>
+            </w:r>
+          </w:p>
+        </w:tc>
+      </w:tr>
+      <w:tr>
+        <w:trPr>
+          <w:tblHeader w:val="false"/>
+        </w:trPr>
+        <w:tc>
+          <w:tcPr>
+            <w:tcW w:type="dxa" w:w="4513"/>
+            <w:tcBorders>
+              <w:top w:val="single" w:color="000000" w:sz="4"/>
+              <w:left w:val="single" w:color="000000" w:sz="4"/>
+              <w:bottom w:val="single" w:color="000000" w:sz="4"/>
+              <w:right w:val="single" w:color="000000" w:sz="4"/>
+            </w:tcBorders>
+          </w:tcPr>
+          <w:p>
+            <w:pPr>
+              <w:spacing w:before="40" w:after="40"/>
+            </w:pPr>
+            <w:r>
+              <w:rPr>
+                <w:rFonts w:ascii="宋体" w:eastAsia="宋体" w:hAnsi="宋体" w:cs="宋体"/>
+              </w:rPr>
+              <w:t xml:space="preserve">任务类型与状态</w:t>
+            </w:r>
+          </w:p>
+        </w:tc>
+        <w:tc>
+          <w:tcPr>
+            <w:tcW w:type="dxa" w:w="4513"/>
+            <w:tcBorders>
+              <w:top w:val="single" w:color="000000" w:sz="4"/>
+              <w:left w:val="single" w:color="000000" w:sz="4"/>
+              <w:bottom w:val="single" w:color="000000" w:sz="4"/>
+              <w:right w:val="single" w:color="000000" w:sz="4"/>
+            </w:tcBorders>
+          </w:tcPr>
+          <w:p>
+            <w:pPr>
+              <w:spacing w:before="40" w:after="40"/>
+            </w:pPr>
+            <w:r>
+              <w:rPr>
+                <w:rFonts w:ascii="宋体" w:eastAsia="宋体" w:hAnsi="宋体" w:cs="宋体"/>
+              </w:rPr>
+              <w:t xml:space="preserve">导入 fileup、建索引 databasezap、统计 barchart、预标 wand、导出 filedown、知识库 bookopen / sparkles / booka；排队 hourglass、运行 loader、完成 circlecheck、失败 circlex、取消 ban</w:t>
+            </w:r>
+          </w:p>
+        </w:tc>
+      </w:tr>
+      <w:tr>
+        <w:trPr>
+          <w:tblHeader w:val="false"/>
+        </w:trPr>
+        <w:tc>
+          <w:tcPr>
+            <w:tcW w:type="dxa" w:w="4513"/>
+            <w:tcBorders>
+              <w:top w:val="single" w:color="000000" w:sz="4"/>
+              <w:left w:val="single" w:color="000000" w:sz="4"/>
+              <w:bottom w:val="single" w:color="000000" w:sz="4"/>
+              <w:right w:val="single" w:color="000000" w:sz="4"/>
+            </w:tcBorders>
+          </w:tcPr>
+          <w:p>
+            <w:pPr>
+              <w:spacing w:before="40" w:after="40"/>
+            </w:pPr>
+            <w:r>
+              <w:rPr>
+                <w:rFonts w:ascii="宋体" w:eastAsia="宋体" w:hAnsi="宋体" w:cs="宋体"/>
+              </w:rPr>
+              <w:t xml:space="preserve">语料格式</w:t>
+            </w:r>
+          </w:p>
+        </w:tc>
+        <w:tc>
+          <w:tcPr>
+            <w:tcW w:type="dxa" w:w="4513"/>
+            <w:tcBorders>
+              <w:top w:val="single" w:color="000000" w:sz="4"/>
+              <w:left w:val="single" w:color="000000" w:sz="4"/>
+              <w:bottom w:val="single" w:color="000000" w:sz="4"/>
+              <w:right w:val="single" w:color="000000" w:sz="4"/>
+            </w:tcBorders>
+          </w:tcPr>
+          <w:p>
+            <w:pPr>
+              <w:spacing w:before="40" w:after="40"/>
+            </w:pPr>
+            <w:r>
+              <w:rPr>
+                <w:rFonts w:ascii="宋体" w:eastAsia="宋体" w:hAnsi="宋体" w:cs="宋体"/>
+              </w:rPr>
+              <w:t xml:space="preserve">txt filetext、docx filetype、csv filespreadsheet、tmx filecode、conllu filebraces、zip archive（</w:t>
+            </w:r>
+            <w:r>
+              <w:rPr>
+                <w:rFonts w:ascii="Consolas" w:eastAsia="宋体" w:hAnsi="Consolas" w:cs="Consolas"/>
+              </w:rPr>
+              <w:t xml:space="preserve">FileTypeIcon</w:t>
+            </w:r>
+            <w:r>
+              <w:rPr>
+                <w:rFonts w:ascii="宋体" w:eastAsia="宋体" w:hAnsi="宋体" w:cs="宋体"/>
+              </w:rPr>
+              <w:t xml:space="preserve">）</w:t>
+            </w:r>
+          </w:p>
+        </w:tc>
+      </w:tr>
+      <w:tr>
+        <w:trPr>
+          <w:tblHeader w:val="false"/>
+        </w:trPr>
+        <w:tc>
+          <w:tcPr>
+            <w:tcW w:type="dxa" w:w="4513"/>
+            <w:tcBorders>
+              <w:top w:val="single" w:color="000000" w:sz="4"/>
+              <w:left w:val="single" w:color="000000" w:sz="4"/>
+              <w:bottom w:val="single" w:color="000000" w:sz="4"/>
+              <w:right w:val="single" w:color="000000" w:sz="4"/>
+            </w:tcBorders>
+          </w:tcPr>
+          <w:p>
+            <w:pPr>
+              <w:spacing w:before="40" w:after="40"/>
+            </w:pPr>
+            <w:r>
+              <w:rPr>
+                <w:rFonts w:ascii="宋体" w:eastAsia="宋体" w:hAnsi="宋体" w:cs="宋体"/>
+              </w:rPr>
+              <w:t xml:space="preserve">标注层类型</w:t>
+            </w:r>
+          </w:p>
+        </w:tc>
+        <w:tc>
+          <w:tcPr>
+            <w:tcW w:type="dxa" w:w="4513"/>
+            <w:tcBorders>
+              <w:top w:val="single" w:color="000000" w:sz="4"/>
+              <w:left w:val="single" w:color="000000" w:sz="4"/>
+              <w:bottom w:val="single" w:color="000000" w:sz="4"/>
+              <w:right w:val="single" w:color="000000" w:sz="4"/>
+            </w:tcBorders>
+          </w:tcPr>
+          <w:p>
+            <w:pPr>
+              <w:spacing w:before="40" w:after="40"/>
+            </w:pPr>
+            <w:r>
+              <w:rPr>
+                <w:rFonts w:ascii="宋体" w:eastAsia="宋体" w:hAnsi="宋体" w:cs="宋体"/>
+              </w:rPr>
+              <w:t xml:space="preserve">词性 tag、依存 listtree、片段 squaredashed、关系 waypoints、对齐 languages</w:t>
+            </w:r>
+          </w:p>
+        </w:tc>
+      </w:tr>
+      <w:tr>
+        <w:trPr>
+          <w:tblHeader w:val="false"/>
+        </w:trPr>
+        <w:tc>
+          <w:tcPr>
+            <w:tcW w:type="dxa" w:w="4513"/>
+            <w:tcBorders>
+              <w:top w:val="single" w:color="000000" w:sz="4"/>
+              <w:left w:val="single" w:color="000000" w:sz="4"/>
+              <w:bottom w:val="single" w:color="000000" w:sz="4"/>
+              <w:right w:val="single" w:color="000000" w:sz="4"/>
+            </w:tcBorders>
+          </w:tcPr>
+          <w:p>
+            <w:pPr>
+              <w:spacing w:before="40" w:after="40"/>
+            </w:pPr>
+            <w:r>
+              <w:rPr>
+                <w:rFonts w:ascii="宋体" w:eastAsia="宋体" w:hAnsi="宋体" w:cs="宋体"/>
+              </w:rPr>
+              <w:t xml:space="preserve">知识库</w:t>
+            </w:r>
+          </w:p>
+        </w:tc>
+        <w:tc>
+          <w:tcPr>
+            <w:tcW w:type="dxa" w:w="4513"/>
+            <w:tcBorders>
+              <w:top w:val="single" w:color="000000" w:sz="4"/>
+              <w:left w:val="single" w:color="000000" w:sz="4"/>
+              <w:bottom w:val="single" w:color="000000" w:sz="4"/>
+              <w:right w:val="single" w:color="000000" w:sz="4"/>
+            </w:tcBorders>
+          </w:tcPr>
+          <w:p>
+            <w:pPr>
+              <w:spacing w:before="40" w:after="40"/>
+            </w:pPr>
+            <w:r>
+              <w:rPr>
+                <w:rFonts w:ascii="宋体" w:eastAsia="宋体" w:hAnsi="宋体" w:cs="宋体"/>
+              </w:rPr>
+              <w:t xml:space="preserve">文献 bookopentext（按扩展名细分 PDF filepdf、DOCX filetype、MD filecode）、网页 globe、规范 scrolltext、笔记 notebookpen、术语 booka</w:t>
+            </w:r>
+          </w:p>
+        </w:tc>
+      </w:tr>
+      <w:tr>
+        <w:trPr>
+          <w:tblHeader w:val="false"/>
+        </w:trPr>
+        <w:tc>
+          <w:tcPr>
+            <w:tcW w:type="dxa" w:w="4513"/>
+            <w:tcBorders>
+              <w:top w:val="single" w:color="000000" w:sz="4"/>
+              <w:left w:val="single" w:color="000000" w:sz="4"/>
+              <w:bottom w:val="single" w:color="000000" w:sz="4"/>
+              <w:right w:val="single" w:color="000000" w:sz="4"/>
+            </w:tcBorders>
+          </w:tcPr>
+          <w:p>
+            <w:pPr>
+              <w:spacing w:before="40" w:after="40"/>
+            </w:pPr>
+            <w:r>
+              <w:rPr>
+                <w:rFonts w:ascii="宋体" w:eastAsia="宋体" w:hAnsi="宋体" w:cs="宋体"/>
+              </w:rPr>
+              <w:t xml:space="preserve">统计方法 / 证据 / 结果卡片</w:t>
+            </w:r>
+          </w:p>
+        </w:tc>
+        <w:tc>
+          <w:tcPr>
+            <w:tcW w:type="dxa" w:w="4513"/>
+            <w:tcBorders>
+              <w:top w:val="single" w:color="000000" w:sz="4"/>
+              <w:left w:val="single" w:color="000000" w:sz="4"/>
+              <w:bottom w:val="single" w:color="000000" w:sz="4"/>
+              <w:right w:val="single" w:color="000000" w:sz="4"/>
+            </w:tcBorders>
+          </w:tcPr>
+          <w:p>
+            <w:pPr>
+              <w:spacing w:before="40" w:after="40"/>
+            </w:pPr>
+            <w:r>
+              <w:rPr>
+                <w:rFonts w:ascii="宋体" w:eastAsia="宋体" w:hAnsi="宋体" w:cs="宋体"/>
+              </w:rPr>
+              <w:t xml:space="preserve">见 </w:t>
+            </w:r>
+            <w:r>
+              <w:rPr>
+                <w:rFonts w:ascii="Consolas" w:eastAsia="宋体" w:hAnsi="Consolas" w:cs="Consolas"/>
+              </w:rPr>
+              <w:t xml:space="preserve">statIcon</w:t>
+            </w:r>
+            <w:r>
+              <w:rPr>
+                <w:rFonts w:ascii="宋体" w:eastAsia="宋体" w:hAnsi="宋体" w:cs="宋体"/>
+              </w:rPr>
+              <w:t xml:space="preserve">、</w:t>
+            </w:r>
+            <w:r>
+              <w:rPr>
+                <w:rFonts w:ascii="Consolas" w:eastAsia="宋体" w:hAnsi="Consolas" w:cs="Consolas"/>
+              </w:rPr>
+              <w:t xml:space="preserve">evidenceIcon</w:t>
+            </w:r>
+            <w:r>
+              <w:rPr>
+                <w:rFonts w:ascii="宋体" w:eastAsia="宋体" w:hAnsi="宋体" w:cs="宋体"/>
+              </w:rPr>
+              <w:t xml:space="preserve">；KWIC textsearch、搭配 chartnetwork、依存 listtree、对齐 languages、片段 squaredashed、差异 compare、术语 booka、出处 textquote</w:t>
+            </w:r>
+          </w:p>
+        </w:tc>
+      </w:tr>
+    </w:tbl>
+    <w:p>
+      <w:pPr>
+        <w:spacing w:before="0" w:after="0"/>
+      </w:pPr>
+    </w:p>
+    <w:p>
+      <w:pPr>
         <w:pStyle w:val="Heading1"/>
       </w:pPr>
       <w:r>
@@ -21274,7 +22304,7 @@
               <w:rPr>
                 <w:rFonts w:ascii="宋体" w:eastAsia="宋体" w:hAnsi="宋体" w:cs="宋体"/>
               </w:rPr>
-              <w:t xml:space="preserve">思考标题流光</w:t>
+              <w:t xml:space="preserve">思考中点波</w:t>
             </w:r>
           </w:p>
         </w:tc>
@@ -21296,7 +22326,7 @@
               <w:rPr>
                 <w:rFonts w:ascii="宋体" w:eastAsia="宋体" w:hAnsi="宋体" w:cs="宋体"/>
               </w:rPr>
-              <w:t xml:space="preserve">助手运行中</w:t>
+              <w:t xml:space="preserve">助手思考中</w:t>
             </w:r>
           </w:p>
         </w:tc>
@@ -21318,7 +22348,7 @@
               <w:rPr>
                 <w:rFonts w:ascii="宋体" w:eastAsia="宋体" w:hAnsi="宋体" w:cs="宋体"/>
               </w:rPr>
-              <w:t xml:space="preserve">1.8 s 循环</w:t>
+              <w:t xml:space="preserve">三点 1.2 s 循环，间隔 150 ms；计时 0.1 s 刷新</w:t>
             </w:r>
           </w:p>
         </w:tc>
@@ -21340,7 +22370,7 @@
               <w:rPr>
                 <w:rFonts w:ascii="宋体" w:eastAsia="宋体" w:hAnsi="宋体" w:cs="宋体"/>
               </w:rPr>
-              <w:t xml:space="preserve">linear</w:t>
+              <w:t xml:space="preserve">ease-in-out</w:t>
             </w:r>
           </w:p>
         </w:tc>
@@ -21362,7 +22392,7 @@
               <w:rPr>
                 <w:rFonts w:ascii="宋体" w:eastAsia="宋体" w:hAnsi="宋体" w:cs="宋体"/>
               </w:rPr>
-              <w:t xml:space="preserve">纯蓝文字</w:t>
+              <w:t xml:space="preserve">静止三点，计时照常</w:t>
             </w:r>
           </w:p>
         </w:tc>
@@ -21389,7 +22419,7 @@
               <w:rPr>
                 <w:rFonts w:ascii="宋体" w:eastAsia="宋体" w:hAnsi="宋体" w:cs="宋体"/>
               </w:rPr>
-              <w:t xml:space="preserve">工具步骤进行中</w:t>
+              <w:t xml:space="preserve">工具行进行中</w:t>
             </w:r>
           </w:p>
         </w:tc>
@@ -21433,7 +22463,7 @@
               <w:rPr>
                 <w:rFonts w:ascii="宋体" w:eastAsia="宋体" w:hAnsi="宋体" w:cs="宋体"/>
               </w:rPr>
-              <w:t xml:space="preserve">脉冲环 1.4 s，扫光 1.5 s 循环</w:t>
+              <w:t xml:space="preserve">状态点脉冲 1.4 s 循环</w:t>
             </w:r>
           </w:p>
         </w:tc>
@@ -21455,13 +22485,7 @@
               <w:rPr>
                 <w:rFonts w:ascii="宋体" w:eastAsia="宋体" w:hAnsi="宋体" w:cs="宋体"/>
               </w:rPr>
-              <w:t xml:space="preserve">ease-out / </w:t>
-            </w:r>
-            <w:r>
-              <w:rPr>
-                <w:rFonts w:ascii="Consolas" w:eastAsia="宋体" w:hAnsi="Consolas" w:cs="Consolas"/>
-              </w:rPr>
-              <w:t xml:space="preserve">(.65,0,.35,1)</w:t>
+              <w:t xml:space="preserve">ease-out</w:t>
             </w:r>
           </w:p>
         </w:tc>
@@ -21510,7 +22534,7 @@
               <w:rPr>
                 <w:rFonts w:ascii="宋体" w:eastAsia="宋体" w:hAnsi="宋体" w:cs="宋体"/>
               </w:rPr>
-              <w:t xml:space="preserve">工具步骤完成</w:t>
+              <w:t xml:space="preserve">工具行完成</w:t>
             </w:r>
           </w:p>
         </w:tc>
@@ -21554,7 +22578,7 @@
               <w:rPr>
                 <w:rFonts w:ascii="宋体" w:eastAsia="宋体" w:hAnsi="宋体" w:cs="宋体"/>
               </w:rPr>
-              <w:t xml:space="preserve">节点 300 ms + 勾描画 360 ms（延迟 80 ms）</w:t>
+              <w:t xml:space="preserve">状态点 300 ms，结果淡入 300 ms</w:t>
             </w:r>
           </w:p>
         </w:tc>
@@ -21625,7 +22649,7 @@
               <w:rPr>
                 <w:rFonts w:ascii="宋体" w:eastAsia="宋体" w:hAnsi="宋体" w:cs="宋体"/>
               </w:rPr>
-              <w:t xml:space="preserve">思考折叠</w:t>
+              <w:t xml:space="preserve">思考展开 / 折叠</w:t>
             </w:r>
           </w:p>
         </w:tc>
@@ -21647,7 +22671,7 @@
               <w:rPr>
                 <w:rFonts w:ascii="宋体" w:eastAsia="宋体" w:hAnsi="宋体" w:cs="宋体"/>
               </w:rPr>
-              <w:t xml:space="preserve">运行结束 / 点击</w:t>
+              <w:t xml:space="preserve">点击标题 / 回答开始</w:t>
             </w:r>
           </w:p>
         </w:tc>
@@ -21669,7 +22693,7 @@
               <w:rPr>
                 <w:rFonts w:ascii="宋体" w:eastAsia="宋体" w:hAnsi="宋体" w:cs="宋体"/>
               </w:rPr>
-              <w:t xml:space="preserve">380 ms</w:t>
+              <w:t xml:space="preserve">380 ms；标题切换 260 ms 上移</w:t>
             </w:r>
           </w:p>
         </w:tc>
@@ -21714,6 +22738,121 @@
                 <w:rFonts w:ascii="宋体" w:eastAsia="宋体" w:hAnsi="宋体" w:cs="宋体"/>
               </w:rPr>
               <w:t xml:space="preserve">直接切换</w:t>
+            </w:r>
+          </w:p>
+        </w:tc>
+      </w:tr>
+      <w:tr>
+        <w:trPr>
+          <w:tblHeader w:val="false"/>
+        </w:trPr>
+        <w:tc>
+          <w:tcPr>
+            <w:tcW w:type="dxa" w:w="1805"/>
+            <w:tcBorders>
+              <w:top w:val="single" w:color="000000" w:sz="4"/>
+              <w:left w:val="single" w:color="000000" w:sz="4"/>
+              <w:bottom w:val="single" w:color="000000" w:sz="4"/>
+              <w:right w:val="single" w:color="000000" w:sz="4"/>
+            </w:tcBorders>
+          </w:tcPr>
+          <w:p>
+            <w:pPr>
+              <w:spacing w:before="40" w:after="40"/>
+            </w:pPr>
+            <w:r>
+              <w:rPr>
+                <w:rFonts w:ascii="宋体" w:eastAsia="宋体" w:hAnsi="宋体" w:cs="宋体"/>
+              </w:rPr>
+              <w:t xml:space="preserve">回到底部胶囊</w:t>
+            </w:r>
+          </w:p>
+        </w:tc>
+        <w:tc>
+          <w:tcPr>
+            <w:tcW w:type="dxa" w:w="1805"/>
+            <w:tcBorders>
+              <w:top w:val="single" w:color="000000" w:sz="4"/>
+              <w:left w:val="single" w:color="000000" w:sz="4"/>
+              <w:bottom w:val="single" w:color="000000" w:sz="4"/>
+              <w:right w:val="single" w:color="000000" w:sz="4"/>
+            </w:tcBorders>
+          </w:tcPr>
+          <w:p>
+            <w:pPr>
+              <w:spacing w:before="40" w:after="40"/>
+            </w:pPr>
+            <w:r>
+              <w:rPr>
+                <w:rFonts w:ascii="宋体" w:eastAsia="宋体" w:hAnsi="宋体" w:cs="宋体"/>
+              </w:rPr>
+              <w:t xml:space="preserve">离开对话底部 40 px</w:t>
+            </w:r>
+          </w:p>
+        </w:tc>
+        <w:tc>
+          <w:tcPr>
+            <w:tcW w:type="dxa" w:w="1805"/>
+            <w:tcBorders>
+              <w:top w:val="single" w:color="000000" w:sz="4"/>
+              <w:left w:val="single" w:color="000000" w:sz="4"/>
+              <w:bottom w:val="single" w:color="000000" w:sz="4"/>
+              <w:right w:val="single" w:color="000000" w:sz="4"/>
+            </w:tcBorders>
+          </w:tcPr>
+          <w:p>
+            <w:pPr>
+              <w:spacing w:before="40" w:after="40"/>
+            </w:pPr>
+            <w:r>
+              <w:rPr>
+                <w:rFonts w:ascii="宋体" w:eastAsia="宋体" w:hAnsi="宋体" w:cs="宋体"/>
+              </w:rPr>
+              <w:t xml:space="preserve">透明度 200 ms，位移 280 ms</w:t>
+            </w:r>
+          </w:p>
+        </w:tc>
+        <w:tc>
+          <w:tcPr>
+            <w:tcW w:type="dxa" w:w="1805"/>
+            <w:tcBorders>
+              <w:top w:val="single" w:color="000000" w:sz="4"/>
+              <w:left w:val="single" w:color="000000" w:sz="4"/>
+              <w:bottom w:val="single" w:color="000000" w:sz="4"/>
+              <w:right w:val="single" w:color="000000" w:sz="4"/>
+            </w:tcBorders>
+          </w:tcPr>
+          <w:p>
+            <w:pPr>
+              <w:spacing w:before="40" w:after="40"/>
+            </w:pPr>
+            <w:r>
+              <w:rPr>
+                <w:rFonts w:ascii="宋体" w:eastAsia="宋体" w:hAnsi="宋体" w:cs="宋体"/>
+              </w:rPr>
+              <w:t xml:space="preserve">spring</w:t>
+            </w:r>
+          </w:p>
+        </w:tc>
+        <w:tc>
+          <w:tcPr>
+            <w:tcW w:type="dxa" w:w="1806"/>
+            <w:tcBorders>
+              <w:top w:val="single" w:color="000000" w:sz="4"/>
+              <w:left w:val="single" w:color="000000" w:sz="4"/>
+              <w:bottom w:val="single" w:color="000000" w:sz="4"/>
+              <w:right w:val="single" w:color="000000" w:sz="4"/>
+            </w:tcBorders>
+          </w:tcPr>
+          <w:p>
+            <w:pPr>
+              <w:spacing w:before="40" w:after="40"/>
+            </w:pPr>
+            <w:r>
+              <w:rPr>
+                <w:rFonts w:ascii="宋体" w:eastAsia="宋体" w:hAnsi="宋体" w:cs="宋体"/>
+              </w:rPr>
+              <w:t xml:space="preserve">直接显示</w:t>
             </w:r>
           </w:p>
         </w:tc>
@@ -22898,180 +24037,573 @@
       </w:r>
     </w:p>
     <w:p>
-      <w:pPr>
-        <w:pStyle w:val="ListParagraph"/>
-        <w:numPr>
-          <w:ilvl w:val="0"/>
-          <w:numId w:val="2"/>
-        </w:numPr>
-      </w:pPr>
       <w:r>
         <w:rPr>
           <w:rFonts w:ascii="宋体" w:eastAsia="宋体" w:hAnsi="宋体" w:cs="宋体"/>
         </w:rPr>
-        <w:t xml:space="preserve">用户消息从下方弹入（320 ms）。</w:t>
+        <w:t xml:space="preserve">思考链参照 Kimi CLI 的紧凑思考指示：思考时只占一行标题加两行窥视，推理全文默认收起、按需展开，回答开始后定格为一行痕迹。用户反馈“思考任务不会折叠，会导致一直往下翻，看不了思考”，旧版运行中整块展开、推理文字不限高，已按本节改版（2026 年 10 月 28 日）。</w:t>
       </w:r>
     </w:p>
+    <w:tbl>
+      <w:tblPr>
+        <w:tblW w:type="dxa" w:w="9026"/>
+        <w:tblBorders>
+          <w:top w:val="single" w:color="auto" w:sz="4"/>
+          <w:left w:val="single" w:color="auto" w:sz="4"/>
+          <w:bottom w:val="single" w:color="auto" w:sz="4"/>
+          <w:right w:val="single" w:color="auto" w:sz="4"/>
+          <w:insideH w:val="single" w:color="auto" w:sz="4"/>
+          <w:insideV w:val="single" w:color="auto" w:sz="4"/>
+        </w:tblBorders>
+      </w:tblPr>
+      <w:tblGrid>
+        <w:gridCol w:w="3008"/>
+        <w:gridCol w:w="3008"/>
+        <w:gridCol w:w="3010"/>
+      </w:tblGrid>
+      <w:tr>
+        <w:trPr>
+          <w:tblHeader/>
+        </w:trPr>
+        <w:tc>
+          <w:tcPr>
+            <w:tcW w:type="dxa" w:w="3008"/>
+            <w:tcBorders>
+              <w:top w:val="single" w:color="000000" w:sz="4"/>
+              <w:left w:val="single" w:color="000000" w:sz="4"/>
+              <w:bottom w:val="single" w:color="000000" w:sz="4"/>
+              <w:right w:val="single" w:color="000000" w:sz="4"/>
+            </w:tcBorders>
+          </w:tcPr>
+          <w:p>
+            <w:pPr>
+              <w:spacing w:before="40" w:after="40"/>
+            </w:pPr>
+            <w:r>
+              <w:rPr>
+                <w:rFonts w:ascii="宋体" w:eastAsia="宋体" w:hAnsi="宋体" w:cs="宋体"/>
+                <w:b/>
+                <w:bCs/>
+              </w:rPr>
+              <w:t xml:space="preserve">阶段</w:t>
+            </w:r>
+          </w:p>
+        </w:tc>
+        <w:tc>
+          <w:tcPr>
+            <w:tcW w:type="dxa" w:w="3008"/>
+            <w:tcBorders>
+              <w:top w:val="single" w:color="000000" w:sz="4"/>
+              <w:left w:val="single" w:color="000000" w:sz="4"/>
+              <w:bottom w:val="single" w:color="000000" w:sz="4"/>
+              <w:right w:val="single" w:color="000000" w:sz="4"/>
+            </w:tcBorders>
+          </w:tcPr>
+          <w:p>
+            <w:pPr>
+              <w:spacing w:before="40" w:after="40"/>
+            </w:pPr>
+            <w:r>
+              <w:rPr>
+                <w:rFonts w:ascii="宋体" w:eastAsia="宋体" w:hAnsi="宋体" w:cs="宋体"/>
+                <w:b/>
+                <w:bCs/>
+              </w:rPr>
+              <w:t xml:space="preserve">显示</w:t>
+            </w:r>
+          </w:p>
+        </w:tc>
+        <w:tc>
+          <w:tcPr>
+            <w:tcW w:type="dxa" w:w="3010"/>
+            <w:tcBorders>
+              <w:top w:val="single" w:color="000000" w:sz="4"/>
+              <w:left w:val="single" w:color="000000" w:sz="4"/>
+              <w:bottom w:val="single" w:color="000000" w:sz="4"/>
+              <w:right w:val="single" w:color="000000" w:sz="4"/>
+            </w:tcBorders>
+          </w:tcPr>
+          <w:p>
+            <w:pPr>
+              <w:spacing w:before="40" w:after="40"/>
+            </w:pPr>
+            <w:r>
+              <w:rPr>
+                <w:rFonts w:ascii="宋体" w:eastAsia="宋体" w:hAnsi="宋体" w:cs="宋体"/>
+                <w:b/>
+                <w:bCs/>
+              </w:rPr>
+              <w:t xml:space="preserve">交互</w:t>
+            </w:r>
+          </w:p>
+        </w:tc>
+      </w:tr>
+      <w:tr>
+        <w:trPr>
+          <w:tblHeader w:val="false"/>
+        </w:trPr>
+        <w:tc>
+          <w:tcPr>
+            <w:tcW w:type="dxa" w:w="3008"/>
+            <w:tcBorders>
+              <w:top w:val="single" w:color="000000" w:sz="4"/>
+              <w:left w:val="single" w:color="000000" w:sz="4"/>
+              <w:bottom w:val="single" w:color="000000" w:sz="4"/>
+              <w:right w:val="single" w:color="000000" w:sz="4"/>
+            </w:tcBorders>
+          </w:tcPr>
+          <w:p>
+            <w:pPr>
+              <w:spacing w:before="40" w:after="40"/>
+            </w:pPr>
+            <w:r>
+              <w:rPr>
+                <w:rFonts w:ascii="宋体" w:eastAsia="宋体" w:hAnsi="宋体" w:cs="宋体"/>
+              </w:rPr>
+              <w:t xml:space="preserve">思考中单行指示</w:t>
+            </w:r>
+          </w:p>
+        </w:tc>
+        <w:tc>
+          <w:tcPr>
+            <w:tcW w:type="dxa" w:w="3008"/>
+            <w:tcBorders>
+              <w:top w:val="single" w:color="000000" w:sz="4"/>
+              <w:left w:val="single" w:color="000000" w:sz="4"/>
+              <w:bottom w:val="single" w:color="000000" w:sz="4"/>
+              <w:right w:val="single" w:color="000000" w:sz="4"/>
+            </w:tcBorders>
+          </w:tcPr>
+          <w:p>
+            <w:pPr>
+              <w:spacing w:before="40" w:after="40"/>
+            </w:pPr>
+            <w:r>
+              <w:rPr>
+                <w:rFonts w:ascii="宋体" w:eastAsia="宋体" w:hAnsi="宋体" w:cs="宋体"/>
+              </w:rPr>
+              <w:t xml:space="preserve">星形图标旋转 + “思考中”三点波动 + 已用秒数（0.1 s）+ “· 1.2k 字”（推理字数，不含空白）+ 当前工具标签（如“正在检索语料…”，260 ms 上移切换）</w:t>
+            </w:r>
+          </w:p>
+        </w:tc>
+        <w:tc>
+          <w:tcPr>
+            <w:tcW w:type="dxa" w:w="3010"/>
+            <w:tcBorders>
+              <w:top w:val="single" w:color="000000" w:sz="4"/>
+              <w:left w:val="single" w:color="000000" w:sz="4"/>
+              <w:bottom w:val="single" w:color="000000" w:sz="4"/>
+              <w:right w:val="single" w:color="000000" w:sz="4"/>
+            </w:tcBorders>
+          </w:tcPr>
+          <w:p>
+            <w:pPr>
+              <w:spacing w:before="40" w:after="40"/>
+            </w:pPr>
+            <w:r>
+              <w:rPr>
+                <w:rFonts w:ascii="宋体" w:eastAsia="宋体" w:hAnsi="宋体" w:cs="宋体"/>
+              </w:rPr>
+              <w:t xml:space="preserve">标题为按钮，</w:t>
+            </w:r>
+            <w:r>
+              <w:rPr>
+                <w:rFonts w:ascii="Consolas" w:eastAsia="宋体" w:hAnsi="Consolas" w:cs="Consolas"/>
+              </w:rPr>
+              <w:t xml:space="preserve">aria-expanded</w:t>
+            </w:r>
+            <w:r>
+              <w:rPr>
+                <w:rFonts w:ascii="宋体" w:eastAsia="宋体" w:hAnsi="宋体" w:cs="宋体"/>
+              </w:rPr>
+              <w:t xml:space="preserve"> 标明展开状态</w:t>
+            </w:r>
+          </w:p>
+        </w:tc>
+      </w:tr>
+      <w:tr>
+        <w:trPr>
+          <w:tblHeader w:val="false"/>
+        </w:trPr>
+        <w:tc>
+          <w:tcPr>
+            <w:tcW w:type="dxa" w:w="3008"/>
+            <w:tcBorders>
+              <w:top w:val="single" w:color="000000" w:sz="4"/>
+              <w:left w:val="single" w:color="000000" w:sz="4"/>
+              <w:bottom w:val="single" w:color="000000" w:sz="4"/>
+              <w:right w:val="single" w:color="000000" w:sz="4"/>
+            </w:tcBorders>
+          </w:tcPr>
+          <w:p>
+            <w:pPr>
+              <w:spacing w:before="40" w:after="40"/>
+            </w:pPr>
+            <w:r>
+              <w:rPr>
+                <w:rFonts w:ascii="宋体" w:eastAsia="宋体" w:hAnsi="宋体" w:cs="宋体"/>
+              </w:rPr>
+              <w:t xml:space="preserve">窥视（默认）</w:t>
+            </w:r>
+          </w:p>
+        </w:tc>
+        <w:tc>
+          <w:tcPr>
+            <w:tcW w:type="dxa" w:w="3008"/>
+            <w:tcBorders>
+              <w:top w:val="single" w:color="000000" w:sz="4"/>
+              <w:left w:val="single" w:color="000000" w:sz="4"/>
+              <w:bottom w:val="single" w:color="000000" w:sz="4"/>
+              <w:right w:val="single" w:color="000000" w:sz="4"/>
+            </w:tcBorders>
+          </w:tcPr>
+          <w:p>
+            <w:pPr>
+              <w:spacing w:before="40" w:after="40"/>
+            </w:pPr>
+            <w:r>
+              <w:rPr>
+                <w:rFonts w:ascii="宋体" w:eastAsia="宋体" w:hAnsi="宋体" w:cs="宋体"/>
+              </w:rPr>
+              <w:t xml:space="preserve">标题下方左侧竖线内：推理最后两行（固定两行高，顶部渐隐）+ 当前工具行（运行中的工具，否则最近一个）；内容在原位刷新，对话不增高</w:t>
+            </w:r>
+          </w:p>
+        </w:tc>
+        <w:tc>
+          <w:tcPr>
+            <w:tcW w:type="dxa" w:w="3010"/>
+            <w:tcBorders>
+              <w:top w:val="single" w:color="000000" w:sz="4"/>
+              <w:left w:val="single" w:color="000000" w:sz="4"/>
+              <w:bottom w:val="single" w:color="000000" w:sz="4"/>
+              <w:right w:val="single" w:color="000000" w:sz="4"/>
+            </w:tcBorders>
+          </w:tcPr>
+          <w:p>
+            <w:pPr>
+              <w:spacing w:before="40" w:after="40"/>
+            </w:pPr>
+            <w:r>
+              <w:rPr>
+                <w:rFonts w:ascii="宋体" w:eastAsia="宋体" w:hAnsi="宋体" w:cs="宋体"/>
+              </w:rPr>
+              <w:t xml:space="preserve">点击标题展开</w:t>
+            </w:r>
+          </w:p>
+        </w:tc>
+      </w:tr>
+      <w:tr>
+        <w:trPr>
+          <w:tblHeader w:val="false"/>
+        </w:trPr>
+        <w:tc>
+          <w:tcPr>
+            <w:tcW w:type="dxa" w:w="3008"/>
+            <w:tcBorders>
+              <w:top w:val="single" w:color="000000" w:sz="4"/>
+              <w:left w:val="single" w:color="000000" w:sz="4"/>
+              <w:bottom w:val="single" w:color="000000" w:sz="4"/>
+              <w:right w:val="single" w:color="000000" w:sz="4"/>
+            </w:tcBorders>
+          </w:tcPr>
+          <w:p>
+            <w:pPr>
+              <w:spacing w:before="40" w:after="40"/>
+            </w:pPr>
+            <w:r>
+              <w:rPr>
+                <w:rFonts w:ascii="宋体" w:eastAsia="宋体" w:hAnsi="宋体" w:cs="宋体"/>
+              </w:rPr>
+              <w:t xml:space="preserve">展开</w:t>
+            </w:r>
+          </w:p>
+        </w:tc>
+        <w:tc>
+          <w:tcPr>
+            <w:tcW w:type="dxa" w:w="3008"/>
+            <w:tcBorders>
+              <w:top w:val="single" w:color="000000" w:sz="4"/>
+              <w:left w:val="single" w:color="000000" w:sz="4"/>
+              <w:bottom w:val="single" w:color="000000" w:sz="4"/>
+              <w:right w:val="single" w:color="000000" w:sz="4"/>
+            </w:tcBorders>
+          </w:tcPr>
+          <w:p>
+            <w:pPr>
+              <w:spacing w:before="40" w:after="40"/>
+            </w:pPr>
+            <w:r>
+              <w:rPr>
+                <w:rFonts w:ascii="宋体" w:eastAsia="宋体" w:hAnsi="宋体" w:cs="宋体"/>
+              </w:rPr>
+              <w:t xml:space="preserve">推理全文 + 全部工具行（第二行为工具名与参数），框高最多 40vh，内部滚动；流式时贴底，读者在框内上滚后不再贴底</w:t>
+            </w:r>
+          </w:p>
+        </w:tc>
+        <w:tc>
+          <w:tcPr>
+            <w:tcW w:type="dxa" w:w="3010"/>
+            <w:tcBorders>
+              <w:top w:val="single" w:color="000000" w:sz="4"/>
+              <w:left w:val="single" w:color="000000" w:sz="4"/>
+              <w:bottom w:val="single" w:color="000000" w:sz="4"/>
+              <w:right w:val="single" w:color="000000" w:sz="4"/>
+            </w:tcBorders>
+          </w:tcPr>
+          <w:p>
+            <w:pPr>
+              <w:spacing w:before="40" w:after="40"/>
+            </w:pPr>
+            <w:r>
+              <w:rPr>
+                <w:rFonts w:ascii="宋体" w:eastAsia="宋体" w:hAnsi="宋体" w:cs="宋体"/>
+              </w:rPr>
+              <w:t xml:space="preserve">再点标题回到窥视</w:t>
+            </w:r>
+          </w:p>
+        </w:tc>
+      </w:tr>
+      <w:tr>
+        <w:trPr>
+          <w:tblHeader w:val="false"/>
+        </w:trPr>
+        <w:tc>
+          <w:tcPr>
+            <w:tcW w:type="dxa" w:w="3008"/>
+            <w:tcBorders>
+              <w:top w:val="single" w:color="000000" w:sz="4"/>
+              <w:left w:val="single" w:color="000000" w:sz="4"/>
+              <w:bottom w:val="single" w:color="000000" w:sz="4"/>
+              <w:right w:val="single" w:color="000000" w:sz="4"/>
+            </w:tcBorders>
+          </w:tcPr>
+          <w:p>
+            <w:pPr>
+              <w:spacing w:before="40" w:after="40"/>
+            </w:pPr>
+            <w:r>
+              <w:rPr>
+                <w:rFonts w:ascii="宋体" w:eastAsia="宋体" w:hAnsi="宋体" w:cs="宋体"/>
+              </w:rPr>
+              <w:t xml:space="preserve">回答开始</w:t>
+            </w:r>
+          </w:p>
+        </w:tc>
+        <w:tc>
+          <w:tcPr>
+            <w:tcW w:type="dxa" w:w="3008"/>
+            <w:tcBorders>
+              <w:top w:val="single" w:color="000000" w:sz="4"/>
+              <w:left w:val="single" w:color="000000" w:sz="4"/>
+              <w:bottom w:val="single" w:color="000000" w:sz="4"/>
+              <w:right w:val="single" w:color="000000" w:sz="4"/>
+            </w:tcBorders>
+          </w:tcPr>
+          <w:p>
+            <w:pPr>
+              <w:spacing w:before="40" w:after="40"/>
+            </w:pPr>
+            <w:r>
+              <w:rPr>
+                <w:rFonts w:ascii="宋体" w:eastAsia="宋体" w:hAnsi="宋体" w:cs="宋体"/>
+              </w:rPr>
+              <w:t xml:space="preserve">自动折叠为痕迹行“已思考 N 秒 · N 次工具调用 · N 字”（秒数为思考开始到回答开始）；若读者手动展开过，本条消息保持展开</w:t>
+            </w:r>
+          </w:p>
+        </w:tc>
+        <w:tc>
+          <w:tcPr>
+            <w:tcW w:type="dxa" w:w="3010"/>
+            <w:tcBorders>
+              <w:top w:val="single" w:color="000000" w:sz="4"/>
+              <w:left w:val="single" w:color="000000" w:sz="4"/>
+              <w:bottom w:val="single" w:color="000000" w:sz="4"/>
+              <w:right w:val="single" w:color="000000" w:sz="4"/>
+            </w:tcBorders>
+          </w:tcPr>
+          <w:p>
+            <w:pPr>
+              <w:spacing w:before="40" w:after="40"/>
+            </w:pPr>
+            <w:r>
+              <w:rPr>
+                <w:rFonts w:ascii="宋体" w:eastAsia="宋体" w:hAnsi="宋体" w:cs="宋体"/>
+              </w:rPr>
+              <w:t xml:space="preserve">点击展开全文与工具时间线</w:t>
+            </w:r>
+          </w:p>
+        </w:tc>
+      </w:tr>
+      <w:tr>
+        <w:trPr>
+          <w:tblHeader w:val="false"/>
+        </w:trPr>
+        <w:tc>
+          <w:tcPr>
+            <w:tcW w:type="dxa" w:w="3008"/>
+            <w:tcBorders>
+              <w:top w:val="single" w:color="000000" w:sz="4"/>
+              <w:left w:val="single" w:color="000000" w:sz="4"/>
+              <w:bottom w:val="single" w:color="000000" w:sz="4"/>
+              <w:right w:val="single" w:color="000000" w:sz="4"/>
+            </w:tcBorders>
+          </w:tcPr>
+          <w:p>
+            <w:pPr>
+              <w:spacing w:before="40" w:after="40"/>
+            </w:pPr>
+            <w:r>
+              <w:rPr>
+                <w:rFonts w:ascii="宋体" w:eastAsia="宋体" w:hAnsi="宋体" w:cs="宋体"/>
+              </w:rPr>
+              <w:t xml:space="preserve">历史消息</w:t>
+            </w:r>
+          </w:p>
+        </w:tc>
+        <w:tc>
+          <w:tcPr>
+            <w:tcW w:type="dxa" w:w="3008"/>
+            <w:tcBorders>
+              <w:top w:val="single" w:color="000000" w:sz="4"/>
+              <w:left w:val="single" w:color="000000" w:sz="4"/>
+              <w:bottom w:val="single" w:color="000000" w:sz="4"/>
+              <w:right w:val="single" w:color="000000" w:sz="4"/>
+            </w:tcBorders>
+          </w:tcPr>
+          <w:p>
+            <w:pPr>
+              <w:spacing w:before="40" w:after="40"/>
+            </w:pPr>
+            <w:r>
+              <w:rPr>
+                <w:rFonts w:ascii="宋体" w:eastAsia="宋体" w:hAnsi="宋体" w:cs="宋体"/>
+              </w:rPr>
+              <w:t xml:space="preserve">痕迹行，秒数取消息记录的耗时</w:t>
+            </w:r>
+          </w:p>
+        </w:tc>
+        <w:tc>
+          <w:tcPr>
+            <w:tcW w:type="dxa" w:w="3010"/>
+            <w:tcBorders>
+              <w:top w:val="single" w:color="000000" w:sz="4"/>
+              <w:left w:val="single" w:color="000000" w:sz="4"/>
+              <w:bottom w:val="single" w:color="000000" w:sz="4"/>
+              <w:right w:val="single" w:color="000000" w:sz="4"/>
+            </w:tcBorders>
+          </w:tcPr>
+          <w:p>
+            <w:pPr>
+              <w:spacing w:before="40" w:after="40"/>
+            </w:pPr>
+            <w:r>
+              <w:rPr>
+                <w:rFonts w:ascii="宋体" w:eastAsia="宋体" w:hAnsi="宋体" w:cs="宋体"/>
+              </w:rPr>
+              <w:t xml:space="preserve">同上</w:t>
+            </w:r>
+          </w:p>
+        </w:tc>
+      </w:tr>
+      <w:tr>
+        <w:trPr>
+          <w:tblHeader w:val="false"/>
+        </w:trPr>
+        <w:tc>
+          <w:tcPr>
+            <w:tcW w:type="dxa" w:w="3008"/>
+            <w:tcBorders>
+              <w:top w:val="single" w:color="000000" w:sz="4"/>
+              <w:left w:val="single" w:color="000000" w:sz="4"/>
+              <w:bottom w:val="single" w:color="000000" w:sz="4"/>
+              <w:right w:val="single" w:color="000000" w:sz="4"/>
+            </w:tcBorders>
+          </w:tcPr>
+          <w:p>
+            <w:pPr>
+              <w:spacing w:before="40" w:after="40"/>
+            </w:pPr>
+            <w:r>
+              <w:rPr>
+                <w:rFonts w:ascii="宋体" w:eastAsia="宋体" w:hAnsi="宋体" w:cs="宋体"/>
+              </w:rPr>
+              <w:t xml:space="preserve">停止 / 出错</w:t>
+            </w:r>
+          </w:p>
+        </w:tc>
+        <w:tc>
+          <w:tcPr>
+            <w:tcW w:type="dxa" w:w="3008"/>
+            <w:tcBorders>
+              <w:top w:val="single" w:color="000000" w:sz="4"/>
+              <w:left w:val="single" w:color="000000" w:sz="4"/>
+              <w:bottom w:val="single" w:color="000000" w:sz="4"/>
+              <w:right w:val="single" w:color="000000" w:sz="4"/>
+            </w:tcBorders>
+          </w:tcPr>
+          <w:p>
+            <w:pPr>
+              <w:spacing w:before="40" w:after="40"/>
+            </w:pPr>
+            <w:r>
+              <w:rPr>
+                <w:rFonts w:ascii="宋体" w:eastAsia="宋体" w:hAnsi="宋体" w:cs="宋体"/>
+              </w:rPr>
+              <w:t xml:space="preserve">“已停止 · N 次工具调用” / “出错 · N 次工具调用”；运行中的工具行变红并写“已取消”</w:t>
+            </w:r>
+          </w:p>
+        </w:tc>
+        <w:tc>
+          <w:tcPr>
+            <w:tcW w:type="dxa" w:w="3010"/>
+            <w:tcBorders>
+              <w:top w:val="single" w:color="000000" w:sz="4"/>
+              <w:left w:val="single" w:color="000000" w:sz="4"/>
+              <w:bottom w:val="single" w:color="000000" w:sz="4"/>
+              <w:right w:val="single" w:color="000000" w:sz="4"/>
+            </w:tcBorders>
+          </w:tcPr>
+          <w:p>
+            <w:pPr>
+              <w:spacing w:before="40" w:after="40"/>
+            </w:pPr>
+            <w:r>
+              <w:rPr>
+                <w:rFonts w:ascii="宋体" w:eastAsia="宋体" w:hAnsi="宋体" w:cs="宋体"/>
+              </w:rPr>
+              <w:t xml:space="preserve">同上</w:t>
+            </w:r>
+          </w:p>
+        </w:tc>
+      </w:tr>
+    </w:tbl>
     <w:p>
       <w:pPr>
-        <w:pStyle w:val="ListParagraph"/>
-        <w:numPr>
-          <w:ilvl w:val="0"/>
-          <w:numId w:val="2"/>
-        </w:numPr>
+        <w:spacing w:before="0" w:after="0"/>
       </w:pPr>
+    </w:p>
+    <w:p>
       <w:r>
         <w:rPr>
           <w:rFonts w:ascii="宋体" w:eastAsia="宋体" w:hAnsi="宋体" w:cs="宋体"/>
         </w:rPr>
-        <w:t xml:space="preserve">出现思考块：胶囊头“正在思考…”带流光，星形图标旋转，块展开。</w:t>
+        <w:t xml:space="preserve">工具行为一行：工具族图标（14 px）、中文标题、关键参数（查询式、节点词、术语等，等宽加粗蓝色）、右侧结果摘要（成功绿色、失败红色）、状态点（进行中蓝色脉冲、完成绿色、失败红色）。</w:t>
       </w:r>
     </w:p>
     <w:p>
-      <w:pPr>
-        <w:pStyle w:val="ListParagraph"/>
-        <w:numPr>
-          <w:ilvl w:val="0"/>
-          <w:numId w:val="2"/>
-        </w:numPr>
-      </w:pPr>
       <w:r>
         <w:rPr>
           <w:rFonts w:ascii="宋体" w:eastAsia="宋体" w:hAnsi="宋体" w:cs="宋体"/>
         </w:rPr>
-        <w:t xml:space="preserve">推理文字以灰色 13 px 逐字写入。</w:t>
+        <w:t xml:space="preserve">对话滚动：读者位于底部 40 px 内时随内容贴底；上滚离开后停止贴底，在输入框上方居中显示“回到底部 ↓”胶囊（淡入上移），点击平滑滚到底部并恢复贴底；发送新消息时直接回到底部。助手页与 420 抽屉共用。</w:t>
       </w:r>
     </w:p>
     <w:p>
-      <w:pPr>
-        <w:pStyle w:val="ListParagraph"/>
-        <w:numPr>
-          <w:ilvl w:val="0"/>
-          <w:numId w:val="2"/>
-        </w:numPr>
-      </w:pPr>
       <w:r>
         <w:rPr>
           <w:rFonts w:ascii="宋体" w:eastAsia="宋体" w:hAnsi="宋体" w:cs="宋体"/>
         </w:rPr>
-        <w:t xml:space="preserve">每次工具调用追加一个步骤：圆形节点（进行中为蓝色描边 + 外扩脉冲环）、卡片（工具名等宽、中文标题、右侧“运行中”、参数行，查询值蓝色）、卡片扫光；标题换为“正在检索语料…”等（260 ms 上移切换）。</w:t>
-      </w:r>
-    </w:p>
-    <w:p>
-      <w:pPr>
-        <w:pStyle w:val="ListParagraph"/>
-        <w:numPr>
-          <w:ilvl w:val="0"/>
-          <w:numId w:val="2"/>
-        </w:numPr>
-      </w:pPr>
-      <w:r>
-        <w:rPr>
-          <w:rFonts w:ascii="宋体" w:eastAsia="宋体" w:hAnsi="宋体" w:cs="宋体"/>
-        </w:rPr>
-        <w:t xml:space="preserve">工具返回：节点变实心蓝并描画对勾，右侧结果写入（如“1,284 条命中”，绿色）；步骤之间有竖线连接。</w:t>
-      </w:r>
-    </w:p>
-    <w:p>
-      <w:pPr>
-        <w:pStyle w:val="ListParagraph"/>
-        <w:numPr>
-          <w:ilvl w:val="0"/>
-          <w:numId w:val="2"/>
-        </w:numPr>
-      </w:pPr>
-      <w:r>
-        <w:rPr>
-          <w:rFonts w:ascii="宋体" w:eastAsia="宋体" w:hAnsi="宋体" w:cs="宋体"/>
-        </w:rPr>
-        <w:t xml:space="preserve">重复 3–5 直至全部工具完成。</w:t>
-      </w:r>
-    </w:p>
-    <w:p>
-      <w:pPr>
-        <w:pStyle w:val="ListParagraph"/>
-        <w:numPr>
-          <w:ilvl w:val="0"/>
-          <w:numId w:val="2"/>
-        </w:numPr>
-      </w:pPr>
-      <w:r>
-        <w:rPr>
-          <w:rFonts w:ascii="宋体" w:eastAsia="宋体" w:hAnsi="宋体" w:cs="宋体"/>
-        </w:rPr>
-        <w:t xml:space="preserve">思考块折叠（380 ms），标题定格为“已思考 N 秒 · N 次工具调用”，不再流光；点击可展开。</w:t>
-      </w:r>
-    </w:p>
-    <w:p>
-      <w:pPr>
-        <w:pStyle w:val="ListParagraph"/>
-        <w:numPr>
-          <w:ilvl w:val="0"/>
-          <w:numId w:val="2"/>
-        </w:numPr>
-      </w:pPr>
-      <w:r>
-        <w:rPr>
-          <w:rFonts w:ascii="宋体" w:eastAsia="宋体" w:hAnsi="宋体" w:cs="宋体"/>
-        </w:rPr>
-        <w:t xml:space="preserve">回答逐字输出，末尾蓝色光标；引用编号 </w:t>
-      </w:r>
-      <w:r>
-        <w:rPr>
-          <w:rFonts w:ascii="Consolas" w:eastAsia="宋体" w:hAnsi="Consolas" w:cs="Consolas"/>
-        </w:rPr>
-        <w:t xml:space="preserve">[n]</w:t>
-      </w:r>
-      <w:r>
-        <w:rPr>
-          <w:rFonts w:ascii="宋体" w:eastAsia="宋体" w:hAnsi="宋体" w:cs="宋体"/>
-        </w:rPr>
-        <w:t xml:space="preserve"> 与查询式块整体插入。</w:t>
-      </w:r>
-    </w:p>
-    <w:p>
-      <w:pPr>
-        <w:pStyle w:val="ListParagraph"/>
-        <w:numPr>
-          <w:ilvl w:val="0"/>
-          <w:numId w:val="2"/>
-        </w:numPr>
-      </w:pPr>
-      <w:r>
-        <w:rPr>
-          <w:rFonts w:ascii="宋体" w:eastAsia="宋体" w:hAnsi="宋体" w:cs="宋体"/>
-        </w:rPr>
-        <w:t xml:space="preserve">结果组件按顺序错峰滑入（460 ms，间隔 110 ms）。</w:t>
-      </w:r>
-    </w:p>
-    <w:p>
-      <w:pPr>
-        <w:pStyle w:val="ListParagraph"/>
-        <w:numPr>
-          <w:ilvl w:val="0"/>
-          <w:numId w:val="2"/>
-        </w:numPr>
-      </w:pPr>
-      <w:r>
-        <w:rPr>
-          <w:rFonts w:ascii="宋体" w:eastAsia="宋体" w:hAnsi="宋体" w:cs="宋体"/>
-        </w:rPr>
-        <w:t xml:space="preserve">结束后出现复制、保存为笔记、重新生成。</w:t>
-      </w:r>
-    </w:p>
-    <w:p>
-      <w:pPr>
-        <w:pStyle w:val="ListParagraph"/>
-        <w:numPr>
-          <w:ilvl w:val="0"/>
-          <w:numId w:val="2"/>
-        </w:numPr>
-      </w:pPr>
-      <w:r>
-        <w:rPr>
-          <w:rFonts w:ascii="宋体" w:eastAsia="宋体" w:hAnsi="宋体" w:cs="宋体"/>
-        </w:rPr>
-        <w:t xml:space="preserve">运行中点停止：未完成步骤节点变红、结果写“已取消”，标题“已停止 · N 次工具调用”。</w:t>
+        <w:t xml:space="preserve">其余顺序不变：用户消息弹入（320 ms）→ 思考 → 回答逐字输出（末尾蓝色光标，引用编号与查询式块整体插入）→ 结果组件错峰滑入（460 ms，间隔 110 ms）→ 复制、保存为笔记、重新生成。减少动态时：三点与状态点静止，推理与回答不逐字，计时照常刷新。</w:t>
       </w:r>
     </w:p>
     <w:p>
@@ -26557,6 +28089,67 @@
                 <w:rFonts w:ascii="宋体" w:eastAsia="宋体" w:hAnsi="宋体" w:cs="宋体"/>
               </w:rPr>
               <w:t xml:space="preserve">自绘</w:t>
+            </w:r>
+          </w:p>
+        </w:tc>
+      </w:tr>
+      <w:tr>
+        <w:trPr>
+          <w:tblHeader w:val="false"/>
+        </w:trPr>
+        <w:tc>
+          <w:tcPr>
+            <w:tcW w:type="dxa" w:w="4513"/>
+            <w:tcBorders>
+              <w:top w:val="single" w:color="000000" w:sz="4"/>
+              <w:left w:val="single" w:color="000000" w:sz="4"/>
+              <w:bottom w:val="single" w:color="000000" w:sz="4"/>
+              <w:right w:val="single" w:color="000000" w:sz="4"/>
+            </w:tcBorders>
+          </w:tcPr>
+          <w:p>
+            <w:pPr>
+              <w:spacing w:before="40" w:after="40"/>
+            </w:pPr>
+            <w:r>
+              <w:rPr>
+                <w:rFonts w:ascii="宋体" w:eastAsia="宋体" w:hAnsi="宋体" w:cs="宋体"/>
+              </w:rPr>
+              <w:t xml:space="preserve">图标</w:t>
+            </w:r>
+          </w:p>
+        </w:tc>
+        <w:tc>
+          <w:tcPr>
+            <w:tcW w:type="dxa" w:w="4513"/>
+            <w:tcBorders>
+              <w:top w:val="single" w:color="000000" w:sz="4"/>
+              <w:left w:val="single" w:color="000000" w:sz="4"/>
+              <w:bottom w:val="single" w:color="000000" w:sz="4"/>
+              <w:right w:val="single" w:color="000000" w:sz="4"/>
+            </w:tcBorders>
+          </w:tcPr>
+          <w:p>
+            <w:pPr>
+              <w:spacing w:before="40" w:after="40"/>
+            </w:pPr>
+            <w:r>
+              <w:rPr>
+                <w:rFonts w:ascii="宋体" w:eastAsia="宋体" w:hAnsi="宋体" w:cs="宋体"/>
+              </w:rPr>
+              <w:t xml:space="preserve">设计稿内联 SVG + lucide-react 精选表，统一经 </w:t>
+            </w:r>
+            <w:r>
+              <w:rPr>
+                <w:rFonts w:ascii="Consolas" w:eastAsia="宋体" w:hAnsi="Consolas" w:cs="Consolas"/>
+              </w:rPr>
+              <w:t xml:space="preserve">Icon</w:t>
+            </w:r>
+            <w:r>
+              <w:rPr>
+                <w:rFonts w:ascii="宋体" w:eastAsia="宋体" w:hAnsi="宋体" w:cs="宋体"/>
+              </w:rPr>
+              <w:t xml:space="preserve"> 组件（5.4 节）</w:t>
             </w:r>
           </w:p>
         </w:tc>
@@ -31064,6 +32657,687 @@
         <w:spacing w:before="0" w:after="0"/>
       </w:pPr>
     </w:p>
+    <w:p>
+      <w:pPr>
+        <w:pStyle w:val="Heading1"/>
+      </w:pPr>
+      <w:r>
+        <w:rPr>
+          <w:rFonts w:ascii="宋体" w:eastAsia="宋体" w:hAnsi="宋体" w:cs="宋体"/>
+        </w:rPr>
+        <w:t xml:space="preserve">十五 P6 实现记录：助手思考链与图标（2026 年 10 月 28 日）</w:t>
+      </w:r>
+    </w:p>
+    <w:tbl>
+      <w:tblPr>
+        <w:tblW w:type="dxa" w:w="9026"/>
+        <w:tblBorders>
+          <w:top w:val="single" w:color="auto" w:sz="4"/>
+          <w:left w:val="single" w:color="auto" w:sz="4"/>
+          <w:bottom w:val="single" w:color="auto" w:sz="4"/>
+          <w:right w:val="single" w:color="auto" w:sz="4"/>
+          <w:insideH w:val="single" w:color="auto" w:sz="4"/>
+          <w:insideV w:val="single" w:color="auto" w:sz="4"/>
+        </w:tblBorders>
+      </w:tblPr>
+      <w:tblGrid>
+        <w:gridCol w:w="4513"/>
+        <w:gridCol w:w="4513"/>
+      </w:tblGrid>
+      <w:tr>
+        <w:trPr>
+          <w:tblHeader/>
+        </w:trPr>
+        <w:tc>
+          <w:tcPr>
+            <w:tcW w:type="dxa" w:w="4513"/>
+            <w:tcBorders>
+              <w:top w:val="single" w:color="000000" w:sz="4"/>
+              <w:left w:val="single" w:color="000000" w:sz="4"/>
+              <w:bottom w:val="single" w:color="000000" w:sz="4"/>
+              <w:right w:val="single" w:color="000000" w:sz="4"/>
+            </w:tcBorders>
+          </w:tcPr>
+          <w:p>
+            <w:pPr>
+              <w:spacing w:before="40" w:after="40"/>
+            </w:pPr>
+            <w:r>
+              <w:rPr>
+                <w:rFonts w:ascii="宋体" w:eastAsia="宋体" w:hAnsi="宋体" w:cs="宋体"/>
+                <w:b/>
+                <w:bCs/>
+              </w:rPr>
+              <w:t xml:space="preserve">项目</w:t>
+            </w:r>
+          </w:p>
+        </w:tc>
+        <w:tc>
+          <w:tcPr>
+            <w:tcW w:type="dxa" w:w="4513"/>
+            <w:tcBorders>
+              <w:top w:val="single" w:color="000000" w:sz="4"/>
+              <w:left w:val="single" w:color="000000" w:sz="4"/>
+              <w:bottom w:val="single" w:color="000000" w:sz="4"/>
+              <w:right w:val="single" w:color="000000" w:sz="4"/>
+            </w:tcBorders>
+          </w:tcPr>
+          <w:p>
+            <w:pPr>
+              <w:spacing w:before="40" w:after="40"/>
+            </w:pPr>
+            <w:r>
+              <w:rPr>
+                <w:rFonts w:ascii="宋体" w:eastAsia="宋体" w:hAnsi="宋体" w:cs="宋体"/>
+                <w:b/>
+                <w:bCs/>
+              </w:rPr>
+              <w:t xml:space="preserve">实现</w:t>
+            </w:r>
+          </w:p>
+        </w:tc>
+      </w:tr>
+      <w:tr>
+        <w:trPr>
+          <w:tblHeader w:val="false"/>
+        </w:trPr>
+        <w:tc>
+          <w:tcPr>
+            <w:tcW w:type="dxa" w:w="4513"/>
+            <w:tcBorders>
+              <w:top w:val="single" w:color="000000" w:sz="4"/>
+              <w:left w:val="single" w:color="000000" w:sz="4"/>
+              <w:bottom w:val="single" w:color="000000" w:sz="4"/>
+              <w:right w:val="single" w:color="000000" w:sz="4"/>
+            </w:tcBorders>
+          </w:tcPr>
+          <w:p>
+            <w:pPr>
+              <w:spacing w:before="40" w:after="40"/>
+            </w:pPr>
+            <w:r>
+              <w:rPr>
+                <w:rFonts w:ascii="宋体" w:eastAsia="宋体" w:hAnsi="宋体" w:cs="宋体"/>
+              </w:rPr>
+              <w:t xml:space="preserve">原因</w:t>
+            </w:r>
+          </w:p>
+        </w:tc>
+        <w:tc>
+          <w:tcPr>
+            <w:tcW w:type="dxa" w:w="4513"/>
+            <w:tcBorders>
+              <w:top w:val="single" w:color="000000" w:sz="4"/>
+              <w:left w:val="single" w:color="000000" w:sz="4"/>
+              <w:bottom w:val="single" w:color="000000" w:sz="4"/>
+              <w:right w:val="single" w:color="000000" w:sz="4"/>
+            </w:tcBorders>
+          </w:tcPr>
+          <w:p>
+            <w:pPr>
+              <w:spacing w:before="40" w:after="40"/>
+            </w:pPr>
+            <w:r>
+              <w:rPr>
+                <w:rFonts w:ascii="宋体" w:eastAsia="宋体" w:hAnsi="宋体" w:cs="宋体"/>
+              </w:rPr>
+              <w:t xml:space="preserve">用户反馈：“ai助手这块，思考任务不会折叠，会导致一直往下翻，看不了思考。你还得再看看kimicli的设计。”“图标也在丰富一点”。旧版运行中思考块整块展开、推理不限高，对话持续增高</w:t>
+            </w:r>
+          </w:p>
+        </w:tc>
+      </w:tr>
+      <w:tr>
+        <w:trPr>
+          <w:tblHeader w:val="false"/>
+        </w:trPr>
+        <w:tc>
+          <w:tcPr>
+            <w:tcW w:type="dxa" w:w="4513"/>
+            <w:tcBorders>
+              <w:top w:val="single" w:color="000000" w:sz="4"/>
+              <w:left w:val="single" w:color="000000" w:sz="4"/>
+              <w:bottom w:val="single" w:color="000000" w:sz="4"/>
+              <w:right w:val="single" w:color="000000" w:sz="4"/>
+            </w:tcBorders>
+          </w:tcPr>
+          <w:p>
+            <w:pPr>
+              <w:spacing w:before="40" w:after="40"/>
+            </w:pPr>
+            <w:r>
+              <w:rPr>
+                <w:rFonts w:ascii="宋体" w:eastAsia="宋体" w:hAnsi="宋体" w:cs="宋体"/>
+              </w:rPr>
+              <w:t xml:space="preserve">思考链</w:t>
+            </w:r>
+          </w:p>
+        </w:tc>
+        <w:tc>
+          <w:tcPr>
+            <w:tcW w:type="dxa" w:w="4513"/>
+            <w:tcBorders>
+              <w:top w:val="single" w:color="000000" w:sz="4"/>
+              <w:left w:val="single" w:color="000000" w:sz="4"/>
+              <w:bottom w:val="single" w:color="000000" w:sz="4"/>
+              <w:right w:val="single" w:color="000000" w:sz="4"/>
+            </w:tcBorders>
+          </w:tcPr>
+          <w:p>
+            <w:pPr>
+              <w:spacing w:before="40" w:after="40"/>
+            </w:pPr>
+            <w:r>
+              <w:rPr>
+                <w:rFonts w:ascii="Consolas" w:eastAsia="宋体" w:hAnsi="Consolas" w:cs="Consolas"/>
+              </w:rPr>
+              <w:t xml:space="preserve">features/assistant/ChainView.tsx</w:t>
+            </w:r>
+            <w:r>
+              <w:rPr>
+                <w:rFonts w:ascii="宋体" w:eastAsia="宋体" w:hAnsi="宋体" w:cs="宋体"/>
+              </w:rPr>
+              <w:t xml:space="preserve">：单行指示（秒数 0.1 s、字数、当前工具）+ 两行窥视 + 当前工具行；点击展开 40vh 全文，流式贴底；回答开始折叠为痕迹行，手动展开保持；工具行改为一行（图标、标题、关键参数、结果、状态点）。</w:t>
+            </w:r>
+            <w:r>
+              <w:rPr>
+                <w:rFonts w:ascii="Consolas" w:eastAsia="宋体" w:hAnsi="Consolas" w:cs="Consolas"/>
+              </w:rPr>
+              <w:t xml:space="preserve">chain.ts</w:t>
+            </w:r>
+            <w:r>
+              <w:rPr>
+                <w:rFonts w:ascii="宋体" w:eastAsia="宋体" w:hAnsi="宋体" w:cs="宋体"/>
+              </w:rPr>
+              <w:t xml:space="preserve"> 增加 </w:t>
+            </w:r>
+            <w:r>
+              <w:rPr>
+                <w:rFonts w:ascii="Consolas" w:eastAsia="宋体" w:hAnsi="Consolas" w:cs="Consolas"/>
+              </w:rPr>
+              <w:t xml:space="preserve">isThinking</w:t>
+            </w:r>
+            <w:r>
+              <w:rPr>
+                <w:rFonts w:ascii="宋体" w:eastAsia="宋体" w:hAnsi="宋体" w:cs="宋体"/>
+              </w:rPr>
+              <w:t xml:space="preserve">、</w:t>
+            </w:r>
+            <w:r>
+              <w:rPr>
+                <w:rFonts w:ascii="Consolas" w:eastAsia="宋体" w:hAnsi="Consolas" w:cs="Consolas"/>
+              </w:rPr>
+              <w:t xml:space="preserve">thinkingChars</w:t>
+            </w:r>
+            <w:r>
+              <w:rPr>
+                <w:rFonts w:ascii="宋体" w:eastAsia="宋体" w:hAnsi="宋体" w:cs="宋体"/>
+              </w:rPr>
+              <w:t xml:space="preserve">、</w:t>
+            </w:r>
+            <w:r>
+              <w:rPr>
+                <w:rFonts w:ascii="Consolas" w:eastAsia="宋体" w:hAnsi="Consolas" w:cs="Consolas"/>
+              </w:rPr>
+              <w:t xml:space="preserve">fmtChars</w:t>
+            </w:r>
+          </w:p>
+        </w:tc>
+      </w:tr>
+      <w:tr>
+        <w:trPr>
+          <w:tblHeader w:val="false"/>
+        </w:trPr>
+        <w:tc>
+          <w:tcPr>
+            <w:tcW w:type="dxa" w:w="4513"/>
+            <w:tcBorders>
+              <w:top w:val="single" w:color="000000" w:sz="4"/>
+              <w:left w:val="single" w:color="000000" w:sz="4"/>
+              <w:bottom w:val="single" w:color="000000" w:sz="4"/>
+              <w:right w:val="single" w:color="000000" w:sz="4"/>
+            </w:tcBorders>
+          </w:tcPr>
+          <w:p>
+            <w:pPr>
+              <w:spacing w:before="40" w:after="40"/>
+            </w:pPr>
+            <w:r>
+              <w:rPr>
+                <w:rFonts w:ascii="宋体" w:eastAsia="宋体" w:hAnsi="宋体" w:cs="宋体"/>
+              </w:rPr>
+              <w:t xml:space="preserve">对话滚动</w:t>
+            </w:r>
+          </w:p>
+        </w:tc>
+        <w:tc>
+          <w:tcPr>
+            <w:tcW w:type="dxa" w:w="4513"/>
+            <w:tcBorders>
+              <w:top w:val="single" w:color="000000" w:sz="4"/>
+              <w:left w:val="single" w:color="000000" w:sz="4"/>
+              <w:bottom w:val="single" w:color="000000" w:sz="4"/>
+              <w:right w:val="single" w:color="000000" w:sz="4"/>
+            </w:tcBorders>
+          </w:tcPr>
+          <w:p>
+            <w:pPr>
+              <w:spacing w:before="40" w:after="40"/>
+            </w:pPr>
+            <w:r>
+              <w:rPr>
+                <w:rFonts w:ascii="Consolas" w:eastAsia="宋体" w:hAnsi="Consolas" w:cs="Consolas"/>
+              </w:rPr>
+              <w:t xml:space="preserve">AssistantPanel.tsx</w:t>
+            </w:r>
+            <w:r>
+              <w:rPr>
+                <w:rFonts w:ascii="宋体" w:eastAsia="宋体" w:hAnsi="宋体" w:cs="宋体"/>
+              </w:rPr>
+              <w:t xml:space="preserve">：仅在底部 40 px 内贴底；离开后显示“回到底部”胶囊，平滑滚动期间不误判离开；页与抽屉共用</w:t>
+            </w:r>
+          </w:p>
+        </w:tc>
+      </w:tr>
+      <w:tr>
+        <w:trPr>
+          <w:tblHeader w:val="false"/>
+        </w:trPr>
+        <w:tc>
+          <w:tcPr>
+            <w:tcW w:type="dxa" w:w="4513"/>
+            <w:tcBorders>
+              <w:top w:val="single" w:color="000000" w:sz="4"/>
+              <w:left w:val="single" w:color="000000" w:sz="4"/>
+              <w:bottom w:val="single" w:color="000000" w:sz="4"/>
+              <w:right w:val="single" w:color="000000" w:sz="4"/>
+            </w:tcBorders>
+          </w:tcPr>
+          <w:p>
+            <w:pPr>
+              <w:spacing w:before="40" w:after="40"/>
+            </w:pPr>
+            <w:r>
+              <w:rPr>
+                <w:rFonts w:ascii="宋体" w:eastAsia="宋体" w:hAnsi="宋体" w:cs="宋体"/>
+              </w:rPr>
+              <w:t xml:space="preserve">图标</w:t>
+            </w:r>
+          </w:p>
+        </w:tc>
+        <w:tc>
+          <w:tcPr>
+            <w:tcW w:type="dxa" w:w="4513"/>
+            <w:tcBorders>
+              <w:top w:val="single" w:color="000000" w:sz="4"/>
+              <w:left w:val="single" w:color="000000" w:sz="4"/>
+              <w:bottom w:val="single" w:color="000000" w:sz="4"/>
+              <w:right w:val="single" w:color="000000" w:sz="4"/>
+            </w:tcBorders>
+          </w:tcPr>
+          <w:p>
+            <w:pPr>
+              <w:spacing w:before="40" w:after="40"/>
+            </w:pPr>
+            <w:r>
+              <w:rPr>
+                <w:rFonts w:ascii="宋体" w:eastAsia="宋体" w:hAnsi="宋体" w:cs="宋体"/>
+              </w:rPr>
+              <w:t xml:space="preserve">引入 lucide-react 1.63.0；</w:t>
+            </w:r>
+            <w:r>
+              <w:rPr>
+                <w:rFonts w:ascii="Consolas" w:eastAsia="宋体" w:hAnsi="Consolas" w:cs="Consolas"/>
+              </w:rPr>
+              <w:t xml:space="preserve">Icon</w:t>
+            </w:r>
+            <w:r>
+              <w:rPr>
+                <w:rFonts w:ascii="宋体" w:eastAsia="宋体" w:hAnsi="宋体" w:cs="宋体"/>
+              </w:rPr>
+              <w:t xml:space="preserve"> 先查设计稿图标再查 lucide 表；</w:t>
+            </w:r>
+            <w:r>
+              <w:rPr>
+                <w:rFonts w:ascii="Consolas" w:eastAsia="宋体" w:hAnsi="Consolas" w:cs="Consolas"/>
+              </w:rPr>
+              <w:t xml:space="preserve">iconSets.tsx</w:t>
+            </w:r>
+            <w:r>
+              <w:rPr>
+                <w:rFonts w:ascii="宋体" w:eastAsia="宋体" w:hAnsi="宋体" w:cs="宋体"/>
+              </w:rPr>
+              <w:t xml:space="preserve"> 提供领域映射与 </w:t>
+            </w:r>
+            <w:r>
+              <w:rPr>
+                <w:rFonts w:ascii="Consolas" w:eastAsia="宋体" w:hAnsi="Consolas" w:cs="Consolas"/>
+              </w:rPr>
+              <w:t xml:space="preserve">FileTypeIcon</w:t>
+            </w:r>
+            <w:r>
+              <w:rPr>
+                <w:rFonts w:ascii="宋体" w:eastAsia="宋体" w:hAnsi="宋体" w:cs="宋体"/>
+              </w:rPr>
+              <w:t xml:space="preserve">；导航、命令面板、任务托盘与任务页、空状态（40 px 圆底）、标注层、知识库、统计方法、证据篮、结果卡片头、助手工具行与右栏工具列表按 5.4 节使用</w:t>
+            </w:r>
+          </w:p>
+        </w:tc>
+      </w:tr>
+      <w:tr>
+        <w:trPr>
+          <w:tblHeader w:val="false"/>
+        </w:trPr>
+        <w:tc>
+          <w:tcPr>
+            <w:tcW w:type="dxa" w:w="4513"/>
+            <w:tcBorders>
+              <w:top w:val="single" w:color="000000" w:sz="4"/>
+              <w:left w:val="single" w:color="000000" w:sz="4"/>
+              <w:bottom w:val="single" w:color="000000" w:sz="4"/>
+              <w:right w:val="single" w:color="000000" w:sz="4"/>
+            </w:tcBorders>
+          </w:tcPr>
+          <w:p>
+            <w:pPr>
+              <w:spacing w:before="40" w:after="40"/>
+            </w:pPr>
+            <w:r>
+              <w:rPr>
+                <w:rFonts w:ascii="宋体" w:eastAsia="宋体" w:hAnsi="宋体" w:cs="宋体"/>
+              </w:rPr>
+              <w:t xml:space="preserve">设计稿</w:t>
+            </w:r>
+          </w:p>
+        </w:tc>
+        <w:tc>
+          <w:tcPr>
+            <w:tcW w:type="dxa" w:w="4513"/>
+            <w:tcBorders>
+              <w:top w:val="single" w:color="000000" w:sz="4"/>
+              <w:left w:val="single" w:color="000000" w:sz="4"/>
+              <w:bottom w:val="single" w:color="000000" w:sz="4"/>
+              <w:right w:val="single" w:color="000000" w:sz="4"/>
+            </w:tcBorders>
+          </w:tcPr>
+          <w:p>
+            <w:pPr>
+              <w:spacing w:before="40" w:after="40"/>
+            </w:pPr>
+            <w:r>
+              <w:rPr>
+                <w:rFonts w:ascii="Consolas" w:eastAsia="宋体" w:hAnsi="Consolas" w:cs="Consolas"/>
+              </w:rPr>
+              <w:t xml:space="preserve">doc/ui-design/app.js</w:t>
+            </w:r>
+            <w:r>
+              <w:rPr>
+                <w:rFonts w:ascii="宋体" w:eastAsia="宋体" w:hAnsi="宋体" w:cs="宋体"/>
+              </w:rPr>
+              <w:t xml:space="preserve"> 与 </w:t>
+            </w:r>
+            <w:r>
+              <w:rPr>
+                <w:rFonts w:ascii="Consolas" w:eastAsia="宋体" w:hAnsi="Consolas" w:cs="Consolas"/>
+              </w:rPr>
+              <w:t xml:space="preserve">style.css</w:t>
+            </w:r>
+            <w:r>
+              <w:rPr>
+                <w:rFonts w:ascii="宋体" w:eastAsia="宋体" w:hAnsi="宋体" w:cs="宋体"/>
+              </w:rPr>
+              <w:t xml:space="preserve"> 的思考链改为同一紧凑样式，</w:t>
+            </w:r>
+            <w:r>
+              <w:rPr>
+                <w:rFonts w:ascii="Consolas" w:eastAsia="宋体" w:hAnsi="Consolas" w:cs="Consolas"/>
+              </w:rPr>
+              <w:t xml:space="preserve">motion.html</w:t>
+            </w:r>
+            <w:r>
+              <w:rPr>
+                <w:rFonts w:ascii="宋体" w:eastAsia="宋体" w:hAnsi="宋体" w:cs="宋体"/>
+              </w:rPr>
+              <w:t xml:space="preserve"> 样本同步</w:t>
+            </w:r>
+          </w:p>
+        </w:tc>
+      </w:tr>
+      <w:tr>
+        <w:trPr>
+          <w:tblHeader w:val="false"/>
+        </w:trPr>
+        <w:tc>
+          <w:tcPr>
+            <w:tcW w:type="dxa" w:w="4513"/>
+            <w:tcBorders>
+              <w:top w:val="single" w:color="000000" w:sz="4"/>
+              <w:left w:val="single" w:color="000000" w:sz="4"/>
+              <w:bottom w:val="single" w:color="000000" w:sz="4"/>
+              <w:right w:val="single" w:color="000000" w:sz="4"/>
+            </w:tcBorders>
+          </w:tcPr>
+          <w:p>
+            <w:pPr>
+              <w:spacing w:before="40" w:after="40"/>
+            </w:pPr>
+            <w:r>
+              <w:rPr>
+                <w:rFonts w:ascii="宋体" w:eastAsia="宋体" w:hAnsi="宋体" w:cs="宋体"/>
+              </w:rPr>
+              <w:t xml:space="preserve">验证</w:t>
+            </w:r>
+          </w:p>
+        </w:tc>
+        <w:tc>
+          <w:tcPr>
+            <w:tcW w:type="dxa" w:w="4513"/>
+            <w:tcBorders>
+              <w:top w:val="single" w:color="000000" w:sz="4"/>
+              <w:left w:val="single" w:color="000000" w:sz="4"/>
+              <w:bottom w:val="single" w:color="000000" w:sz="4"/>
+              <w:right w:val="single" w:color="000000" w:sz="4"/>
+            </w:tcBorders>
+          </w:tcPr>
+          <w:p>
+            <w:pPr>
+              <w:spacing w:before="40" w:after="40"/>
+            </w:pPr>
+            <w:r>
+              <w:rPr>
+                <w:rFonts w:ascii="宋体" w:eastAsia="宋体" w:hAnsi="宋体" w:cs="宋体"/>
+              </w:rPr>
+              <w:t xml:space="preserve">类型检查、构建、vitest 69 项通过（思考链 6 项：单行与窥视、回答开始自动折叠、手动展开保持、秒数与字数标签、历史痕迹行、停止与出错）；开发服务器连接运行栈，真实模型对话 35 次工具调用期间对话高度不变，截图见下</w:t>
+            </w:r>
+          </w:p>
+        </w:tc>
+      </w:tr>
+      <w:tr>
+        <w:trPr>
+          <w:tblHeader w:val="false"/>
+        </w:trPr>
+        <w:tc>
+          <w:tcPr>
+            <w:tcW w:type="dxa" w:w="4513"/>
+            <w:tcBorders>
+              <w:top w:val="single" w:color="000000" w:sz="4"/>
+              <w:left w:val="single" w:color="000000" w:sz="4"/>
+              <w:bottom w:val="single" w:color="000000" w:sz="4"/>
+              <w:right w:val="single" w:color="000000" w:sz="4"/>
+            </w:tcBorders>
+          </w:tcPr>
+          <w:p>
+            <w:pPr>
+              <w:spacing w:before="40" w:after="40"/>
+            </w:pPr>
+            <w:r>
+              <w:rPr>
+                <w:rFonts w:ascii="宋体" w:eastAsia="宋体" w:hAnsi="宋体" w:cs="宋体"/>
+              </w:rPr>
+              <w:t xml:space="preserve">遗留</w:t>
+            </w:r>
+          </w:p>
+        </w:tc>
+        <w:tc>
+          <w:tcPr>
+            <w:tcW w:type="dxa" w:w="4513"/>
+            <w:tcBorders>
+              <w:top w:val="single" w:color="000000" w:sz="4"/>
+              <w:left w:val="single" w:color="000000" w:sz="4"/>
+              <w:bottom w:val="single" w:color="000000" w:sz="4"/>
+              <w:right w:val="single" w:color="000000" w:sz="4"/>
+            </w:tcBorders>
+          </w:tcPr>
+          <w:p>
+            <w:pPr>
+              <w:spacing w:before="40" w:after="40"/>
+            </w:pPr>
+            <w:r>
+              <w:rPr>
+                <w:rFonts w:ascii="宋体" w:eastAsia="宋体" w:hAnsi="宋体" w:cs="宋体"/>
+              </w:rPr>
+              <w:t xml:space="preserve">语料库页文档列表的格式图标待语料库模块采用 </w:t>
+            </w:r>
+            <w:r>
+              <w:rPr>
+                <w:rFonts w:ascii="Consolas" w:eastAsia="宋体" w:hAnsi="Consolas" w:cs="Consolas"/>
+              </w:rPr>
+              <w:t xml:space="preserve">FileTypeIcon</w:t>
+            </w:r>
+            <w:r>
+              <w:rPr>
+                <w:rFonts w:ascii="宋体" w:eastAsia="宋体" w:hAnsi="宋体" w:cs="宋体"/>
+              </w:rPr>
+              <w:t xml:space="preserve">；按设计不做移动端布局（第二节），窄宽度以 420 抽屉验证</w:t>
+            </w:r>
+          </w:p>
+        </w:tc>
+      </w:tr>
+    </w:tbl>
+    <w:p>
+      <w:pPr>
+        <w:spacing w:before="0" w:after="0"/>
+      </w:pPr>
+    </w:p>
+    <w:p>
+      <w:pPr>
+        <w:spacing w:before="120" w:after="60"/>
+        <w:jc w:val="center"/>
+      </w:pPr>
+      <w:r>
+        <w:drawing>
+          <wp:inline distT="0" distB="0" distL="0" distR="0">
+            <wp:extent cx="5753100" cy="3867150"/>
+            <wp:effectExtent t="0" r="0" b="0" l="0"/>
+            <wp:docPr id="1" name="思考中：单行指示与两行窥视" descr="思考中：单行指示与两行窥视" title="思考中：单行指示与两行窥视"/>
+            <wp:cNvGraphicFramePr>
+              <a:graphicFrameLocks xmlns:a="http://schemas.openxmlformats.org/drawingml/2006/main" noChangeAspect="1"/>
+            </wp:cNvGraphicFramePr>
+            <a:graphic xmlns:a="http://schemas.openxmlformats.org/drawingml/2006/main">
+              <a:graphicData uri="http://schemas.openxmlformats.org/drawingml/2006/picture">
+                <pic:pic xmlns:pic="http://schemas.openxmlformats.org/drawingml/2006/picture">
+                  <pic:nvPicPr>
+                    <pic:cNvPr id="0" name="" descr=""/>
+                    <pic:cNvPicPr>
+                      <a:picLocks noChangeAspect="1" noChangeArrowheads="1"/>
+                    </pic:cNvPicPr>
+                  </pic:nvPicPr>
+                  <pic:blipFill>
+                    <a:blip r:embed="rId17" cstate="none"/>
+                    <a:srcRect/>
+                    <a:stretch>
+                      <a:fillRect/>
+                    </a:stretch>
+                  </pic:blipFill>
+                  <pic:spPr bwMode="auto">
+                    <a:xfrm>
+                      <a:off x="0" y="0"/>
+                      <a:ext cx="5753100" cy="3867150"/>
+                    </a:xfrm>
+                    <a:prstGeom prst="rect">
+                      <a:avLst/>
+                    </a:prstGeom>
+                  </pic:spPr>
+                </pic:pic>
+              </a:graphicData>
+            </a:graphic>
+          </wp:inline>
+        </w:drawing>
+      </w:r>
+    </w:p>
+    <w:p>
+      <w:pPr>
+        <w:spacing w:after="200"/>
+        <w:jc w:val="center"/>
+      </w:pPr>
+      <w:r>
+        <w:rPr>
+          <w:rFonts w:ascii="宋体" w:eastAsia="宋体" w:hAnsi="宋体" w:cs="宋体"/>
+          <w:sz w:val="20"/>
+          <w:szCs w:val="20"/>
+        </w:rPr>
+        <w:t xml:space="preserve">思考中：单行指示与两行窥视</w:t>
+      </w:r>
+    </w:p>
+    <w:p>
+      <w:pPr>
+        <w:spacing w:before="120" w:after="60"/>
+        <w:jc w:val="center"/>
+      </w:pPr>
+      <w:r>
+        <w:drawing>
+          <wp:inline distT="0" distB="0" distL="0" distR="0">
+            <wp:extent cx="5753100" cy="3867150"/>
+            <wp:effectExtent t="0" r="0" b="0" l="0"/>
+            <wp:docPr id="1" name="回答后：痕迹行展开" descr="回答后：痕迹行展开" title="回答后：痕迹行展开"/>
+            <wp:cNvGraphicFramePr>
+              <a:graphicFrameLocks xmlns:a="http://schemas.openxmlformats.org/drawingml/2006/main" noChangeAspect="1"/>
+            </wp:cNvGraphicFramePr>
+            <a:graphic xmlns:a="http://schemas.openxmlformats.org/drawingml/2006/main">
+              <a:graphicData uri="http://schemas.openxmlformats.org/drawingml/2006/picture">
+                <pic:pic xmlns:pic="http://schemas.openxmlformats.org/drawingml/2006/picture">
+                  <pic:nvPicPr>
+                    <pic:cNvPr id="0" name="" descr=""/>
+                    <pic:cNvPicPr>
+                      <a:picLocks noChangeAspect="1" noChangeArrowheads="1"/>
+                    </pic:cNvPicPr>
+                  </pic:nvPicPr>
+                  <pic:blipFill>
+                    <a:blip r:embed="rId18" cstate="none"/>
+                    <a:srcRect/>
+                    <a:stretch>
+                      <a:fillRect/>
+                    </a:stretch>
+                  </pic:blipFill>
+                  <pic:spPr bwMode="auto">
+                    <a:xfrm>
+                      <a:off x="0" y="0"/>
+                      <a:ext cx="5753100" cy="3867150"/>
+                    </a:xfrm>
+                    <a:prstGeom prst="rect">
+                      <a:avLst/>
+                    </a:prstGeom>
+                  </pic:spPr>
+                </pic:pic>
+              </a:graphicData>
+            </a:graphic>
+          </wp:inline>
+        </w:drawing>
+      </w:r>
+    </w:p>
+    <w:p>
+      <w:pPr>
+        <w:spacing w:after="200"/>
+        <w:jc w:val="center"/>
+      </w:pPr>
+      <w:r>
+        <w:rPr>
+          <w:rFonts w:ascii="宋体" w:eastAsia="宋体" w:hAnsi="宋体" w:cs="宋体"/>
+          <w:sz w:val="20"/>
+          <w:szCs w:val="20"/>
+        </w:rPr>
+        <w:t xml:space="preserve">回答后：痕迹行展开</w:t>
+      </w:r>
+    </w:p>
     <w:sectPr>
       <w:pgSz w:w="11906" w:h="16838" w:orient="portrait"/>
       <w:pgMar w:top="1440" w:right="1440" w:bottom="1440" w:left="1440" w:header="708" w:footer="708" w:gutter="0"/>
@@ -31227,12 +33501,6 @@
   </w:abstractNum>
   <w:num w:numId="1">
     <w:abstractNumId w:val="1"/>
-    <w:lvlOverride w:ilvl="0">
-      <w:startOverride w:val="1"/>
-    </w:lvlOverride>
-  </w:num>
-  <w:num w:numId="2">
-    <w:abstractNumId w:val="3"/>
     <w:lvlOverride w:ilvl="0">
       <w:startOverride w:val="1"/>
     </w:lvlOverride>

--- a/doc/前端整体设计方案.docx
+++ b/doc/前端整体设计方案.docx
@@ -1187,6 +1187,89 @@
                 <w:rFonts w:ascii="宋体" w:eastAsia="宋体" w:hAnsi="宋体" w:cs="宋体"/>
               </w:rPr>
               <w:t xml:space="preserve">页面标题（16 / 600）；面包屑范围条（项目 › 语料库 › 子库或文档，每段可点）；页面主操作；命令面板入口（“搜索或跳转 Ctrl K”）；快捷键按钮；深色切换；检索页另有“助手”按钮</w:t>
+            </w:r>
+          </w:p>
+        </w:tc>
+      </w:tr>
+      <w:tr>
+        <w:trPr>
+          <w:tblHeader w:val="false"/>
+        </w:trPr>
+        <w:tc>
+          <w:tcPr>
+            <w:tcW w:type="dxa" w:w="3008"/>
+            <w:tcBorders>
+              <w:top w:val="single" w:color="000000" w:sz="4"/>
+              <w:left w:val="single" w:color="000000" w:sz="4"/>
+              <w:bottom w:val="single" w:color="000000" w:sz="4"/>
+              <w:right w:val="single" w:color="000000" w:sz="4"/>
+            </w:tcBorders>
+          </w:tcPr>
+          <w:p>
+            <w:pPr>
+              <w:spacing w:before="40" w:after="40"/>
+            </w:pPr>
+            <w:r>
+              <w:rPr>
+                <w:rFonts w:ascii="宋体" w:eastAsia="宋体" w:hAnsi="宋体" w:cs="宋体"/>
+              </w:rPr>
+              <w:t xml:space="preserve">范围规则</w:t>
+            </w:r>
+          </w:p>
+        </w:tc>
+        <w:tc>
+          <w:tcPr>
+            <w:tcW w:type="dxa" w:w="3008"/>
+            <w:tcBorders>
+              <w:top w:val="single" w:color="000000" w:sz="4"/>
+              <w:left w:val="single" w:color="000000" w:sz="4"/>
+              <w:bottom w:val="single" w:color="000000" w:sz="4"/>
+              <w:right w:val="single" w:color="000000" w:sz="4"/>
+            </w:tcBorders>
+          </w:tcPr>
+          <w:p>
+            <w:pPr>
+              <w:spacing w:before="40" w:after="40"/>
+            </w:pPr>
+            <w:r>
+              <w:rPr>
+                <w:rFonts w:ascii="宋体" w:eastAsia="宋体" w:hAnsi="宋体" w:cs="宋体"/>
+              </w:rPr>
+              <w:t xml:space="preserve">—</w:t>
+            </w:r>
+          </w:p>
+        </w:tc>
+        <w:tc>
+          <w:tcPr>
+            <w:tcW w:type="dxa" w:w="3010"/>
+            <w:tcBorders>
+              <w:top w:val="single" w:color="000000" w:sz="4"/>
+              <w:left w:val="single" w:color="000000" w:sz="4"/>
+              <w:bottom w:val="single" w:color="000000" w:sz="4"/>
+              <w:right w:val="single" w:color="000000" w:sz="4"/>
+            </w:tcBorders>
+          </w:tcPr>
+          <w:p>
+            <w:pPr>
+              <w:spacing w:before="40" w:after="40"/>
+            </w:pPr>
+            <w:r>
+              <w:rPr>
+                <w:rFonts w:ascii="宋体" w:eastAsia="宋体" w:hAnsi="宋体" w:cs="宋体"/>
+              </w:rPr>
+              <w:t xml:space="preserve">一个项目会话只有一个工作范围（语料库或子库，</w:t>
+            </w:r>
+            <w:r>
+              <w:rPr>
+                <w:rFonts w:ascii="Consolas" w:eastAsia="宋体" w:hAnsi="Consolas" w:cs="Consolas"/>
+              </w:rPr>
+              <w:t xml:space="preserve">lib/scope.ts</w:t>
+            </w:r>
+            <w:r>
+              <w:rPr>
+                <w:rFonts w:ascii="宋体" w:eastAsia="宋体" w:hAnsi="宋体" w:cs="宋体"/>
+              </w:rPr>
+              <w:t xml:space="preserve">，按项目存 localStorage）：检索、统计各标签页（关键词的目标）、面包屑、命令面板、助手读写同一份；任何一处切换语料，当前页的范围随之改变，面包屑始终显示当前页实际使用的范围。检索的临时筛选、关键词的参照不写入共享范围</w:t>
             </w:r>
           </w:p>
         </w:tc>
@@ -8526,7 +8609,7 @@
               <w:rPr>
                 <w:rFonts w:ascii="宋体" w:eastAsia="宋体" w:hAnsi="宋体" w:cs="宋体"/>
               </w:rPr>
-              <w:t xml:space="preserve">居中卡片 400 宽（品牌、标题、邮箱、密码 + 显示切换、忘记密码、保持登录 7 天、登录按钮）；背景点阵 + 两块浅蓝光斑缓慢漂移</w:t>
+              <w:t xml:space="preserve">居中卡片 400 宽（品牌、标题、邮箱、密码 + 显示切换、登录按钮）；背景点阵 + 两块浅蓝光斑缓慢漂移。会话固定 14 天（API 无可选时长），不设“保持登录 7 天”；账号由管理员创建，不设注册与忘记密码</w:t>
             </w:r>
           </w:p>
         </w:tc>
@@ -8636,7 +8719,7 @@
               <w:rPr>
                 <w:rFonts w:ascii="宋体" w:eastAsia="宋体" w:hAnsi="宋体" w:cs="宋体"/>
               </w:rPr>
-              <w:t xml:space="preserve">处理中：按钮转圈“登录中”并禁用；失败：卡片内红色提示“邮箱或密码错误”+ 卡片抖动；空密码同样抖动并聚焦密码框</w:t>
+              <w:t xml:space="preserve">处理中：按钮转圈“登录中”并禁用；失败：卡片内红色提示“邮箱或密码错误”+ 卡片抖动；邮箱或密码为空：红色提示“请输入邮箱和密码”+ 抖动，焦点落在第一个空框</w:t>
             </w:r>
           </w:p>
         </w:tc>
@@ -8880,7 +8963,7 @@
               <w:rPr>
                 <w:rFonts w:ascii="宋体" w:eastAsia="宋体" w:hAnsi="宋体" w:cs="宋体"/>
               </w:rPr>
-              <w:t xml:space="preserve">顶部品牌与“跳过”；步骤条（编号圆点，已完成显示勾，进度线随步数增长）；单张卡片横向滑动切换；底部“n / 5”、上一步、下一步</w:t>
+              <w:t xml:space="preserve">顶部品牌与“跳过引导”；步骤条（编号圆点，已完成显示勾，进度线随步数增长）；单张卡片横向滑动切换；底部“n / 5”、跳过此步（第 2–4 步）、上一步、下一步</w:t>
             </w:r>
           </w:p>
         </w:tc>
@@ -8929,7 +9012,7 @@
               <w:rPr>
                 <w:rFonts w:ascii="宋体" w:eastAsia="宋体" w:hAnsi="宋体" w:cs="宋体"/>
               </w:rPr>
-              <w:t xml:space="preserve">1 项目名称（实时生成字标）、研究语言多选、可见范围；2 选内置语料或上传，显示导入与建索引两条进度；3 预填 </w:t>
+              <w:t xml:space="preserve">1 项目名称（实时生成字标，最多 60 字，显示“n / 60”；研究语言与可见范围不做，项目仅成员可见）；2 选内置语料或上传，显示导入与建索引两条进度，语料卡写句数与“索引更新 n 天前”（不显示索引哈希）；3 预填查询式：按语料语言依次试 </w:t>
             </w:r>
             <w:r>
               <w:rPr>
@@ -8941,7 +9024,79 @@
               <w:rPr>
                 <w:rFonts w:ascii="宋体" w:eastAsia="宋体" w:hAnsi="宋体" w:cs="宋体"/>
               </w:rPr>
-              <w:t xml:space="preserve">，检索后显示命中、句计数与 3 行 KWIC；4 迷你助手演示；5 汇总卡（项目、语料与索引版本、已保存查询、助手模型与工具数）+ 检索 / 标注 / 知识库入口，“进入检索”</w:t>
+              <w:t xml:space="preserve">、</w:t>
+            </w:r>
+            <w:r>
+              <w:rPr>
+                <w:rFonts w:ascii="Consolas" w:eastAsia="宋体" w:hAnsi="Consolas" w:cs="Consolas"/>
+              </w:rPr>
+              <w:t xml:space="preserve">翻译</w:t>
+            </w:r>
+            <w:r>
+              <w:rPr>
+                <w:rFonts w:ascii="宋体" w:eastAsia="宋体" w:hAnsi="宋体" w:cs="宋体"/>
+              </w:rPr>
+              <w:t xml:space="preserve">、</w:t>
+            </w:r>
+            <w:r>
+              <w:rPr>
+                <w:rFonts w:ascii="Consolas" w:eastAsia="宋体" w:hAnsi="Consolas" w:cs="Consolas"/>
+              </w:rPr>
+              <w:t xml:space="preserve">文化</w:t>
+            </w:r>
+            <w:r>
+              <w:rPr>
+                <w:rFonts w:ascii="宋体" w:eastAsia="宋体" w:hAnsi="宋体" w:cs="宋体"/>
+              </w:rPr>
+              <w:t xml:space="preserve">…（英文 </w:t>
+            </w:r>
+            <w:r>
+              <w:rPr>
+                <w:rFonts w:ascii="Consolas" w:eastAsia="宋体" w:hAnsi="Consolas" w:cs="Consolas"/>
+              </w:rPr>
+              <w:t xml:space="preserve">translate/v</w:t>
+            </w:r>
+            <w:r>
+              <w:rPr>
+                <w:rFonts w:ascii="宋体" w:eastAsia="宋体" w:hAnsi="宋体" w:cs="宋体"/>
+              </w:rPr>
+              <w:t xml:space="preserve">、</w:t>
+            </w:r>
+            <w:r>
+              <w:rPr>
+                <w:rFonts w:ascii="Consolas" w:eastAsia="宋体" w:hAnsi="Consolas" w:cs="Consolas"/>
+              </w:rPr>
+              <w:t xml:space="preserve">translation</w:t>
+            </w:r>
+            <w:r>
+              <w:rPr>
+                <w:rFonts w:ascii="宋体" w:eastAsia="宋体" w:hAnsi="宋体" w:cs="宋体"/>
+              </w:rPr>
+              <w:t xml:space="preserve">…），取第一个在所选语料中有命中的；输入框下解释行随输入调用 </w:t>
+            </w:r>
+            <w:r>
+              <w:rPr>
+                <w:rFonts w:ascii="Consolas" w:eastAsia="宋体" w:hAnsi="Consolas" w:cs="Consolas"/>
+              </w:rPr>
+              <w:t xml:space="preserve">/search/parse</w:t>
+            </w:r>
+            <w:r>
+              <w:rPr>
+                <w:rFonts w:ascii="宋体" w:eastAsia="宋体" w:hAnsi="宋体" w:cs="宋体"/>
+              </w:rPr>
+              <w:t xml:space="preserve"> 更新（如“翻译/v 限定动词，文化 须同句出现”）；检索后显示命中、句计数与 3 行 KWIC；4 迷你助手演示；5 汇总卡（项目、语料与索引更新时间、已保存查询、助手模型与工具数）+ 检索 / 标注 / 知识库入口，“进入检索”。进入检索（含跳过引导、完成页的检索入口）带上所选语料和最后一次检索的查询式（</w:t>
+            </w:r>
+            <w:r>
+              <w:rPr>
+                <w:rFonts w:ascii="Consolas" w:eastAsia="宋体" w:hAnsi="Consolas" w:cs="Consolas"/>
+              </w:rPr>
+              <w:t xml:space="preserve">?q=&amp;scope=</w:t>
+            </w:r>
+            <w:r>
+              <w:rPr>
+                <w:rFonts w:ascii="宋体" w:eastAsia="宋体" w:hAnsi="宋体" w:cs="宋体"/>
+              </w:rPr>
+              <w:t xml:space="preserve">）；尚无项目时“跳过引导”用已填名称或“我的研究项目”建项目</w:t>
             </w:r>
           </w:p>
         </w:tc>
@@ -9684,7 +9839,19 @@
               <w:rPr>
                 <w:rFonts w:ascii="宋体" w:eastAsia="宋体" w:hAnsi="宋体" w:cs="宋体"/>
               </w:rPr>
-              <w:t xml:space="preserve">查询卡：历史按钮、查询输入（44 高，等宽 16）、检索按钮、语法插入 chip（</w:t>
+              <w:t xml:space="preserve">顶栏：语料库 / 子库选择器（直接切换范围，切换后清除临时筛选）、保存查询；查询卡：历史按钮、查询输入（44 高，等宽 16）、检索按钮、语法插入 chip（“词性 · 体系”按钮弹出该语料索引中的词性标签及中文名，点选插入 </w:t>
+            </w:r>
+            <w:r>
+              <w:rPr>
+                <w:rFonts w:ascii="Consolas" w:eastAsia="宋体" w:hAnsi="Consolas" w:cs="Consolas"/>
+              </w:rPr>
+              <w:t xml:space="preserve">/标签</w:t>
+            </w:r>
+            <w:r>
+              <w:rPr>
+                <w:rFonts w:ascii="宋体" w:eastAsia="宋体" w:hAnsi="宋体" w:cs="宋体"/>
+              </w:rPr>
+              <w:t xml:space="preserve">；</w:t>
             </w:r>
             <w:r>
               <w:rPr>
@@ -9798,13 +9965,49 @@
               <w:rPr>
                 <w:rFonts w:ascii="Consolas" w:eastAsia="宋体" w:hAnsi="Consolas" w:cs="Consolas"/>
               </w:rPr>
+              <w:t xml:space="preserve">{pos=}</w:t>
+            </w:r>
+            <w:r>
+              <w:rPr>
+                <w:rFonts w:ascii="宋体" w:eastAsia="宋体" w:hAnsi="宋体" w:cs="宋体"/>
+              </w:rPr>
+              <w:t xml:space="preserve">、</w:t>
+            </w:r>
+            <w:r>
+              <w:rPr>
+                <w:rFonts w:ascii="Consolas" w:eastAsia="宋体" w:hAnsi="Consolas" w:cs="Consolas"/>
+              </w:rPr>
               <w:t xml:space="preserve">{dep=}</w:t>
             </w:r>
             <w:r>
               <w:rPr>
                 <w:rFonts w:ascii="宋体" w:eastAsia="宋体" w:hAnsi="宋体" w:cs="宋体"/>
               </w:rPr>
-              <w:t xml:space="preserve">）、即时解析行（主查询 / 同句含 / 同句不含 + “可检索”或错误位置）；计数卡 ×3（命中、句、文档，前两项带年份迷你图）；分布条（年份 / 句型切换，图例带数值，点击一段即筛选并显示筛选 chip）；结果卡：语境长度分段（40 字 / 整句 / 整段）、排序、结果内筛选、词性着色开关与图例、CSV / XLSX、KWIC 表（左语境右对齐、命中居中、右语境 + EN 对齐句、出处、钉住）、分页；右侧检查器 360（上下文前后句、双语词对齐连线、文档元数据、索引版本、钉住、加入笔记）；查询历史左侧滑出面板 340</w:t>
+              <w:t xml:space="preserve">、</w:t>
+            </w:r>
+            <w:r>
+              <w:rPr>
+                <w:rFonts w:ascii="Consolas" w:eastAsia="宋体" w:hAnsi="Consolas" w:cs="Consolas"/>
+              </w:rPr>
+              <w:t xml:space="preserve">{lemma=}</w:t>
+            </w:r>
+            <w:r>
+              <w:rPr>
+                <w:rFonts w:ascii="宋体" w:eastAsia="宋体" w:hAnsi="宋体" w:cs="宋体"/>
+              </w:rPr>
+              <w:t xml:space="preserve">、</w:t>
+            </w:r>
+            <w:r>
+              <w:rPr>
+                <w:rFonts w:ascii="Consolas" w:eastAsia="宋体" w:hAnsi="Consolas" w:cs="Consolas"/>
+              </w:rPr>
+              <w:t xml:space="preserve">[标签]</w:t>
+            </w:r>
+            <w:r>
+              <w:rPr>
+                <w:rFonts w:ascii="宋体" w:eastAsia="宋体" w:hAnsi="宋体" w:cs="宋体"/>
+              </w:rPr>
+              <w:t xml:space="preserve">；繁体或简繁混合语料显示“繁体”标签）、即时解析行（带范围解析：主查询 / 同句含 / 同句不含 + “可检索”，或错误位置，包括“该语料无依存层”“该语料无片段标注层”）；计数卡 ×3（命中、句、文档，直接显示终值，新检索进行中显示“检索中”）；分布条（字段下拉：时间类、体裁类字段在前，中文字段名，隐藏 page_id、part 等内部字段；图例带数值，点击一段即筛选并显示筛选 chip，chip 用中文字段名和原值）；结果卡：语境长度分段（40 字 / 整句 / 整段）、排序、结果内筛选、词性着色开关与图例、CSV / XLSX、KWIC 表（左右语境等宽；40 字左侧截断处为省略号，英文按整词截断；整句 / 整段换行显示；右语境下为对齐译文，平行语料无译文时标“无对齐译文”；出处为文档名 + 句号；行尾按钮带文字“依存”“术语”“钉住 / 已钉”）、分页；右侧检查器 360（上下文前后句，平行语料默认只显示本句；双语词对齐连线；文档名、句序号与有研究意义的元数据，中文字段名，不显示码点、索引版本和 id 类字段；钉住；底部留出浮动胶囊的高度）；查询历史左侧滑出面板 340</w:t>
             </w:r>
           </w:p>
         </w:tc>
@@ -9980,7 +10183,7 @@
               <w:rPr>
                 <w:rFonts w:ascii="宋体" w:eastAsia="宋体" w:hAnsi="宋体" w:cs="宋体"/>
               </w:rPr>
-              <w:t xml:space="preserve"> 重取，不用当前页行数代替；解析错误在解析行显示位置与原因（“第 n 个字符：引号未闭合”），检索按钮禁用；空结果：计数为 0 + 空态“没有命中”；失败：结果卡内错误提示带错误码</w:t>
+              <w:t xml:space="preserve"> 重取，不用当前页行数代替；解析错误在解析行显示位置与原因（“第 n 个字符：引号未闭合”），检索按钮禁用，旧结果置灰、旧错误隐藏；空结果：计数为 0 + 空态“没有命中”，含汉字的查询换写简繁后有命中时提示“该库为繁体，试试「為」（n 次）”并给出一键检索；导出：点击后提示“已开始导出”，完成后自动下载并提示“下载”链接；失败：结果卡内错误提示带错误码</w:t>
             </w:r>
           </w:p>
         </w:tc>
@@ -10273,7 +10476,7 @@
               <w:rPr>
                 <w:rFonts w:ascii="宋体" w:eastAsia="宋体" w:hAnsi="宋体" w:cs="宋体"/>
               </w:rPr>
-              <w:t xml:space="preserve">同助手页；范围默认取当前检索的 </w:t>
+              <w:t xml:space="preserve">同助手页（含写操作确认卡片）；范围默认取当前检索的 </w:t>
             </w:r>
             <w:r>
               <w:rPr>
@@ -10286,6 +10489,55 @@
                 <w:rFonts w:ascii="宋体" w:eastAsia="宋体" w:hAnsi="宋体" w:cs="宋体"/>
               </w:rPr>
               <w:t xml:space="preserve"> 与语料范围</w:t>
+            </w:r>
+          </w:p>
+        </w:tc>
+      </w:tr>
+      <w:tr>
+        <w:trPr>
+          <w:tblHeader w:val="false"/>
+        </w:trPr>
+        <w:tc>
+          <w:tcPr>
+            <w:tcW w:type="dxa" w:w="4513"/>
+            <w:tcBorders>
+              <w:top w:val="single" w:color="000000" w:sz="4"/>
+              <w:left w:val="single" w:color="000000" w:sz="4"/>
+              <w:bottom w:val="single" w:color="000000" w:sz="4"/>
+              <w:right w:val="single" w:color="000000" w:sz="4"/>
+            </w:tcBorders>
+          </w:tcPr>
+          <w:p>
+            <w:pPr>
+              <w:spacing w:before="40" w:after="40"/>
+            </w:pPr>
+            <w:r>
+              <w:rPr>
+                <w:rFonts w:ascii="宋体" w:eastAsia="宋体" w:hAnsi="宋体" w:cs="宋体"/>
+              </w:rPr>
+              <w:t xml:space="preserve">顶栏</w:t>
+            </w:r>
+          </w:p>
+        </w:tc>
+        <w:tc>
+          <w:tcPr>
+            <w:tcW w:type="dxa" w:w="4513"/>
+            <w:tcBorders>
+              <w:top w:val="single" w:color="000000" w:sz="4"/>
+              <w:left w:val="single" w:color="000000" w:sz="4"/>
+              <w:bottom w:val="single" w:color="000000" w:sz="4"/>
+              <w:right w:val="single" w:color="000000" w:sz="4"/>
+            </w:tcBorders>
+          </w:tcPr>
+          <w:p>
+            <w:pPr>
+              <w:spacing w:before="40" w:after="40"/>
+            </w:pPr>
+            <w:r>
+              <w:rPr>
+                <w:rFonts w:ascii="宋体" w:eastAsia="宋体" w:hAnsi="宋体" w:cs="宋体"/>
+              </w:rPr>
+              <w:t xml:space="preserve">抽屉打开时顶栏变窄：面包屑的项目只留首字图标、隐藏占位“全部”，语料名至少保留 132 px；“搜索或跳转”收成图标按钮</w:t>
             </w:r>
           </w:p>
         </w:tc>
@@ -10640,6 +10892,214 @@
                 <w:rFonts w:ascii="宋体" w:eastAsia="宋体" w:hAnsi="宋体" w:cs="宋体"/>
               </w:rPr>
               <w:t xml:space="preserve">；频次数字点击打开检索</w:t>
+            </w:r>
+          </w:p>
+        </w:tc>
+      </w:tr>
+      <w:tr>
+        <w:trPr>
+          <w:tblHeader w:val="false"/>
+        </w:trPr>
+        <w:tc>
+          <w:tcPr>
+            <w:tcW w:type="dxa" w:w="4513"/>
+            <w:tcBorders>
+              <w:top w:val="single" w:color="000000" w:sz="4"/>
+              <w:left w:val="single" w:color="000000" w:sz="4"/>
+              <w:bottom w:val="single" w:color="000000" w:sz="4"/>
+              <w:right w:val="single" w:color="000000" w:sz="4"/>
+            </w:tcBorders>
+          </w:tcPr>
+          <w:p>
+            <w:pPr>
+              <w:spacing w:before="40" w:after="40"/>
+            </w:pPr>
+            <w:r>
+              <w:rPr>
+                <w:rFonts w:ascii="宋体" w:eastAsia="宋体" w:hAnsi="宋体" w:cs="宋体"/>
+              </w:rPr>
+              <w:t xml:space="preserve">参数</w:t>
+            </w:r>
+          </w:p>
+        </w:tc>
+        <w:tc>
+          <w:tcPr>
+            <w:tcW w:type="dxa" w:w="4513"/>
+            <w:tcBorders>
+              <w:top w:val="single" w:color="000000" w:sz="4"/>
+              <w:left w:val="single" w:color="000000" w:sz="4"/>
+              <w:bottom w:val="single" w:color="000000" w:sz="4"/>
+              <w:right w:val="single" w:color="000000" w:sz="4"/>
+            </w:tcBorders>
+          </w:tcPr>
+          <w:p>
+            <w:pPr>
+              <w:spacing w:before="40" w:after="40"/>
+            </w:pPr>
+            <w:r>
+              <w:rPr>
+                <w:rFonts w:ascii="宋体" w:eastAsia="宋体" w:hAnsi="宋体" w:cs="宋体"/>
+              </w:rPr>
+              <w:t xml:space="preserve">范围用项目共享范围（见第二节范围规则），切换标签页不变；频次、n-gram、搭配、关键词默认勾选“排除标点和数字”（只含标点、符号、数字的项不列出，总词数与每百万词仍按全部词计）；n-gram 可填“包含词”只看含该词的组合；关键词参照列表不含目标本身，与目标相同时提示“参照与目标相同”，目标与参照简繁不同（</w:t>
+            </w:r>
+            <w:r>
+              <w:rPr>
+                <w:rFonts w:ascii="Consolas" w:eastAsia="宋体" w:hAnsi="Consolas" w:cs="Consolas"/>
+              </w:rPr>
+              <w:t xml:space="preserve">meta.script</w:t>
+            </w:r>
+            <w:r>
+              <w:rPr>
+                <w:rFonts w:ascii="宋体" w:eastAsia="宋体" w:hAnsi="宋体" w:cs="宋体"/>
+              </w:rPr>
+              <w:t xml:space="preserve">）时显示警告；分布与搭配一样要求查询式；校验提示浮在字段下方，不推动其他字段；字段换行时“计算”留在末行行尾</w:t>
+            </w:r>
+          </w:p>
+        </w:tc>
+      </w:tr>
+      <w:tr>
+        <w:trPr>
+          <w:tblHeader w:val="false"/>
+        </w:trPr>
+        <w:tc>
+          <w:tcPr>
+            <w:tcW w:type="dxa" w:w="4513"/>
+            <w:tcBorders>
+              <w:top w:val="single" w:color="000000" w:sz="4"/>
+              <w:left w:val="single" w:color="000000" w:sz="4"/>
+              <w:bottom w:val="single" w:color="000000" w:sz="4"/>
+              <w:right w:val="single" w:color="000000" w:sz="4"/>
+            </w:tcBorders>
+          </w:tcPr>
+          <w:p>
+            <w:pPr>
+              <w:spacing w:before="40" w:after="40"/>
+            </w:pPr>
+            <w:r>
+              <w:rPr>
+                <w:rFonts w:ascii="宋体" w:eastAsia="宋体" w:hAnsi="宋体" w:cs="宋体"/>
+              </w:rPr>
+              <w:t xml:space="preserve">结果头</w:t>
+            </w:r>
+          </w:p>
+        </w:tc>
+        <w:tc>
+          <w:tcPr>
+            <w:tcW w:type="dxa" w:w="4513"/>
+            <w:tcBorders>
+              <w:top w:val="single" w:color="000000" w:sz="4"/>
+              <w:left w:val="single" w:color="000000" w:sz="4"/>
+              <w:bottom w:val="single" w:color="000000" w:sz="4"/>
+              <w:right w:val="single" w:color="000000" w:sz="4"/>
+            </w:tcBorders>
+          </w:tcPr>
+          <w:p>
+            <w:pPr>
+              <w:spacing w:before="40" w:after="40"/>
+            </w:pPr>
+            <w:r>
+              <w:rPr>
+                <w:rFonts w:ascii="宋体" w:eastAsia="宋体" w:hAnsi="宋体" w:cs="宋体"/>
+              </w:rPr>
+              <w:t xml:space="preserve">范围名 · 总词数（含标点）· 节点次数 / 命中 · 包含词 · 已排除标点和数字及词数 · 索引版本 · 计算时间 · 项数；CSV、XLSX 两个按钮同一行。点击后提示“已开始导出 CSV”，完成后自动下载并弹出带“下载”链接的提示；离开页面则由任务托盘提示</w:t>
+            </w:r>
+          </w:p>
+        </w:tc>
+      </w:tr>
+      <w:tr>
+        <w:trPr>
+          <w:tblHeader w:val="false"/>
+        </w:trPr>
+        <w:tc>
+          <w:tcPr>
+            <w:tcW w:type="dxa" w:w="4513"/>
+            <w:tcBorders>
+              <w:top w:val="single" w:color="000000" w:sz="4"/>
+              <w:left w:val="single" w:color="000000" w:sz="4"/>
+              <w:bottom w:val="single" w:color="000000" w:sz="4"/>
+              <w:right w:val="single" w:color="000000" w:sz="4"/>
+            </w:tcBorders>
+          </w:tcPr>
+          <w:p>
+            <w:pPr>
+              <w:spacing w:before="40" w:after="40"/>
+            </w:pPr>
+            <w:r>
+              <w:rPr>
+                <w:rFonts w:ascii="宋体" w:eastAsia="宋体" w:hAnsi="宋体" w:cs="宋体"/>
+              </w:rPr>
+              <w:t xml:space="preserve">图表</w:t>
+            </w:r>
+          </w:p>
+        </w:tc>
+        <w:tc>
+          <w:tcPr>
+            <w:tcW w:type="dxa" w:w="4513"/>
+            <w:tcBorders>
+              <w:top w:val="single" w:color="000000" w:sz="4"/>
+              <w:left w:val="single" w:color="000000" w:sz="4"/>
+              <w:bottom w:val="single" w:color="000000" w:sz="4"/>
+              <w:right w:val="single" w:color="000000" w:sz="4"/>
+            </w:tcBorders>
+          </w:tcPr>
+          <w:p>
+            <w:pPr>
+              <w:spacing w:before="40" w:after="40"/>
+            </w:pPr>
+            <w:r>
+              <w:rPr>
+                <w:rFonts w:ascii="宋体" w:eastAsia="宋体" w:hAnsi="宋体" w:cs="宋体"/>
+              </w:rPr>
+              <w:t xml:space="preserve">网络图节点按词长放大圆圈，超长截断，不溢出；图例写“距离 / 线宽 = logDice”（指标显示名）；横向柱右侧按最长数值留边；表格单元不换行，超宽横向滚动。顶栏 SVG / PNG 固定导出浅色主题、白底的合法 SVG 文档（字体列表用单引号），PNG 为其 2 倍位图；无图表时按钮置灰并悬停说明原因（如“n-gram 结果没有图表”）</w:t>
+            </w:r>
+          </w:p>
+        </w:tc>
+      </w:tr>
+      <w:tr>
+        <w:trPr>
+          <w:tblHeader w:val="false"/>
+        </w:trPr>
+        <w:tc>
+          <w:tcPr>
+            <w:tcW w:type="dxa" w:w="4513"/>
+            <w:tcBorders>
+              <w:top w:val="single" w:color="000000" w:sz="4"/>
+              <w:left w:val="single" w:color="000000" w:sz="4"/>
+              <w:bottom w:val="single" w:color="000000" w:sz="4"/>
+              <w:right w:val="single" w:color="000000" w:sz="4"/>
+            </w:tcBorders>
+          </w:tcPr>
+          <w:p>
+            <w:pPr>
+              <w:spacing w:before="40" w:after="40"/>
+            </w:pPr>
+            <w:r>
+              <w:rPr>
+                <w:rFonts w:ascii="宋体" w:eastAsia="宋体" w:hAnsi="宋体" w:cs="宋体"/>
+              </w:rPr>
+              <w:t xml:space="preserve">通知</w:t>
+            </w:r>
+          </w:p>
+        </w:tc>
+        <w:tc>
+          <w:tcPr>
+            <w:tcW w:type="dxa" w:w="4513"/>
+            <w:tcBorders>
+              <w:top w:val="single" w:color="000000" w:sz="4"/>
+              <w:left w:val="single" w:color="000000" w:sz="4"/>
+              <w:bottom w:val="single" w:color="000000" w:sz="4"/>
+              <w:right w:val="single" w:color="000000" w:sz="4"/>
+            </w:tcBorders>
+          </w:tcPr>
+          <w:p>
+            <w:pPr>
+              <w:spacing w:before="40" w:after="40"/>
+            </w:pPr>
+            <w:r>
+              <w:rPr>
+                <w:rFonts w:ascii="宋体" w:eastAsia="宋体" w:hAnsi="宋体" w:cs="宋体"/>
+              </w:rPr>
+              <w:t xml:space="preserve">统计结果显示在当前页，计算完成不弹通知；离开统计页后才由任务托盘提示</w:t>
             </w:r>
           </w:p>
         </w:tc>
@@ -10989,7 +11449,7 @@
               <w:rPr>
                 <w:rFonts w:ascii="宋体" w:eastAsia="宋体" w:hAnsi="宋体" w:cs="宋体"/>
               </w:rPr>
-              <w:t xml:space="preserve">预标注、导出 CoNLL-U、新建标注层；P3/P5 接口 </w:t>
+              <w:t xml:space="preserve">预标注、导出（下拉菜单，见下）、新建标注层；P3/P5 接口 </w:t>
             </w:r>
             <w:r>
               <w:rPr>
@@ -11045,6 +11505,531 @@
                 <w:rFonts w:ascii="宋体" w:eastAsia="宋体" w:hAnsi="宋体" w:cs="宋体"/>
               </w:rPr>
               <w:t xml:space="preserve">预标中：层列表显示“预标中”+ 进度环；空：无标注层时空态“新建标注层”；失败：预标任务失败在层列表显示错误并可重试</w:t>
+            </w:r>
+          </w:p>
+        </w:tc>
+      </w:tr>
+      <w:tr>
+        <w:trPr>
+          <w:tblHeader w:val="false"/>
+        </w:trPr>
+        <w:tc>
+          <w:tcPr>
+            <w:tcW w:type="dxa" w:w="4513"/>
+            <w:tcBorders>
+              <w:top w:val="single" w:color="000000" w:sz="4"/>
+              <w:left w:val="single" w:color="000000" w:sz="4"/>
+              <w:bottom w:val="single" w:color="000000" w:sz="4"/>
+              <w:right w:val="single" w:color="000000" w:sz="4"/>
+            </w:tcBorders>
+          </w:tcPr>
+          <w:p>
+            <w:pPr>
+              <w:spacing w:before="40" w:after="40"/>
+            </w:pPr>
+            <w:r>
+              <w:rPr>
+                <w:rFonts w:ascii="宋体" w:eastAsia="宋体" w:hAnsi="宋体" w:cs="宋体"/>
+              </w:rPr>
+              <w:t xml:space="preserve">布局（2026-10-28）</w:t>
+            </w:r>
+          </w:p>
+        </w:tc>
+        <w:tc>
+          <w:tcPr>
+            <w:tcW w:type="dxa" w:w="4513"/>
+            <w:tcBorders>
+              <w:top w:val="single" w:color="000000" w:sz="4"/>
+              <w:left w:val="single" w:color="000000" w:sz="4"/>
+              <w:bottom w:val="single" w:color="000000" w:sz="4"/>
+              <w:right w:val="single" w:color="000000" w:sz="4"/>
+            </w:tcBorders>
+          </w:tcPr>
+          <w:p>
+            <w:pPr>
+              <w:spacing w:before="40" w:after="40"/>
+            </w:pPr>
+            <w:r>
+              <w:rPr>
+                <w:rFonts w:ascii="宋体" w:eastAsia="宋体" w:hAnsi="宋体" w:cs="宋体"/>
+              </w:rPr>
+              <w:t xml:space="preserve">左栏固定在视口内（顶栏下方，</w:t>
+            </w:r>
+            <w:r>
+              <w:rPr>
+                <w:rFonts w:ascii="Consolas" w:eastAsia="宋体" w:hAnsi="Consolas" w:cs="Consolas"/>
+              </w:rPr>
+              <w:t xml:space="preserve">position: sticky</w:t>
+            </w:r>
+            <w:r>
+              <w:rPr>
+                <w:rFonts w:ascii="宋体" w:eastAsia="宋体" w:hAnsi="宋体" w:cs="宋体"/>
+              </w:rPr>
+              <w:t xml:space="preserve">，高度 = 视口 − 88 px）：标注层列表最多 min(40vh, 360 px)，超出在列表内滚动；“收起”按钮（∧/∨，按浏览器记住）只显示当前层；句子流占左栏剩余高度并自己滚动。J/K 切句只滚动句子流，不滚动页面，中栏编辑区和右栏不离开视口。宽依存树在中栏横向滚动，选中词（←/→ 或点击）自动滚入可视区</w:t>
+            </w:r>
+          </w:p>
+        </w:tc>
+      </w:tr>
+      <w:tr>
+        <w:trPr>
+          <w:tblHeader w:val="false"/>
+        </w:trPr>
+        <w:tc>
+          <w:tcPr>
+            <w:tcW w:type="dxa" w:w="4513"/>
+            <w:tcBorders>
+              <w:top w:val="single" w:color="000000" w:sz="4"/>
+              <w:left w:val="single" w:color="000000" w:sz="4"/>
+              <w:bottom w:val="single" w:color="000000" w:sz="4"/>
+              <w:right w:val="single" w:color="000000" w:sz="4"/>
+            </w:tcBorders>
+          </w:tcPr>
+          <w:p>
+            <w:pPr>
+              <w:spacing w:before="40" w:after="40"/>
+            </w:pPr>
+            <w:r>
+              <w:rPr>
+                <w:rFonts w:ascii="宋体" w:eastAsia="宋体" w:hAnsi="宋体" w:cs="宋体"/>
+              </w:rPr>
+              <w:t xml:space="preserve">键盘流（2026-10-28）</w:t>
+            </w:r>
+          </w:p>
+        </w:tc>
+        <w:tc>
+          <w:tcPr>
+            <w:tcW w:type="dxa" w:w="4513"/>
+            <w:tcBorders>
+              <w:top w:val="single" w:color="000000" w:sz="4"/>
+              <w:left w:val="single" w:color="000000" w:sz="4"/>
+              <w:bottom w:val="single" w:color="000000" w:sz="4"/>
+              <w:right w:val="single" w:color="000000" w:sz="4"/>
+            </w:tcBorders>
+          </w:tcPr>
+          <w:p>
+            <w:pPr>
+              <w:spacing w:before="40" w:after="40"/>
+            </w:pPr>
+            <w:r>
+              <w:rPr>
+                <w:rFonts w:ascii="宋体" w:eastAsia="宋体" w:hAnsi="宋体" w:cs="宋体"/>
+              </w:rPr>
+              <w:t xml:space="preserve">点击词元、弧线、片段或拖选文字后，焦点移到编辑区卡片（tabIndex −1）；新建标注层对话框关闭后焦点不回到顶栏按钮。Enter / 空格只在用户用 Tab 把焦点移到某个按钮（</w:t>
+            </w:r>
+            <w:r>
+              <w:rPr>
+                <w:rFonts w:ascii="Consolas" w:eastAsia="宋体" w:hAnsi="Consolas" w:cs="Consolas"/>
+              </w:rPr>
+              <w:t xml:space="preserve">:focus-visible</w:t>
+            </w:r>
+            <w:r>
+              <w:rPr>
+                <w:rFonts w:ascii="宋体" w:eastAsia="宋体" w:hAnsi="宋体" w:cs="宋体"/>
+              </w:rPr>
+              <w:t xml:space="preserve">）时交给该按钮，其余情况执行校对命令；改中心词下拉选完后焦点回到编辑区。词性 / 依存层：Enter 确认、Shift+Enter 整句确认、←/→ 选词、J/K 切句、数字 / 字母选标签。片段 / 关系层：←/→ 按片段起点顺序遍历本句全部片段（同起点长片段在前，循环），Shift+Enter 整句确认（右栏另有“整句确认”按钮），Enter 确认、Del 拒绝、R 连关系</w:t>
+            </w:r>
+          </w:p>
+        </w:tc>
+      </w:tr>
+      <w:tr>
+        <w:trPr>
+          <w:tblHeader w:val="false"/>
+        </w:trPr>
+        <w:tc>
+          <w:tcPr>
+            <w:tcW w:type="dxa" w:w="4513"/>
+            <w:tcBorders>
+              <w:top w:val="single" w:color="000000" w:sz="4"/>
+              <w:left w:val="single" w:color="000000" w:sz="4"/>
+              <w:bottom w:val="single" w:color="000000" w:sz="4"/>
+              <w:right w:val="single" w:color="000000" w:sz="4"/>
+            </w:tcBorders>
+          </w:tcPr>
+          <w:p>
+            <w:pPr>
+              <w:spacing w:before="40" w:after="40"/>
+            </w:pPr>
+            <w:r>
+              <w:rPr>
+                <w:rFonts w:ascii="宋体" w:eastAsia="宋体" w:hAnsi="宋体" w:cs="宋体"/>
+              </w:rPr>
+              <w:t xml:space="preserve">来源显示</w:t>
+            </w:r>
+          </w:p>
+        </w:tc>
+        <w:tc>
+          <w:tcPr>
+            <w:tcW w:type="dxa" w:w="4513"/>
+            <w:tcBorders>
+              <w:top w:val="single" w:color="000000" w:sz="4"/>
+              <w:left w:val="single" w:color="000000" w:sz="4"/>
+              <w:bottom w:val="single" w:color="000000" w:sz="4"/>
+              <w:right w:val="single" w:color="000000" w:sz="4"/>
+            </w:tcBorders>
+          </w:tcPr>
+          <w:p>
+            <w:pPr>
+              <w:spacing w:before="40" w:after="40"/>
+            </w:pPr>
+            <w:r>
+              <w:rPr>
+                <w:rFonts w:ascii="宋体" w:eastAsia="宋体" w:hAnsi="宋体" w:cs="宋体"/>
+              </w:rPr>
+              <w:t xml:space="preserve">未校对：模型名（导入的句对齐显示“导入句对齐”，语料自带标注显示“语料自带标注”）；人工确认模型建议后显示“模型建议 · 人工确认”（修改：人工修改，拒绝：人工拒绝），语料自带值确认后为“语料自带 · 人工确认”；人工新建的显示“人工”</w:t>
+            </w:r>
+          </w:p>
+        </w:tc>
+      </w:tr>
+      <w:tr>
+        <w:trPr>
+          <w:tblHeader w:val="false"/>
+        </w:trPr>
+        <w:tc>
+          <w:tcPr>
+            <w:tcW w:type="dxa" w:w="4513"/>
+            <w:tcBorders>
+              <w:top w:val="single" w:color="000000" w:sz="4"/>
+              <w:left w:val="single" w:color="000000" w:sz="4"/>
+              <w:bottom w:val="single" w:color="000000" w:sz="4"/>
+              <w:right w:val="single" w:color="000000" w:sz="4"/>
+            </w:tcBorders>
+          </w:tcPr>
+          <w:p>
+            <w:pPr>
+              <w:spacing w:before="40" w:after="40"/>
+            </w:pPr>
+            <w:r>
+              <w:rPr>
+                <w:rFonts w:ascii="宋体" w:eastAsia="宋体" w:hAnsi="宋体" w:cs="宋体"/>
+              </w:rPr>
+              <w:t xml:space="preserve">依存层</w:t>
+            </w:r>
+          </w:p>
+        </w:tc>
+        <w:tc>
+          <w:tcPr>
+            <w:tcW w:type="dxa" w:w="4513"/>
+            <w:tcBorders>
+              <w:top w:val="single" w:color="000000" w:sz="4"/>
+              <w:left w:val="single" w:color="000000" w:sz="4"/>
+              <w:bottom w:val="single" w:color="000000" w:sz="4"/>
+              <w:right w:val="single" w:color="000000" w:sz="4"/>
+            </w:tcBorders>
+          </w:tcPr>
+          <w:p>
+            <w:pPr>
+              <w:spacing w:before="40" w:after="40"/>
+            </w:pPr>
+            <w:r>
+              <w:rPr>
+                <w:rFonts w:ascii="宋体" w:eastAsia="宋体" w:hAnsi="宋体" w:cs="宋体"/>
+              </w:rPr>
+              <w:t xml:space="preserve">词下方显示 UPOS（jieba 词性按 </w:t>
+            </w:r>
+            <w:r>
+              <w:rPr>
+                <w:rFonts w:ascii="Consolas" w:eastAsia="宋体" w:hAnsi="Consolas" w:cs="Consolas"/>
+              </w:rPr>
+              <w:t xml:space="preserve">engine.nlp.jieba_upos</w:t>
+            </w:r>
+            <w:r>
+              <w:rPr>
+                <w:rFonts w:ascii="宋体" w:eastAsia="宋体" w:hAnsi="宋体" w:cs="宋体"/>
+              </w:rPr>
+              <w:t xml:space="preserve"> 映射，与导出 CoNLL-U 的 UPOS 列一致）；中心词下拉只列“序号 · 词”，可输入筛选。改中心词后只重画这条弧，其余弧不再逐条重播动画</w:t>
+            </w:r>
+          </w:p>
+        </w:tc>
+      </w:tr>
+      <w:tr>
+        <w:trPr>
+          <w:tblHeader w:val="false"/>
+        </w:trPr>
+        <w:tc>
+          <w:tcPr>
+            <w:tcW w:type="dxa" w:w="4513"/>
+            <w:tcBorders>
+              <w:top w:val="single" w:color="000000" w:sz="4"/>
+              <w:left w:val="single" w:color="000000" w:sz="4"/>
+              <w:bottom w:val="single" w:color="000000" w:sz="4"/>
+              <w:right w:val="single" w:color="000000" w:sz="4"/>
+            </w:tcBorders>
+          </w:tcPr>
+          <w:p>
+            <w:pPr>
+              <w:spacing w:before="40" w:after="40"/>
+            </w:pPr>
+            <w:r>
+              <w:rPr>
+                <w:rFonts w:ascii="宋体" w:eastAsia="宋体" w:hAnsi="宋体" w:cs="宋体"/>
+              </w:rPr>
+              <w:t xml:space="preserve">片段与关系</w:t>
+            </w:r>
+          </w:p>
+        </w:tc>
+        <w:tc>
+          <w:tcPr>
+            <w:tcW w:type="dxa" w:w="4513"/>
+            <w:tcBorders>
+              <w:top w:val="single" w:color="000000" w:sz="4"/>
+              <w:left w:val="single" w:color="000000" w:sz="4"/>
+              <w:bottom w:val="single" w:color="000000" w:sz="4"/>
+              <w:right w:val="single" w:color="000000" w:sz="4"/>
+            </w:tcBorders>
+          </w:tcPr>
+          <w:p>
+            <w:pPr>
+              <w:spacing w:before="40" w:after="40"/>
+            </w:pPr>
+            <w:r>
+              <w:rPr>
+                <w:rFonts w:ascii="宋体" w:eastAsia="宋体" w:hAnsi="宋体" w:cs="宋体"/>
+              </w:rPr>
+              <w:t xml:space="preserve">关系标签显示标签集中的名称（error-correction：correction 显示“更正”、cause 显示“成因”，存储仍为 id）；嵌套或中心相近的片段之间，关系弧从两片段相对的边缘起止，多条弧分层，标签不重叠</w:t>
+            </w:r>
+          </w:p>
+        </w:tc>
+      </w:tr>
+      <w:tr>
+        <w:trPr>
+          <w:tblHeader w:val="false"/>
+        </w:trPr>
+        <w:tc>
+          <w:tcPr>
+            <w:tcW w:type="dxa" w:w="4513"/>
+            <w:tcBorders>
+              <w:top w:val="single" w:color="000000" w:sz="4"/>
+              <w:left w:val="single" w:color="000000" w:sz="4"/>
+              <w:bottom w:val="single" w:color="000000" w:sz="4"/>
+              <w:right w:val="single" w:color="000000" w:sz="4"/>
+            </w:tcBorders>
+          </w:tcPr>
+          <w:p>
+            <w:pPr>
+              <w:spacing w:before="40" w:after="40"/>
+            </w:pPr>
+            <w:r>
+              <w:rPr>
+                <w:rFonts w:ascii="宋体" w:eastAsia="宋体" w:hAnsi="宋体" w:cs="宋体"/>
+              </w:rPr>
+              <w:t xml:space="preserve">句对齐</w:t>
+            </w:r>
+          </w:p>
+        </w:tc>
+        <w:tc>
+          <w:tcPr>
+            <w:tcW w:type="dxa" w:w="4513"/>
+            <w:tcBorders>
+              <w:top w:val="single" w:color="000000" w:sz="4"/>
+              <w:left w:val="single" w:color="000000" w:sz="4"/>
+              <w:bottom w:val="single" w:color="000000" w:sz="4"/>
+              <w:right w:val="single" w:color="000000" w:sz="4"/>
+            </w:tcBorders>
+          </w:tcPr>
+          <w:p>
+            <w:pPr>
+              <w:spacing w:before="40" w:after="40"/>
+            </w:pPr>
+            <w:r>
+              <w:rPr>
+                <w:rFonts w:ascii="宋体" w:eastAsia="宋体" w:hAnsi="宋体" w:cs="宋体"/>
+              </w:rPr>
+              <w:t xml:space="preserve">每个原句一个多选“目标句”：选多个为 1:n，清空为未对齐，多个原句选同一目标句即 n:1；候选列出目标文档全部句子（</w:t>
+            </w:r>
+            <w:r>
+              <w:rPr>
+                <w:rFonts w:ascii="Consolas" w:eastAsia="宋体" w:hAnsi="Consolas" w:cs="Consolas"/>
+              </w:rPr>
+              <w:t xml:space="preserve">GET /layers/{id}/target-sentences</w:t>
+            </w:r>
+            <w:r>
+              <w:rPr>
+                <w:rFonts w:ascii="宋体" w:eastAsia="宋体" w:hAnsi="宋体" w:cs="宋体"/>
+              </w:rPr>
+              <w:t xml:space="preserve">）。右栏“目标句”列出当前目标句序号（1:n 时标注比例），改动后立即刷新。候选分数只在有分数时显示。新建对齐层默认名带“句级对齐 / 词级对齐”</w:t>
+            </w:r>
+          </w:p>
+        </w:tc>
+      </w:tr>
+      <w:tr>
+        <w:trPr>
+          <w:tblHeader w:val="false"/>
+        </w:trPr>
+        <w:tc>
+          <w:tcPr>
+            <w:tcW w:type="dxa" w:w="4513"/>
+            <w:tcBorders>
+              <w:top w:val="single" w:color="000000" w:sz="4"/>
+              <w:left w:val="single" w:color="000000" w:sz="4"/>
+              <w:bottom w:val="single" w:color="000000" w:sz="4"/>
+              <w:right w:val="single" w:color="000000" w:sz="4"/>
+            </w:tcBorders>
+          </w:tcPr>
+          <w:p>
+            <w:pPr>
+              <w:spacing w:before="40" w:after="40"/>
+            </w:pPr>
+            <w:r>
+              <w:rPr>
+                <w:rFonts w:ascii="宋体" w:eastAsia="宋体" w:hAnsi="宋体" w:cs="宋体"/>
+              </w:rPr>
+              <w:t xml:space="preserve">新建标注层</w:t>
+            </w:r>
+          </w:p>
+        </w:tc>
+        <w:tc>
+          <w:tcPr>
+            <w:tcW w:type="dxa" w:w="4513"/>
+            <w:tcBorders>
+              <w:top w:val="single" w:color="000000" w:sz="4"/>
+              <w:left w:val="single" w:color="000000" w:sz="4"/>
+              <w:bottom w:val="single" w:color="000000" w:sz="4"/>
+              <w:right w:val="single" w:color="000000" w:sz="4"/>
+            </w:tcBorders>
+          </w:tcPr>
+          <w:p>
+            <w:pPr>
+              <w:spacing w:before="40" w:after="40"/>
+            </w:pPr>
+            <w:r>
+              <w:rPr>
+                <w:rFonts w:ascii="宋体" w:eastAsia="宋体" w:hAnsi="宋体" w:cs="宋体"/>
+              </w:rPr>
+              <w:t xml:space="preserve">词性层默认标签集按语料已有标注（</w:t>
+            </w:r>
+            <w:r>
+              <w:rPr>
+                <w:rFonts w:ascii="Consolas" w:eastAsia="宋体" w:hAnsi="Consolas" w:cs="Consolas"/>
+              </w:rPr>
+              <w:t xml:space="preserve">GET /projects/{id}/corpora/{cid}/layer-defaults</w:t>
+            </w:r>
+            <w:r>
+              <w:rPr>
+                <w:rFonts w:ascii="宋体" w:eastAsia="宋体" w:hAnsi="宋体" w:cs="宋体"/>
+              </w:rPr>
+              <w:t xml:space="preserve">：UD 语料为 upos，jieba 分词语料为 jieba，否则按语言）；多人层“预标”勾选框默认不勾（每位标注者得到同一份模型建议会影响独立性），不勾时按钮为“新建”；对多人层点顶栏“预标注”先弹确认</w:t>
+            </w:r>
+          </w:p>
+        </w:tc>
+      </w:tr>
+      <w:tr>
+        <w:trPr>
+          <w:tblHeader w:val="false"/>
+        </w:trPr>
+        <w:tc>
+          <w:tcPr>
+            <w:tcW w:type="dxa" w:w="4513"/>
+            <w:tcBorders>
+              <w:top w:val="single" w:color="000000" w:sz="4"/>
+              <w:left w:val="single" w:color="000000" w:sz="4"/>
+              <w:bottom w:val="single" w:color="000000" w:sz="4"/>
+              <w:right w:val="single" w:color="000000" w:sz="4"/>
+            </w:tcBorders>
+          </w:tcPr>
+          <w:p>
+            <w:pPr>
+              <w:spacing w:before="40" w:after="40"/>
+            </w:pPr>
+            <w:r>
+              <w:rPr>
+                <w:rFonts w:ascii="宋体" w:eastAsia="宋体" w:hAnsi="宋体" w:cs="宋体"/>
+              </w:rPr>
+              <w:t xml:space="preserve">一致性</w:t>
+            </w:r>
+          </w:p>
+        </w:tc>
+        <w:tc>
+          <w:tcPr>
+            <w:tcW w:type="dxa" w:w="4513"/>
+            <w:tcBorders>
+              <w:top w:val="single" w:color="000000" w:sz="4"/>
+              <w:left w:val="single" w:color="000000" w:sz="4"/>
+              <w:bottom w:val="single" w:color="000000" w:sz="4"/>
+              <w:right w:val="single" w:color="000000" w:sz="4"/>
+            </w:tcBorders>
+          </w:tcPr>
+          <w:p>
+            <w:pPr>
+              <w:spacing w:before="40" w:after="40"/>
+            </w:pPr>
+            <w:r>
+              <w:rPr>
+                <w:rFonts w:ascii="宋体" w:eastAsia="宋体" w:hAnsi="宋体" w:cs="宋体"/>
+              </w:rPr>
+              <w:t xml:space="preserve">按标签 κ 每行显示 n（至少一名标注者给出该标签的单位数）；∅ 显示为“未标注”；分歧项显示争议词（</w:t>
+            </w:r>
+            <w:r>
+              <w:rPr>
+                <w:rFonts w:ascii="Consolas" w:eastAsia="宋体" w:hAnsi="Consolas" w:cs="Consolas"/>
+              </w:rPr>
+              <w:t xml:space="preserve">target_text</w:t>
+            </w:r>
+            <w:r>
+              <w:rPr>
+                <w:rFonts w:ascii="宋体" w:eastAsia="宋体" w:hAnsi="宋体" w:cs="宋体"/>
+              </w:rPr>
+              <w:t xml:space="preserve">）和整句，争议词在句中高亮（</w:t>
+            </w:r>
+            <w:r>
+              <w:rPr>
+                <w:rFonts w:ascii="Consolas" w:eastAsia="宋体" w:hAnsi="Consolas" w:cs="Consolas"/>
+              </w:rPr>
+              <w:t xml:space="preserve">marks</w:t>
+            </w:r>
+            <w:r>
+              <w:rPr>
+                <w:rFonts w:ascii="宋体" w:eastAsia="宋体" w:hAnsi="宋体" w:cs="宋体"/>
+              </w:rPr>
+              <w:t xml:space="preserve">，句内码点），类型写中文（词 / 片段 / 关系 / 对齐）</w:t>
+            </w:r>
+          </w:p>
+        </w:tc>
+      </w:tr>
+      <w:tr>
+        <w:trPr>
+          <w:tblHeader w:val="false"/>
+        </w:trPr>
+        <w:tc>
+          <w:tcPr>
+            <w:tcW w:type="dxa" w:w="4513"/>
+            <w:tcBorders>
+              <w:top w:val="single" w:color="000000" w:sz="4"/>
+              <w:left w:val="single" w:color="000000" w:sz="4"/>
+              <w:bottom w:val="single" w:color="000000" w:sz="4"/>
+              <w:right w:val="single" w:color="000000" w:sz="4"/>
+            </w:tcBorders>
+          </w:tcPr>
+          <w:p>
+            <w:pPr>
+              <w:spacing w:before="40" w:after="40"/>
+            </w:pPr>
+            <w:r>
+              <w:rPr>
+                <w:rFonts w:ascii="宋体" w:eastAsia="宋体" w:hAnsi="宋体" w:cs="宋体"/>
+              </w:rPr>
+              <w:t xml:space="preserve">导出菜单</w:t>
+            </w:r>
+          </w:p>
+        </w:tc>
+        <w:tc>
+          <w:tcPr>
+            <w:tcW w:type="dxa" w:w="4513"/>
+            <w:tcBorders>
+              <w:top w:val="single" w:color="000000" w:sz="4"/>
+              <w:left w:val="single" w:color="000000" w:sz="4"/>
+              <w:bottom w:val="single" w:color="000000" w:sz="4"/>
+              <w:right w:val="single" w:color="000000" w:sz="4"/>
+            </w:tcBorders>
+          </w:tcPr>
+          <w:p>
+            <w:pPr>
+              <w:spacing w:before="40" w:after="40"/>
+            </w:pPr>
+            <w:r>
+              <w:rPr>
+                <w:rFonts w:ascii="宋体" w:eastAsia="宋体" w:hAnsi="宋体" w:cs="宋体"/>
+              </w:rPr>
+              <w:t xml:space="preserve">菜单顶部写本层导出口径（与文件内的口径行一致）；各格式：CoNLL-U · sent_id = 文档名-句号；brat standoff · 码点偏移；TMX（词级）· 词对序号从 1 起；JSON；XLSX 统计。多人层另有“JSON · 另附各标注者原始标注”。口径与文件内容见[重构设计](platform-redesign.md)第四节“标注导出”</w:t>
             </w:r>
           </w:p>
         </w:tc>
@@ -11288,7 +12273,7 @@
               <w:rPr>
                 <w:rFonts w:ascii="宋体" w:eastAsia="宋体" w:hAnsi="宋体" w:cs="宋体"/>
               </w:rPr>
-              <w:t xml:space="preserve">三栏 260 / 自适应 / 300。左：新对话 + 会话列表（今天 / 本周 / 更早；名称、时间、工具调用次数或任务号、运行中标记）。中：对话流 + 输入框（范围 chip、工具数 chip、模型名、发送 / 停止）。右：当前范围（语料库、子库、句对、索引、知识库）、引用证据（编号、工具、摘要，对应回答中的 </w:t>
+              <w:t xml:space="preserve">三栏 260 / 自适应 / 300。左：新对话 + 会话列表（今天 / 本周 / 更早；名称、时间、工具调用次数或任务号、运行中标记）。中：对话流 + 输入框（范围 chip、“工具 38” chip、模型名、发送 / 停止）。右：当前范围（语料库、子库、句对、索引、知识库）、引用结果（编号、工具中文名、摘要，对应回答中的 </w:t>
             </w:r>
             <w:r>
               <w:rPr>
@@ -11300,7 +12285,7 @@
               <w:rPr>
                 <w:rFonts w:ascii="宋体" w:eastAsia="宋体" w:hAnsi="宋体" w:cs="宋体"/>
               </w:rPr>
-              <w:t xml:space="preserve">）、可用工具（按分组，本轮用到的高亮）</w:t>
+              <w:t xml:space="preserve">）、“工具 38”折叠行</w:t>
             </w:r>
           </w:p>
         </w:tc>
@@ -11327,6 +12312,116 @@
               <w:rPr>
                 <w:rFonts w:ascii="宋体" w:eastAsia="宋体" w:hAnsi="宋体" w:cs="宋体"/>
               </w:rPr>
+              <w:t xml:space="preserve">工具列表</w:t>
+            </w:r>
+          </w:p>
+        </w:tc>
+        <w:tc>
+          <w:tcPr>
+            <w:tcW w:type="dxa" w:w="4513"/>
+            <w:tcBorders>
+              <w:top w:val="single" w:color="000000" w:sz="4"/>
+              <w:left w:val="single" w:color="000000" w:sz="4"/>
+              <w:bottom w:val="single" w:color="000000" w:sz="4"/>
+              <w:right w:val="single" w:color="000000" w:sz="4"/>
+            </w:tcBorders>
+          </w:tcPr>
+          <w:p>
+            <w:pPr>
+              <w:spacing w:before="40" w:after="40"/>
+            </w:pPr>
+            <w:r>
+              <w:rPr>
+                <w:rFonts w:ascii="宋体" w:eastAsia="宋体" w:hAnsi="宋体" w:cs="宋体"/>
+              </w:rPr>
+              <w:t xml:space="preserve">默认收起；右栏“工具 38”或输入框“工具 38”chip 打开。按能力分 7 组（语料与检索、统计、词性与依存标注、片段与对齐、知识库、证据与导出、任务），组名 + 数量，点组名展开中文工具名；本会话用过的组写“已用 N”、工具高亮；写操作标“需确认”。不显示 </w:t>
+            </w:r>
+            <w:r>
+              <w:rPr>
+                <w:rFonts w:ascii="Consolas" w:eastAsia="宋体" w:hAnsi="Consolas" w:cs="Consolas"/>
+              </w:rPr>
+              <w:t xml:space="preserve">corpus.search</w:t>
+            </w:r>
+            <w:r>
+              <w:rPr>
+                <w:rFonts w:ascii="宋体" w:eastAsia="宋体" w:hAnsi="宋体" w:cs="宋体"/>
+              </w:rPr>
+              <w:t xml:space="preserve"> 这类英文名</w:t>
+            </w:r>
+          </w:p>
+        </w:tc>
+      </w:tr>
+      <w:tr>
+        <w:trPr>
+          <w:tblHeader w:val="false"/>
+        </w:trPr>
+        <w:tc>
+          <w:tcPr>
+            <w:tcW w:type="dxa" w:w="4513"/>
+            <w:tcBorders>
+              <w:top w:val="single" w:color="000000" w:sz="4"/>
+              <w:left w:val="single" w:color="000000" w:sz="4"/>
+              <w:bottom w:val="single" w:color="000000" w:sz="4"/>
+              <w:right w:val="single" w:color="000000" w:sz="4"/>
+            </w:tcBorders>
+          </w:tcPr>
+          <w:p>
+            <w:pPr>
+              <w:spacing w:before="40" w:after="40"/>
+            </w:pPr>
+            <w:r>
+              <w:rPr>
+                <w:rFonts w:ascii="宋体" w:eastAsia="宋体" w:hAnsi="宋体" w:cs="宋体"/>
+              </w:rPr>
+              <w:t xml:space="preserve">确认卡片</w:t>
+            </w:r>
+          </w:p>
+        </w:tc>
+        <w:tc>
+          <w:tcPr>
+            <w:tcW w:type="dxa" w:w="4513"/>
+            <w:tcBorders>
+              <w:top w:val="single" w:color="000000" w:sz="4"/>
+              <w:left w:val="single" w:color="000000" w:sz="4"/>
+              <w:bottom w:val="single" w:color="000000" w:sz="4"/>
+              <w:right w:val="single" w:color="000000" w:sz="4"/>
+            </w:tcBorders>
+          </w:tcPr>
+          <w:p>
+            <w:pPr>
+              <w:spacing w:before="40" w:after="40"/>
+            </w:pPr>
+            <w:r>
+              <w:rPr>
+                <w:rFonts w:ascii="宋体" w:eastAsia="宋体" w:hAnsi="宋体" w:cs="宋体"/>
+              </w:rPr>
+              <w:t xml:space="preserve">助手提出写操作（建层、建议、加入证据篮、保存笔记、新建子库、导出等）时，回答下方一张卡片：工具图标、标题（如“新建词性标注层「词性」并预标”）、说明行（语料库、文档数、规模、标签集）、“执行”（主按钮）/“取消”。只有最后一条回答上的卡片可操作；执行后卡片写“已执行”，下方新起一条回答显示执行步骤与结果；取消后写“已取消”；之后又有新消息、未处理的旧卡片写“未执行”</w:t>
+            </w:r>
+          </w:p>
+        </w:tc>
+      </w:tr>
+      <w:tr>
+        <w:trPr>
+          <w:tblHeader w:val="false"/>
+        </w:trPr>
+        <w:tc>
+          <w:tcPr>
+            <w:tcW w:type="dxa" w:w="4513"/>
+            <w:tcBorders>
+              <w:top w:val="single" w:color="000000" w:sz="4"/>
+              <w:left w:val="single" w:color="000000" w:sz="4"/>
+              <w:bottom w:val="single" w:color="000000" w:sz="4"/>
+              <w:right w:val="single" w:color="000000" w:sz="4"/>
+            </w:tcBorders>
+          </w:tcPr>
+          <w:p>
+            <w:pPr>
+              <w:spacing w:before="40" w:after="40"/>
+            </w:pPr>
+            <w:r>
+              <w:rPr>
+                <w:rFonts w:ascii="宋体" w:eastAsia="宋体" w:hAnsi="宋体" w:cs="宋体"/>
+              </w:rPr>
               <w:t xml:space="preserve">操作</w:t>
             </w:r>
           </w:p>
@@ -11349,7 +12444,7 @@
               <w:rPr>
                 <w:rFonts w:ascii="宋体" w:eastAsia="宋体" w:hAnsi="宋体" w:cs="宋体"/>
               </w:rPr>
-              <w:t xml:space="preserve">顶栏：重新播放（仅设计稿）、保存为笔记；回答下方：复制、保存为笔记、重新生成；结果组件：打开完整结果、在统计中打开、导出 SVG、钉住</w:t>
+              <w:t xml:space="preserve">顶栏：重新播放（仅设计稿）、保存为笔记；回答下方：复制、保存为笔记、重新生成（替换上一问的回答，不重复提问）；结果组件：打开完整结果、在统计中打开、导出 SVG、钉住</w:t>
             </w:r>
           </w:p>
         </w:tc>
@@ -11376,6 +12471,55 @@
               <w:rPr>
                 <w:rFonts w:ascii="宋体" w:eastAsia="宋体" w:hAnsi="宋体" w:cs="宋体"/>
               </w:rPr>
+              <w:t xml:space="preserve">正文</w:t>
+            </w:r>
+          </w:p>
+        </w:tc>
+        <w:tc>
+          <w:tcPr>
+            <w:tcW w:type="dxa" w:w="4513"/>
+            <w:tcBorders>
+              <w:top w:val="single" w:color="000000" w:sz="4"/>
+              <w:left w:val="single" w:color="000000" w:sz="4"/>
+              <w:bottom w:val="single" w:color="000000" w:sz="4"/>
+              <w:right w:val="single" w:color="000000" w:sz="4"/>
+            </w:tcBorders>
+          </w:tcPr>
+          <w:p>
+            <w:pPr>
+              <w:spacing w:before="40" w:after="40"/>
+            </w:pPr>
+            <w:r>
+              <w:rPr>
+                <w:rFonts w:ascii="宋体" w:eastAsia="宋体" w:hAnsi="宋体" w:cs="宋体"/>
+              </w:rPr>
+              <w:t xml:space="preserve">回答正文渲染 Markdown（标题、列表、粗体、斜体、行内代码、链接、表格、引用、代码块，不支持 HTML）；正文、思考与步骤不显示内部 ID</w:t>
+            </w:r>
+          </w:p>
+        </w:tc>
+      </w:tr>
+      <w:tr>
+        <w:trPr>
+          <w:tblHeader w:val="false"/>
+        </w:trPr>
+        <w:tc>
+          <w:tcPr>
+            <w:tcW w:type="dxa" w:w="4513"/>
+            <w:tcBorders>
+              <w:top w:val="single" w:color="000000" w:sz="4"/>
+              <w:left w:val="single" w:color="000000" w:sz="4"/>
+              <w:bottom w:val="single" w:color="000000" w:sz="4"/>
+              <w:right w:val="single" w:color="000000" w:sz="4"/>
+            </w:tcBorders>
+          </w:tcPr>
+          <w:p>
+            <w:pPr>
+              <w:spacing w:before="40" w:after="40"/>
+            </w:pPr>
+            <w:r>
+              <w:rPr>
+                <w:rFonts w:ascii="宋体" w:eastAsia="宋体" w:hAnsi="宋体" w:cs="宋体"/>
+              </w:rPr>
               <w:t xml:space="preserve">状态</w:t>
             </w:r>
           </w:p>
@@ -11398,7 +12542,7 @@
               <w:rPr>
                 <w:rFonts w:ascii="宋体" w:eastAsia="宋体" w:hAnsi="宋体" w:cs="宋体"/>
               </w:rPr>
-              <w:t xml:space="preserve">思考中：单行指示“思考中 · 秒数 · 字数 · 当前工具”，下方两行窥视与当前工具行，对话不增高；点击展开全文（最高 40vh，内部滚动）；回答开始：折叠为痕迹行“已思考 N 秒 · N 次工具调用 · N 字”，手动展开过的保持展开；历史消息：痕迹行；停止：“已停止 · N 次工具调用”；工具失败：工具行红色状态点 + 错误；长任务超时返回任务编号并渲染 JobStatus；离开底部：“回到底部”胶囊；空：新对话无消息时显示输入框与范围（第六节 6.2）</w:t>
+              <w:t xml:space="preserve">思考中：单行指示“思考中 · 秒数 · 字数 · 当前工具”，下方两行窥视与当前工具行，对话不增高；点击展开（最高 40vh，内部滚动）：先列全部工具步骤，再列推理全文；回答开始：折叠为痕迹行“已思考 N 秒 · N 次工具调用 · N 字”，手动展开过的保持展开；历史消息：痕迹行；停止：痕迹行“已停止 · N 次工具调用”（无思考链时显示“已停止”），刷新后仍是已停止；无内容时只留“重新生成”；运行中、正文为空时不显示操作行；工具失败：工具行红色状态点 + 错误；长任务超时返回任务编号并渲染 JobStatus；离开底部：输入框上方半透明“回到底部”胶囊；空：新对话无消息时显示输入框与范围（第六节 6.2）</w:t>
             </w:r>
           </w:p>
         </w:tc>
@@ -11711,6 +12855,12 @@
               </w:rPr>
               <w:t xml:space="preserve">kb.search / kb.save / kb.extract_terms / kb.summarize</w:t>
             </w:r>
+            <w:r>
+              <w:rPr>
+                <w:rFonts w:ascii="宋体" w:eastAsia="宋体" w:hAnsi="宋体" w:cs="宋体"/>
+              </w:rPr>
+              <w:t xml:space="preserve">。检索结果右侧显示“相关度 高 / 中 / 低”（不显示原始分），低相关结果折叠为“另有 n 条低相关结果”。文献详情：标题取文档自带标题，作者、年份可编辑（“编辑标题、作者、年份”），摘要区只有一个“摘要”标题，按钮为“生成摘要 / 重新生成”；Markdown / TXT 文献可“设为规范”。规范：“新建规范”先弹窗填名称与标签集。笔记：编辑器标题栏“插入证据”（从证据篮选一条插到光标处），也可把证据篮里的单条证据拖进正文；证据篮“加入笔记”每条证据只写一个引用块。术语抽取完成提示写明跳过原因</w:t>
+            </w:r>
           </w:p>
         </w:tc>
       </w:tr>
@@ -12355,7 +13505,7 @@
               <w:rPr>
                 <w:rFonts w:ascii="宋体" w:eastAsia="宋体" w:hAnsi="宋体" w:cs="宋体"/>
               </w:rPr>
-              <w:t xml:space="preserve">成员与角色；模型配置（管理员）</w:t>
+              <w:t xml:space="preserve">项目改名与删除、新建项目；成员与角色；模型配置（管理员）</w:t>
             </w:r>
           </w:p>
         </w:tc>
@@ -12404,7 +13554,7 @@
               <w:rPr>
                 <w:rFonts w:ascii="宋体" w:eastAsia="宋体" w:hAnsi="宋体" w:cs="宋体"/>
               </w:rPr>
-              <w:t xml:space="preserve">标签页“成员 / 模型”。成员：添加表单（邮箱、角色、添加、成员数）+ 成员表（头像、姓名、邮箱、角色下拉、加入、最近活动、移除）+ 角色权限矩阵卡 340；模型：对话模型与向量模型两张表单（接口地址、模型、上下文长度或维度、API Key 显示切换、连接状态与延迟、测试连接、保存）+ 访问卡（仅管理员、密钥存储、用量、并发、两个开关）</w:t>
+              <w:t xml:space="preserve">项目卡（项目名称 + “n / 60”，负责人可改名保存；“新建项目”进入引导；负责人“删除项目”，确认框列出将删除的语料库、标注层、笔记、文献与规范、术语、成员数）。被移出项目或项目已删除时，整个项目界面换成“你已不是该项目成员”页（其他项目列表 + “新建项目”）。标签页“成员 / 模型”。成员：添加表单（邮箱、角色、添加、成员数）+ 成员表（头像、姓名、邮箱、角色下拉、加入、最近活动、移除）+ 角色权限矩阵卡 340；模型：对话模型与向量模型两张表单（接口地址、模型、上下文长度或维度、API Key 显示切换、连接状态与延迟、测试连接、保存）+ 访问卡（仅管理员、密钥存储、用量、并发、两个开关）</w:t>
             </w:r>
           </w:p>
         </w:tc>
@@ -12449,6 +13599,30 @@
             <w:pPr>
               <w:spacing w:before="40" w:after="40"/>
             </w:pPr>
+            <w:r>
+              <w:rPr>
+                <w:rFonts w:ascii="Consolas" w:eastAsia="宋体" w:hAnsi="Consolas" w:cs="Consolas"/>
+              </w:rPr>
+              <w:t xml:space="preserve">PATCH/DELETE /projects/{id}</w:t>
+            </w:r>
+            <w:r>
+              <w:rPr>
+                <w:rFonts w:ascii="宋体" w:eastAsia="宋体" w:hAnsi="宋体" w:cs="宋体"/>
+              </w:rPr>
+              <w:t xml:space="preserve">、</w:t>
+            </w:r>
+            <w:r>
+              <w:rPr>
+                <w:rFonts w:ascii="Consolas" w:eastAsia="宋体" w:hAnsi="Consolas" w:cs="Consolas"/>
+              </w:rPr>
+              <w:t xml:space="preserve">GET /projects/{id}/usage</w:t>
+            </w:r>
+            <w:r>
+              <w:rPr>
+                <w:rFonts w:ascii="宋体" w:eastAsia="宋体" w:hAnsi="宋体" w:cs="宋体"/>
+              </w:rPr>
+              <w:t xml:space="preserve">、</w:t>
+            </w:r>
             <w:r>
               <w:rPr>
                 <w:rFonts w:ascii="Consolas" w:eastAsia="宋体" w:hAnsi="Consolas" w:cs="Consolas"/>
@@ -24265,7 +25439,7 @@
               <w:rPr>
                 <w:rFonts w:ascii="宋体" w:eastAsia="宋体" w:hAnsi="宋体" w:cs="宋体"/>
               </w:rPr>
-              <w:t xml:space="preserve">标题下方左侧竖线内：推理最后两行（固定两行高，顶部渐隐）+ 当前工具行（运行中的工具，否则最近一个）；内容在原位刷新，对话不增高</w:t>
+              <w:t xml:space="preserve">标题下方左侧竖线内：推理最后两行（空白合并为连续文字，固定两行高，首行半透明）+ 当前工具行（运行中的工具，否则最近一个）；内容在原位刷新，对话不增高</w:t>
             </w:r>
           </w:p>
         </w:tc>
@@ -24336,7 +25510,7 @@
               <w:rPr>
                 <w:rFonts w:ascii="宋体" w:eastAsia="宋体" w:hAnsi="宋体" w:cs="宋体"/>
               </w:rPr>
-              <w:t xml:space="preserve">推理全文 + 全部工具行（第二行为工具名与参数），框高最多 40vh，内部滚动；流式时贴底，读者在框内上滚后不再贴底</w:t>
+              <w:t xml:space="preserve">先列全部工具行（第二行为中文参数名与值，如“节点词 翻译　窗口 5”；不显示工具英文名、ID 和范围对象），再列推理全文；框高最多 40vh，内部滚动；流式时贴底，读者在框内上滚后不再贴底</w:t>
             </w:r>
           </w:p>
         </w:tc>
@@ -24730,7 +25904,7 @@
               <w:rPr>
                 <w:rFonts w:ascii="宋体" w:eastAsia="宋体" w:hAnsi="宋体" w:cs="宋体"/>
               </w:rPr>
-              <w:t xml:space="preserve">Ctrl+K（Mac 为 ⌘K）或顶栏入口打开；分组：页面（含“打开引导”）、项目、语料库、保存的查询（查询式着色 + 命中数）、助手工具、最近；输入即过滤；↑↓ / Tab 选择、Enter 打开、Esc 关闭；关闭后焦点回到原处。面包屑与项目切换按钮打开时预填分组名</w:t>
+              <w:t xml:space="preserve">Ctrl+K（Mac 为 ⌘K）或顶栏入口打开；分组：页面（含“打开引导”）、项目、语料库（当前范围标“当前”，选中即切换项目共享范围，当前页范围同步）、保存的查询（查询式着色 + 命中数）、助手工具（中文名，英文工具名在右侧；未输入时收成一条“展开全部 N 个工具”）、最近；输入即过滤；↑↓ / Tab 选择、Enter 打开、Esc 关闭；关闭后焦点回到原处。面包屑与项目切换按钮打开时预填分组名</w:t>
             </w:r>
           </w:p>
         </w:tc>

--- a/doc/前端整体设计方案.docx
+++ b/doc/前端整体设计方案.docx
@@ -11001,7 +11001,7 @@
               <w:rPr>
                 <w:rFonts w:ascii="宋体" w:eastAsia="宋体" w:hAnsi="宋体" w:cs="宋体"/>
               </w:rPr>
-              <w:t xml:space="preserve">范围名 · 总词数（含标点）· 节点次数 / 命中 · 包含词 · 已排除标点和数字及词数 · 索引版本 · 计算时间 · 项数；CSV、XLSX 两个按钮同一行。点击后提示“已开始导出 CSV”，完成后自动下载并弹出带“下载”链接的提示；离开页面则由任务托盘提示</w:t>
+              <w:t xml:space="preserve">范围名 · 总词数（含标点）· 节点次数 / 命中 · 包含词 · 已排除标点和数字及词数 · 索引更新 n 前（语料索引已在结果之后重建时写“基于旧版索引”；不显示索引哈希）· 计算时间 · 项数；CSV、XLSX 两个按钮同一行。点击后提示“已开始导出 CSV”，完成后自动下载并弹出带“下载”链接的提示；离开页面则由任务托盘提示</w:t>
             </w:r>
           </w:p>
         </w:tc>
@@ -11400,7 +11400,19 @@
               <w:rPr>
                 <w:rFonts w:ascii="宋体" w:eastAsia="宋体" w:hAnsi="宋体" w:cs="宋体"/>
               </w:rPr>
-              <w:t xml:space="preserve">三栏 260 / 自适应 / 280。左：标注层列表（进度环、名称、类型、来源、完成数；多人层显示 κ 仪表）+ 句子流（序号、句子、已完成勾、当前蓝点）。中：视图标签（编辑 / 双语对照 / 预标差异）+ 词性着色开关；编辑视图含词性与依存（弧线图，词下方词性标签：虚线 = 建议，实心 = 已确认）、片段与关系（高亮片段 + 标签 + 关系弧）、句对齐（左右两栏连线，虚线待确认）；差异视图（改动 / 确认 / 拒绝计数筛选 + 上下两行对比）。右：当前项（词、标签、来源、置信度、依存、确认 / 修改 / 拒绝、剩余句数与本句待确认数）、标签面板（色块、标签、中文名、数字键）、快捷键</w:t>
+              <w:t xml:space="preserve">三栏 260 / 自适应 / 280。左：标注层列表（进度环、名称、类型、来源、完成数；多人层显示 κ 仪表）+ 句子流（序号、句子、已完成勾、当前蓝点；片段 / 关系层的完成取接口 </w:t>
+            </w:r>
+            <w:r>
+              <w:rPr>
+                <w:rFonts w:ascii="Consolas" w:eastAsia="宋体" w:hAnsi="Consolas" w:cs="Consolas"/>
+              </w:rPr>
+              <w:t xml:space="preserve">done</w:t>
+            </w:r>
+            <w:r>
+              <w:rPr>
+                <w:rFonts w:ascii="宋体" w:eastAsia="宋体" w:hAnsi="宋体" w:cs="宋体"/>
+              </w:rPr>
+              <w:t xml:space="preserve">：未动过的句子不打勾、留在“待办”，多人层须每位标注者完成，规则见[重构设计](platform-redesign.md)第四节）。中：视图标签（编辑 / 双语对照 / 预标差异）+ 词性着色开关；编辑视图含词性与依存（弧线图，词下方词性标签：虚线 = 建议，实心 = 已确认）、片段与关系（高亮片段 + 标签 + 关系弧）、句对齐（左右两栏连线，虚线待确认）；差异视图（改动 / 确认 / 拒绝计数筛选 + 上下两行对比）。右：当前项（词、标签、来源、置信度、依存、确认 / 修改 / 拒绝、剩余句数与本句待确认数）、标签面板（色块、标签、中文名、数字键）、快捷键</w:t>
             </w:r>
           </w:p>
         </w:tc>
@@ -12029,7 +12041,19 @@
               <w:rPr>
                 <w:rFonts w:ascii="宋体" w:eastAsia="宋体" w:hAnsi="宋体" w:cs="宋体"/>
               </w:rPr>
-              <w:t xml:space="preserve">菜单顶部写本层导出口径（与文件内的口径行一致）；各格式：CoNLL-U · sent_id = 文档名-句号；brat standoff · 码点偏移；TMX（词级）· 词对序号从 1 起；JSON；XLSX 统计。多人层另有“JSON · 另附各标注者原始标注”。口径与文件内容见[重构设计](platform-redesign.md)第四节“标注导出”</w:t>
+              <w:t xml:space="preserve">菜单顶部写本层导出口径（与文件内的口径行一致）；各格式：CoNLL-U · sent_id = 文档名-句号；brat standoff · 码点偏移；TMX（词级）· 词对序号从 1 起；JSON；XLSX 统计。多人层另有“JSON · 另附各标注者原始标注”。口径与文件内容见[重构设计](platform-redesign.md)第四节“标注导出”。反馈与检索、统计导出相同（</w:t>
+            </w:r>
+            <w:r>
+              <w:rPr>
+                <w:rFonts w:ascii="Consolas" w:eastAsia="宋体" w:hAnsi="Consolas" w:cs="Consolas"/>
+              </w:rPr>
+              <w:t xml:space="preserve">useExportJob</w:t>
+            </w:r>
+            <w:r>
+              <w:rPr>
+                <w:rFonts w:ascii="宋体" w:eastAsia="宋体" w:hAnsi="宋体" w:cs="宋体"/>
+              </w:rPr>
+              <w:t xml:space="preserve">，复测 2026-10-28）：点击后提示“已开始导出 JSON”等，完成后自动下载并弹出带“下载”链接的“导出完成”提示，离开页面由任务托盘提示；导出进行中按钮置灰</w:t>
             </w:r>
           </w:p>
         </w:tc>
@@ -12273,7 +12297,7 @@
               <w:rPr>
                 <w:rFonts w:ascii="宋体" w:eastAsia="宋体" w:hAnsi="宋体" w:cs="宋体"/>
               </w:rPr>
-              <w:t xml:space="preserve">三栏 260 / 自适应 / 300。左：新对话 + 会话列表（今天 / 本周 / 更早；名称、时间、工具调用次数或任务号、运行中标记）。中：对话流 + 输入框（范围 chip、“工具 38” chip、模型名、发送 / 停止）。右：当前范围（语料库、子库、句对、索引、知识库）、引用结果（编号、工具中文名、摘要，对应回答中的 </w:t>
+              <w:t xml:space="preserve">三栏 260 / 自适应 / 300。左：新对话 + 会话列表（今天 / 本周 / 更早；名称、时间、工具调用次数或任务号、运行中标记）。中：对话流 + 输入框（范围 chip、“工具 39” chip、模型名、发送 / 停止）。右：当前范围（语料库、子库、句对、索引更新 n 前、知识库；不显示索引哈希）、引用结果（编号、工具中文名、摘要，对应回答中的 </w:t>
             </w:r>
             <w:r>
               <w:rPr>
@@ -12285,7 +12309,7 @@
               <w:rPr>
                 <w:rFonts w:ascii="宋体" w:eastAsia="宋体" w:hAnsi="宋体" w:cs="宋体"/>
               </w:rPr>
-              <w:t xml:space="preserve">）、“工具 38”折叠行</w:t>
+              <w:t xml:space="preserve">）、“工具 39”折叠行</w:t>
             </w:r>
           </w:p>
         </w:tc>
@@ -12334,7 +12358,7 @@
               <w:rPr>
                 <w:rFonts w:ascii="宋体" w:eastAsia="宋体" w:hAnsi="宋体" w:cs="宋体"/>
               </w:rPr>
-              <w:t xml:space="preserve">默认收起；右栏“工具 38”或输入框“工具 38”chip 打开。按能力分 7 组（语料与检索、统计、词性与依存标注、片段与对齐、知识库、证据与导出、任务），组名 + 数量，点组名展开中文工具名；本会话用过的组写“已用 N”、工具高亮；写操作标“需确认”。不显示 </w:t>
+              <w:t xml:space="preserve">默认收起；右栏“工具 39”或输入框“工具 39”chip 打开。按能力分 7 组（语料与检索、统计、词性与依存标注、片段与对齐、知识库、证据与导出、任务），组名 + 数量，点组名展开中文工具名；本会话用过的组写“已用 N”、工具高亮；写操作标“需确认”。不显示 </w:t>
             </w:r>
             <w:r>
               <w:rPr>
